--- a/Report/Methods.docx
+++ b/Report/Methods.docx
@@ -406,9 +406,9 @@
                               <w:tblLook w:val="04A0" w:firstRow="1" w:lastRow="0" w:firstColumn="1" w:lastColumn="0" w:noHBand="0" w:noVBand="1"/>
                             </w:tblPr>
                             <w:tblGrid>
-                              <w:gridCol w:w="1928"/>
-                              <w:gridCol w:w="3304"/>
-                              <w:gridCol w:w="3501"/>
+                              <w:gridCol w:w="1925"/>
+                              <w:gridCol w:w="3301"/>
+                              <w:gridCol w:w="3507"/>
                             </w:tblGrid>
                             <w:tr>
                               <w:tc>
@@ -602,13 +602,7 @@
                           </w:tbl>
                           <w:p>
                             <w:r>
-                              <w:t xml:space="preserve">Table </w:t>
-                            </w:r>
-                            <w:r>
-                              <w:t>1</w:t>
-                            </w:r>
-                            <w:r>
-                              <w:t xml:space="preserve">: Experimental Setup showing Text Representation and Model across Baseline and 4 experiments. </w:t>
+                              <w:t xml:space="preserve">Table 1: Experimental Setup showing Text Representation and Model across Baseline and 4 experiments. </w:t>
                             </w:r>
                           </w:p>
                         </w:txbxContent>
@@ -637,9 +631,9 @@
                         <w:tblLook w:val="04A0" w:firstRow="1" w:lastRow="0" w:firstColumn="1" w:lastColumn="0" w:noHBand="0" w:noVBand="1"/>
                       </w:tblPr>
                       <w:tblGrid>
-                        <w:gridCol w:w="1928"/>
-                        <w:gridCol w:w="3304"/>
-                        <w:gridCol w:w="3501"/>
+                        <w:gridCol w:w="1925"/>
+                        <w:gridCol w:w="3301"/>
+                        <w:gridCol w:w="3507"/>
                       </w:tblGrid>
                       <w:tr>
                         <w:tc>
@@ -833,13 +827,7 @@
                     </w:tbl>
                     <w:p>
                       <w:r>
-                        <w:t xml:space="preserve">Table </w:t>
-                      </w:r>
-                      <w:r>
-                        <w:t>1</w:t>
-                      </w:r>
-                      <w:r>
-                        <w:t xml:space="preserve">: Experimental Setup showing Text Representation and Model across Baseline and 4 experiments. </w:t>
+                        <w:t xml:space="preserve">Table 1: Experimental Setup showing Text Representation and Model across Baseline and 4 experiments. </w:t>
                       </w:r>
                     </w:p>
                   </w:txbxContent>
@@ -873,110 +861,104 @@
         </w:rPr>
       </w:pPr>
       <w:r>
+        <w:t xml:space="preserve">Text representation </w:t>
+      </w:r>
+      <w:r>
+        <w:t>a</w:t>
+      </w:r>
+      <w:r>
+        <w:t xml:space="preserve"> key component </w:t>
+      </w:r>
+      <w:r>
+        <w:t xml:space="preserve">of the pipeline as it determines how linguistic and semantic information is captured from the input. </w:t>
+      </w:r>
+      <w:r>
+        <w:rPr>
+          <w:color w:val="000000" w:themeColor="text1"/>
+        </w:rPr>
+        <w:t xml:space="preserve">Models must reason over long, information-dense contexts which will be particularly challenging for sparse representations. </w:t>
+      </w:r>
+      <w:r>
+        <w:t>The baseline system</w:t>
+      </w:r>
+      <w:r>
+        <w:t xml:space="preserve"> using TF-IDF text representation</w:t>
+      </w:r>
+      <w:r>
+        <w:t xml:space="preserve"> is expected to perform adequately on </w:t>
+      </w:r>
+      <w:r>
+        <w:t>straightforward</w:t>
+      </w:r>
+      <w:r>
+        <w:t xml:space="preserve"> instances </w:t>
+      </w:r>
+      <w:r>
+        <w:t>but will struggle with complex questions and abstracts. TF-IDF representations are not able to capture word order and context which limits their ability to capture nuanced meanings and semantic relationships between words.</w:t>
+      </w:r>
+      <w:r>
+        <w:t xml:space="preserve"> </w:t>
+      </w:r>
+      <w:r>
+        <w:t>We compare our baseline system</w:t>
+      </w:r>
+      <w:r>
+        <w:t xml:space="preserve"> using sparse text representation to BERT-based </w:t>
+      </w:r>
+      <w:r>
+        <w:t>contextual embeddings</w:t>
+      </w:r>
+      <w:r>
+        <w:t xml:space="preserve">. </w:t>
+      </w:r>
+      <w:r>
+        <w:t xml:space="preserve">Contextual embeddings generated by pretrained biomedical language models BiomedBERT and BioClinical ModernBERT are able to encapsulate </w:t>
+      </w:r>
+      <w:r>
+        <w:t xml:space="preserve">context-dependant meanings and are therefore expected to perform better. </w:t>
+      </w:r>
+      <w:r>
+        <w:t xml:space="preserve">Multi-phase fine-tuning of BioBERT with long-answer bag-of-word statistics as additional supervision </w:t>
+      </w:r>
+      <w:r>
+        <w:t xml:space="preserve">has previously </w:t>
+      </w:r>
+      <w:r>
+        <w:t>achieve</w:t>
+      </w:r>
+      <w:r>
+        <w:t>d</w:t>
+      </w:r>
+      <w:r>
+        <w:t xml:space="preserve"> 68.1% accuracy </w:t>
+      </w:r>
+      <w:r>
+        <w:fldChar w:fldCharType="begin"/>
+      </w:r>
+      <w:r>
+        <w:instrText xml:space="preserve"> ADDIN ZOTERO_ITEM CSL_CITATION {"citationID":"P9tMkCGa","properties":{"formattedCitation":"(Jin {\\i{}et al.}, 2019)","plainCitation":"(Jin et al., 2019)","noteIndex":0},"citationItems":[{"id":12,"uris":["http://zotero.org/users/19433107/items/MS59WP97"],"itemData":{"id":12,"type":"paper-conference","abstract":"We introduce PubMedQA, a novel biomedical question answering (QA) dataset collected from PubMed abstracts. The task of PubMedQA is to answer research questions with yes/no/maybe (e.g.: Do preoperative statins reduce atrial fibrillation after coronary artery bypass grafting?) using the corresponding abstracts. PubMedQA has 1k expert-annotated, 61.2k unlabeled and 211.3k artificially generated QA instances. Each PubMedQA instance is composed of (1) a question which is either an existing research article title or derived from one, (2) a context which is the corresponding abstract without its conclusion, (3) a long answer, which is the conclusion of the abstract and, presumably, answers the research question, and (4) a yes/no/maybe answer which summarizes the conclusion. PubMedQA is the first QA dataset where reasoning over biomedical research texts, especially their quantitative contents, is required to answer the questions. Our best performing model, multi-phase fine-tuning of BioBERT with long answer bag-of-word statistics as additional supervision, achieves 68.1% accuracy, compared to single human performance of 78.0% accuracy and majority-baseline of 55.2% accuracy, leaving much room for improvement. PubMedQA is publicly available at https://pubmedqa.github.io.","container-title":"Proceedings of the 2019 Conference on Empirical Methods in Natural Language Processing and the 9th International Joint Conference on Natural Language Processing (EMNLP-IJCNLP)","DOI":"10.18653/v1/D19-1259","event-title":"EMNLP-IJCNLP 2019","page":"2567–2577","publisher":"Association for Computational Linguistics","publisher-place":"Hong Kong, China","source":"ACLWeb","title":"PubMedQA: A Dataset for Biomedical Research Question Answering","title-short":"PubMedQA","URL":"https://aclanthology.org/D19-1259/","author":[{"family":"Jin","given":"Qiao"},{"family":"Dhingra","given":"Bhuwan"},{"family":"Liu","given":"Zhengping"},{"family":"Cohen","given":"William"},{"family":"Lu","given":"Xinghua"}],"editor":[{"family":"Inui","given":"Kentaro"},{"family":"Jiang","given":"Jing"},{"family":"Ng","given":"Vincent"},{"family":"Wan","given":"Xiaojun"}],"accessed":{"date-parts":[["2026",4,2]]},"issued":{"date-parts":[["2019",11]]}}}],"schema":"https://github.com/citation-style-language/schema/raw/master/csl-citation.json"} </w:instrText>
+      </w:r>
+      <w:r>
+        <w:fldChar w:fldCharType="separate"/>
+      </w:r>
+      <w:r>
+        <w:rPr>
+          <w:rFonts w:ascii="Aptos"/>
+        </w:rPr>
+        <w:t xml:space="preserve">(Jin </w:t>
+      </w:r>
+      <w:r>
+        <w:rPr>
+          <w:rFonts w:ascii="Aptos"/>
+          <w:i/>
+          <w:iCs/>
+        </w:rPr>
         <w:lastRenderedPageBreak/>
-        <w:t xml:space="preserve">Text representation </w:t>
-      </w:r>
-      <w:r>
-        <w:t>a</w:t>
-      </w:r>
-      <w:r>
-        <w:t xml:space="preserve"> key component </w:t>
-      </w:r>
-      <w:r>
-        <w:t xml:space="preserve">of the pipeline as it determines how linguistic and semantic information is captured from the input. </w:t>
-      </w:r>
-      <w:r>
-        <w:rPr>
-          <w:color w:val="000000" w:themeColor="text1"/>
-        </w:rPr>
-        <w:t xml:space="preserve">Models must reason over long, information-dense contexts which will be particularly challenging for sparse representations. </w:t>
-      </w:r>
-      <w:r>
-        <w:t>The baseline system</w:t>
-      </w:r>
-      <w:r>
-        <w:t xml:space="preserve"> using TF-IDF text representation</w:t>
-      </w:r>
-      <w:r>
-        <w:t xml:space="preserve"> is expected to perform adequately on </w:t>
-      </w:r>
-      <w:r>
-        <w:t>straightforward</w:t>
-      </w:r>
-      <w:r>
-        <w:t xml:space="preserve"> instances </w:t>
-      </w:r>
-      <w:r>
-        <w:t>but will struggle with complex questions and abstracts. TF-IDF representations are not able to capture word order and context which limits their ability to capture nuanced meanings and semantic relationships between words.</w:t>
-      </w:r>
-      <w:r>
-        <w:t xml:space="preserve"> </w:t>
-      </w:r>
-      <w:r>
-        <w:t>We compare our baseline system</w:t>
-      </w:r>
-      <w:r>
-        <w:t xml:space="preserve"> using sparse text representation to </w:t>
-      </w:r>
-      <w:r>
-        <w:t xml:space="preserve">BERT-based </w:t>
-      </w:r>
-      <w:r>
-        <w:t>contextual embeddings</w:t>
-      </w:r>
-      <w:r>
-        <w:t xml:space="preserve">. </w:t>
-      </w:r>
-      <w:r>
-        <w:t xml:space="preserve">Contextual embeddings generated by pretrained biomedical language models BiomedBERT and BioClinical ModernBERT are able to encapsulate </w:t>
-      </w:r>
-      <w:r>
-        <w:t xml:space="preserve">context-dependant meanings and are therefore expected to perform better. </w:t>
-      </w:r>
-      <w:r>
-        <w:t xml:space="preserve">Multi-phase fine-tuning of BioBERT with long-answer bag-of-word statistics as additional supervision </w:t>
-      </w:r>
-      <w:r>
-        <w:t xml:space="preserve">has previously </w:t>
-      </w:r>
-      <w:r>
-        <w:t>achieve</w:t>
-      </w:r>
-      <w:r>
-        <w:t>d</w:t>
-      </w:r>
-      <w:r>
-        <w:t xml:space="preserve"> 68.1% accuracy </w:t>
-      </w:r>
-      <w:r>
-        <w:fldChar w:fldCharType="begin"/>
-      </w:r>
-      <w:r>
-        <w:instrText xml:space="preserve"> ADDIN ZOTERO_ITEM CSL_CITATION {"citationID":"P9tMkCGa","properties":{"formattedCitation":"(Jin {\\i{}et al.}, 2019)","plainCitation":"(Jin et al., 2019)","noteIndex":0},"citationItems":[{"id":12,"uris":["http://zotero.org/users/19433107/items/MS59WP97"],"itemData":{"id":12,"type":"paper-conference","abstract":"We introduce PubMedQA, a novel biomedical question answering (QA) dataset collected from PubMed abstracts. The task of PubMedQA is to answer research questions with yes/no/maybe (e.g.: Do preoperative statins reduce atrial fibrillation after coronary artery bypass grafting?) using the corresponding abstracts. PubMedQA has 1k expert-annotated, 61.2k unlabeled and 211.3k artificially generated QA instances. Each PubMedQA instance is composed of (1) a question which is either an existing research article title or derived from one, (2) a context which is the corresponding abstract without its conclusion, (3) a long answer, which is the conclusion of the abstract and, presumably, answers the research question, and (4) a yes/no/maybe answer which summarizes the conclusion. PubMedQA is the first QA dataset where reasoning over biomedical research texts, especially their quantitative contents, is required to answer the questions. Our best performing model, multi-phase fine-tuning of BioBERT with long answer bag-of-word statistics as additional supervision, achieves 68.1% accuracy, compared to single human performance of 78.0% accuracy and majority-baseline of 55.2% accuracy, leaving much room for improvement. PubMedQA is publicly available at https://pubmedqa.github.io.","container-title":"Proceedings of the 2019 Conference on Empirical Methods in Natural Language Processing and the 9th International Joint Conference on Natural Language Processing (EMNLP-IJCNLP)","DOI":"10.18653/v1/D19-1259","event-title":"EMNLP-IJCNLP 2019","page":"2567–2577","publisher":"Association for Computational Linguistics","publisher-place":"Hong Kong, China","source":"ACLWeb","title":"PubMedQA: A Dataset for Biomedical Research Question Answering","title-short":"PubMedQA","URL":"https://aclanthology.org/D19-1259/","author":[{"family":"Jin","given":"Qiao"},{"family":"Dhingra","given":"Bhuwan"},{"family":"Liu","given":"Zhengping"},{"family":"Cohen","given":"William"},{"family":"Lu","given":"Xinghua"}],"editor":[{"family":"Inui","given":"Kentaro"},{"family":"Jiang","given":"Jing"},{"family":"Ng","given":"Vincent"},{"family":"Wan","given":"Xiaojun"}],"accessed":{"date-parts":[["2026",4,2]]},"issued":{"date-parts":[["2019",11]]}}}],"schema":"https://github.com/citation-style-language/schema/raw/master/csl-citation.json"} </w:instrText>
-      </w:r>
-      <w:r>
-        <w:fldChar w:fldCharType="separate"/>
-      </w:r>
-      <w:r>
-        <w:rPr>
-          <w:rFonts w:ascii="Aptos" w:cs="Times New Roman"/>
-          <w:kern w:val="0"/>
-        </w:rPr>
-        <w:t xml:space="preserve">(Jin </w:t>
-      </w:r>
-      <w:r>
-        <w:rPr>
-          <w:rFonts w:ascii="Aptos" w:cs="Times New Roman"/>
-          <w:i/>
-          <w:iCs/>
-          <w:kern w:val="0"/>
-        </w:rPr>
         <w:t>et al.</w:t>
       </w:r>
       <w:r>
         <w:rPr>
-          <w:rFonts w:ascii="Aptos" w:cs="Times New Roman"/>
-          <w:kern w:val="0"/>
+          <w:rFonts w:ascii="Aptos"/>
         </w:rPr>
         <w:t>, 2019)</w:t>
       </w:r>
@@ -1230,9 +1212,6 @@
                             </w:tr>
                           </w:tbl>
                           <w:p>
-                            <w:pPr>
-                              <w:spacing w:after="0"/>
-                            </w:pPr>
                             <w:r>
                               <w:t xml:space="preserve">Table </w:t>
                             </w:r>
@@ -1404,9 +1383,6 @@
                       </w:tr>
                     </w:tbl>
                     <w:p>
-                      <w:pPr>
-                        <w:spacing w:after="0"/>
-                      </w:pPr>
                       <w:r>
                         <w:t xml:space="preserve">Table </w:t>
                       </w:r>
@@ -1432,93 +1408,2984 @@
     <w:p/>
     <w:p>
       <w:pPr>
-        <w:pStyle w:val="Bibliography"/>
-      </w:pPr>
-      <w:r>
-        <w:lastRenderedPageBreak/>
-        <w:t>REFERENCES</w:t>
-      </w:r>
+        <w:rPr>
+          <w:b/>
+          <w:bCs/>
+        </w:rPr>
+      </w:pPr>
     </w:p>
     <w:p>
       <w:pPr>
-        <w:pStyle w:val="Bibliography"/>
-        <w:rPr>
-          <w:rFonts w:ascii="Aptos"/>
-        </w:rPr>
-      </w:pPr>
-      <w:r>
-        <w:br/>
-      </w:r>
-      <w:r>
-        <w:fldChar w:fldCharType="begin"/>
-      </w:r>
-      <w:r>
-        <w:instrText xml:space="preserve"> ADDIN ZOTERO_BIBL {"uncited":[],"omitted":[],"custom":[]} CSL_BIBLIOGRAPHY </w:instrText>
-      </w:r>
-      <w:r>
-        <w:fldChar w:fldCharType="separate"/>
-      </w:r>
-      <w:r>
-        <w:rPr>
-          <w:rFonts w:ascii="Aptos"/>
-        </w:rPr>
-        <w:t xml:space="preserve">Jin, Q. </w:t>
-      </w:r>
-      <w:r>
-        <w:rPr>
-          <w:rFonts w:ascii="Aptos"/>
-          <w:i/>
-          <w:iCs/>
-        </w:rPr>
-        <w:t>et al.</w:t>
-      </w:r>
-      <w:r>
-        <w:rPr>
-          <w:rFonts w:ascii="Aptos"/>
-        </w:rPr>
-        <w:t xml:space="preserve"> (2019) ‘PubMedQA: A Dataset for Biomedical Research Question Answering’, in K. Inui et al. (eds) </w:t>
-      </w:r>
-      <w:r>
-        <w:rPr>
-          <w:rFonts w:ascii="Aptos"/>
-          <w:i/>
-          <w:iCs/>
-        </w:rPr>
-        <w:t>Proceedings of the 2019 Conference on Empirical Methods in Natural Language Processing and the 9th International Joint Conference on Natural Language Processing (EMNLP-IJCNLP)</w:t>
-      </w:r>
-      <w:r>
-        <w:rPr>
-          <w:rFonts w:ascii="Aptos"/>
-        </w:rPr>
-        <w:t xml:space="preserve">. </w:t>
-      </w:r>
-      <w:r>
-        <w:rPr>
-          <w:rFonts w:ascii="Aptos"/>
-          <w:i/>
-          <w:iCs/>
-        </w:rPr>
-        <w:t>EMNLP-IJCNLP 2019</w:t>
-      </w:r>
-      <w:r>
-        <w:rPr>
-          <w:rFonts w:ascii="Aptos"/>
-        </w:rPr>
-        <w:t>, Hong Kong, China: Association for Computational Linguistics, pp. 2567–2577. Available at: https://doi.org/10.18653/v1/D19-1259.</w:t>
+        <w:spacing w:after="160" w:line="278" w:lineRule="auto"/>
+        <w:rPr>
+          <w:b/>
+          <w:bCs/>
+        </w:rPr>
+      </w:pPr>
+      <w:r>
+        <w:rPr>
+          <w:b/>
+          <w:bCs/>
+        </w:rPr>
+        <w:br w:type="page"/>
       </w:r>
     </w:p>
     <w:p>
       <w:pPr>
+        <w:rPr>
+          <w:b/>
+          <w:bCs/>
+          <w:sz w:val="40"/>
+          <w:szCs w:val="40"/>
+        </w:rPr>
+      </w:pPr>
+      <w:proofErr w:type="spellStart"/>
+      <w:r>
+        <w:rPr>
+          <w:b/>
+          <w:bCs/>
+          <w:sz w:val="40"/>
+          <w:szCs w:val="40"/>
+        </w:rPr>
+        <w:lastRenderedPageBreak/>
+        <w:t>B</w:t>
+      </w:r>
+      <w:r>
+        <w:rPr>
+          <w:b/>
+          <w:bCs/>
+          <w:sz w:val="40"/>
+          <w:szCs w:val="40"/>
+        </w:rPr>
+        <w:t>iomedclinicalBERT</w:t>
+      </w:r>
+      <w:proofErr w:type="spellEnd"/>
+    </w:p>
+    <w:p>
+      <w:pPr>
+        <w:pStyle w:val="Heading2"/>
+        <w:rPr>
+          <w:rFonts w:ascii="Times New Roman" w:hAnsi="Times New Roman" w:cs="Times New Roman"/>
+          <w:b/>
+          <w:bCs/>
+          <w:color w:val="000000"/>
+        </w:rPr>
+      </w:pPr>
+      <w:r>
+        <w:rPr>
+          <w:rFonts w:ascii="Times New Roman" w:hAnsi="Times New Roman" w:cs="Times New Roman"/>
+          <w:b/>
+          <w:bCs/>
+          <w:color w:val="000000"/>
+        </w:rPr>
+        <w:t>Methods</w:t>
+      </w:r>
+    </w:p>
+    <w:p/>
+    <w:p>
+      <w:pPr>
+        <w:pStyle w:val="NormalWeb"/>
+        <w:rPr>
+          <w:color w:val="000000"/>
+        </w:rPr>
+      </w:pPr>
+      <w:r>
+        <w:rPr>
+          <w:color w:val="000000"/>
+        </w:rPr>
+        <w:t xml:space="preserve">We modelled </w:t>
+      </w:r>
+      <w:proofErr w:type="spellStart"/>
+      <w:r>
+        <w:rPr>
+          <w:color w:val="000000"/>
+        </w:rPr>
+        <w:t>PubMedQA</w:t>
+      </w:r>
+      <w:proofErr w:type="spellEnd"/>
+      <w:r>
+        <w:rPr>
+          <w:color w:val="000000"/>
+        </w:rPr>
+        <w:t xml:space="preserve"> as a</w:t>
+      </w:r>
+      <w:r>
+        <w:rPr>
+          <w:rStyle w:val="apple-converted-space"/>
+          <w:rFonts w:eastAsiaTheme="majorEastAsia"/>
+          <w:color w:val="000000"/>
+        </w:rPr>
+        <w:t> </w:t>
+      </w:r>
+      <w:r>
+        <w:rPr>
+          <w:rStyle w:val="Strong"/>
+          <w:rFonts w:eastAsiaTheme="majorEastAsia"/>
+          <w:b w:val="0"/>
+          <w:bCs w:val="0"/>
+          <w:color w:val="000000"/>
+        </w:rPr>
+        <w:t>single medical question answering pipeline</w:t>
+      </w:r>
+      <w:r>
+        <w:rPr>
+          <w:rStyle w:val="apple-converted-space"/>
+          <w:rFonts w:eastAsiaTheme="majorEastAsia"/>
+          <w:color w:val="000000"/>
+        </w:rPr>
+        <w:t> </w:t>
+      </w:r>
+      <w:r>
+        <w:rPr>
+          <w:color w:val="000000"/>
+        </w:rPr>
+        <w:t>in which a question and its supporting abstract text are mapped to one o</w:t>
+      </w:r>
+      <w:r>
+        <w:rPr>
+          <w:color w:val="000000"/>
+        </w:rPr>
+        <w:t xml:space="preserve">f </w:t>
+      </w:r>
+      <w:r>
+        <w:rPr>
+          <w:color w:val="000000"/>
+        </w:rPr>
+        <w:t>the labels</w:t>
+      </w:r>
+      <w:r>
+        <w:rPr>
+          <w:color w:val="000000"/>
+        </w:rPr>
+        <w:t>:</w:t>
+      </w:r>
+      <w:r>
+        <w:rPr>
+          <w:rStyle w:val="apple-converted-space"/>
+          <w:rFonts w:eastAsiaTheme="majorEastAsia"/>
+          <w:color w:val="000000"/>
+        </w:rPr>
+        <w:t> </w:t>
+      </w:r>
+      <w:r>
+        <w:rPr>
+          <w:rStyle w:val="Strong"/>
+          <w:rFonts w:eastAsiaTheme="majorEastAsia"/>
+          <w:b w:val="0"/>
+          <w:bCs w:val="0"/>
+          <w:color w:val="000000"/>
+        </w:rPr>
+        <w:t>yes</w:t>
+      </w:r>
+      <w:r>
+        <w:rPr>
+          <w:color w:val="000000"/>
+        </w:rPr>
+        <w:t>,</w:t>
+      </w:r>
+      <w:r>
+        <w:rPr>
+          <w:rStyle w:val="apple-converted-space"/>
+          <w:rFonts w:eastAsiaTheme="majorEastAsia"/>
+          <w:color w:val="000000"/>
+        </w:rPr>
+        <w:t> </w:t>
+      </w:r>
+      <w:r>
+        <w:rPr>
+          <w:rStyle w:val="Strong"/>
+          <w:rFonts w:eastAsiaTheme="majorEastAsia"/>
+          <w:b w:val="0"/>
+          <w:bCs w:val="0"/>
+          <w:color w:val="000000"/>
+        </w:rPr>
+        <w:t>no</w:t>
+      </w:r>
+      <w:r>
+        <w:rPr>
+          <w:color w:val="000000"/>
+        </w:rPr>
+        <w:t>, or</w:t>
+      </w:r>
+      <w:r>
+        <w:rPr>
+          <w:rStyle w:val="apple-converted-space"/>
+          <w:rFonts w:eastAsiaTheme="majorEastAsia"/>
+          <w:color w:val="000000"/>
+        </w:rPr>
+        <w:t> </w:t>
+      </w:r>
+      <w:r>
+        <w:rPr>
+          <w:rStyle w:val="Strong"/>
+          <w:rFonts w:eastAsiaTheme="majorEastAsia"/>
+          <w:b w:val="0"/>
+          <w:bCs w:val="0"/>
+          <w:color w:val="000000"/>
+        </w:rPr>
+        <w:t>maybe</w:t>
+      </w:r>
+      <w:r>
+        <w:rPr>
+          <w:color w:val="000000"/>
+        </w:rPr>
+        <w:t xml:space="preserve">.  </w:t>
+      </w:r>
+      <w:r>
+        <w:rPr>
+          <w:color w:val="000000"/>
+        </w:rPr>
+        <w:t>The diagram</w:t>
+      </w:r>
+      <w:r>
+        <w:rPr>
+          <w:color w:val="000000"/>
+        </w:rPr>
+        <w:t xml:space="preserve"> summarises the final system and the decision process that led to it.</w:t>
+      </w:r>
+    </w:p>
+    <w:p>
+      <w:pPr>
+        <w:pStyle w:val="Heading3"/>
+        <w:rPr>
+          <w:rFonts w:cs="Times New Roman"/>
+          <w:b/>
+          <w:bCs/>
+          <w:color w:val="000000"/>
+        </w:rPr>
+      </w:pPr>
+      <w:r>
+        <w:rPr>
+          <w:rFonts w:cs="Times New Roman"/>
+          <w:b/>
+          <w:bCs/>
+          <w:color w:val="000000"/>
+        </w:rPr>
+        <w:t xml:space="preserve">Preprocessing </w:t>
+      </w:r>
+    </w:p>
+    <w:p>
+      <w:pPr>
+        <w:pStyle w:val="NormalWeb"/>
+        <w:rPr>
+          <w:i/>
+          <w:iCs/>
+          <w:color w:val="000000"/>
+        </w:rPr>
+      </w:pPr>
+      <w:r>
+        <w:rPr>
+          <w:i/>
+          <w:iCs/>
+          <w:color w:val="000000"/>
+        </w:rPr>
+        <w:t>{</w:t>
+      </w:r>
+      <w:r>
+        <w:rPr>
+          <w:i/>
+          <w:iCs/>
+          <w:color w:val="000000"/>
+        </w:rPr>
+        <w:t>Each example was represented as a paired input of</w:t>
+      </w:r>
+      <w:r>
+        <w:rPr>
+          <w:rStyle w:val="apple-converted-space"/>
+          <w:rFonts w:eastAsiaTheme="majorEastAsia"/>
+          <w:i/>
+          <w:iCs/>
+          <w:color w:val="000000"/>
+        </w:rPr>
+        <w:t> </w:t>
+      </w:r>
+      <w:r>
+        <w:rPr>
+          <w:rStyle w:val="Strong"/>
+          <w:rFonts w:eastAsiaTheme="majorEastAsia"/>
+          <w:b w:val="0"/>
+          <w:bCs w:val="0"/>
+          <w:i/>
+          <w:iCs/>
+          <w:color w:val="000000"/>
+        </w:rPr>
+        <w:t>QUESTION</w:t>
+      </w:r>
+      <w:r>
+        <w:rPr>
+          <w:rStyle w:val="apple-converted-space"/>
+          <w:rFonts w:eastAsiaTheme="majorEastAsia"/>
+          <w:i/>
+          <w:iCs/>
+          <w:color w:val="000000"/>
+        </w:rPr>
+        <w:t> </w:t>
+      </w:r>
+      <w:r>
+        <w:rPr>
+          <w:i/>
+          <w:iCs/>
+          <w:color w:val="000000"/>
+        </w:rPr>
+        <w:t>and</w:t>
+      </w:r>
+      <w:r>
+        <w:rPr>
+          <w:rStyle w:val="apple-converted-space"/>
+          <w:rFonts w:eastAsiaTheme="majorEastAsia"/>
+          <w:i/>
+          <w:iCs/>
+          <w:color w:val="000000"/>
+        </w:rPr>
+        <w:t> </w:t>
+      </w:r>
+      <w:r>
+        <w:rPr>
+          <w:rStyle w:val="Strong"/>
+          <w:rFonts w:eastAsiaTheme="majorEastAsia"/>
+          <w:b w:val="0"/>
+          <w:bCs w:val="0"/>
+          <w:i/>
+          <w:iCs/>
+          <w:color w:val="000000"/>
+        </w:rPr>
+        <w:t>CONTEXTS</w:t>
+      </w:r>
+      <w:r>
+        <w:rPr>
+          <w:i/>
+          <w:iCs/>
+          <w:color w:val="000000"/>
+        </w:rPr>
+        <w:t>, where the context strings were concatenated into a single text field. Labels were mapped as</w:t>
+      </w:r>
+      <w:r>
+        <w:rPr>
+          <w:rStyle w:val="apple-converted-space"/>
+          <w:rFonts w:eastAsiaTheme="majorEastAsia"/>
+          <w:i/>
+          <w:iCs/>
+          <w:color w:val="000000"/>
+        </w:rPr>
+        <w:t> </w:t>
+      </w:r>
+      <w:r>
+        <w:rPr>
+          <w:rStyle w:val="HTMLCode"/>
+          <w:rFonts w:ascii="Times New Roman" w:eastAsiaTheme="majorEastAsia" w:hAnsi="Times New Roman" w:cs="Times New Roman"/>
+          <w:i/>
+          <w:iCs/>
+          <w:color w:val="000000"/>
+          <w:sz w:val="24"/>
+          <w:szCs w:val="24"/>
+        </w:rPr>
+        <w:t>no = 0</w:t>
+      </w:r>
+      <w:r>
+        <w:rPr>
+          <w:i/>
+          <w:iCs/>
+          <w:color w:val="000000"/>
+        </w:rPr>
+        <w:t>,</w:t>
+      </w:r>
+      <w:r>
+        <w:rPr>
+          <w:rStyle w:val="apple-converted-space"/>
+          <w:rFonts w:eastAsiaTheme="majorEastAsia"/>
+          <w:i/>
+          <w:iCs/>
+          <w:color w:val="000000"/>
+        </w:rPr>
+        <w:t> </w:t>
+      </w:r>
+      <w:r>
+        <w:rPr>
+          <w:rStyle w:val="HTMLCode"/>
+          <w:rFonts w:ascii="Times New Roman" w:eastAsiaTheme="majorEastAsia" w:hAnsi="Times New Roman" w:cs="Times New Roman"/>
+          <w:i/>
+          <w:iCs/>
+          <w:color w:val="000000"/>
+          <w:sz w:val="24"/>
+          <w:szCs w:val="24"/>
+        </w:rPr>
+        <w:t>maybe = 1</w:t>
+      </w:r>
+      <w:r>
+        <w:rPr>
+          <w:i/>
+          <w:iCs/>
+          <w:color w:val="000000"/>
+        </w:rPr>
+        <w:t>, and</w:t>
+      </w:r>
+      <w:r>
+        <w:rPr>
+          <w:rStyle w:val="apple-converted-space"/>
+          <w:rFonts w:eastAsiaTheme="majorEastAsia"/>
+          <w:i/>
+          <w:iCs/>
+          <w:color w:val="000000"/>
+        </w:rPr>
+        <w:t> </w:t>
+      </w:r>
+      <w:r>
+        <w:rPr>
+          <w:rStyle w:val="HTMLCode"/>
+          <w:rFonts w:ascii="Times New Roman" w:eastAsiaTheme="majorEastAsia" w:hAnsi="Times New Roman" w:cs="Times New Roman"/>
+          <w:i/>
+          <w:iCs/>
+          <w:color w:val="000000"/>
+          <w:sz w:val="24"/>
+          <w:szCs w:val="24"/>
+        </w:rPr>
+        <w:t>yes = 2</w:t>
+      </w:r>
+      <w:r>
+        <w:rPr>
+          <w:i/>
+          <w:iCs/>
+          <w:color w:val="000000"/>
+        </w:rPr>
+        <w:t>. Tokenisation used the paired form</w:t>
+      </w:r>
+      <w:r>
+        <w:rPr>
+          <w:rStyle w:val="apple-converted-space"/>
+          <w:rFonts w:eastAsiaTheme="majorEastAsia"/>
+          <w:i/>
+          <w:iCs/>
+          <w:color w:val="000000"/>
+        </w:rPr>
+        <w:t> </w:t>
+      </w:r>
+      <w:proofErr w:type="gramStart"/>
+      <w:r>
+        <w:rPr>
+          <w:rStyle w:val="HTMLCode"/>
+          <w:rFonts w:ascii="Times New Roman" w:eastAsiaTheme="majorEastAsia" w:hAnsi="Times New Roman" w:cs="Times New Roman"/>
+          <w:i/>
+          <w:iCs/>
+          <w:color w:val="000000"/>
+          <w:sz w:val="24"/>
+          <w:szCs w:val="24"/>
+        </w:rPr>
+        <w:t>tokenizer(</w:t>
+      </w:r>
+      <w:proofErr w:type="gramEnd"/>
+      <w:r>
+        <w:rPr>
+          <w:rStyle w:val="HTMLCode"/>
+          <w:rFonts w:ascii="Times New Roman" w:eastAsiaTheme="majorEastAsia" w:hAnsi="Times New Roman" w:cs="Times New Roman"/>
+          <w:i/>
+          <w:iCs/>
+          <w:color w:val="000000"/>
+          <w:sz w:val="24"/>
+          <w:szCs w:val="24"/>
+        </w:rPr>
+        <w:t>question, contexts)</w:t>
+      </w:r>
+      <w:r>
+        <w:rPr>
+          <w:rStyle w:val="apple-converted-space"/>
+          <w:rFonts w:eastAsiaTheme="majorEastAsia"/>
+          <w:i/>
+          <w:iCs/>
+          <w:color w:val="000000"/>
+        </w:rPr>
+        <w:t> </w:t>
+      </w:r>
+      <w:r>
+        <w:rPr>
+          <w:i/>
+          <w:iCs/>
+          <w:color w:val="000000"/>
+        </w:rPr>
+        <w:t>with truncation applied to the context side only, so that the question was always preserved in full.</w:t>
+      </w:r>
+    </w:p>
+    <w:p>
+      <w:pPr>
+        <w:pStyle w:val="NormalWeb"/>
+        <w:rPr>
+          <w:i/>
+          <w:iCs/>
+          <w:color w:val="EE0000"/>
+        </w:rPr>
+      </w:pPr>
+      <w:r>
+        <w:rPr>
+          <w:i/>
+          <w:iCs/>
+          <w:color w:val="000000"/>
+        </w:rPr>
+        <w:t>We set</w:t>
+      </w:r>
+      <w:r>
+        <w:rPr>
+          <w:rStyle w:val="apple-converted-space"/>
+          <w:rFonts w:eastAsiaTheme="majorEastAsia"/>
+          <w:i/>
+          <w:iCs/>
+          <w:color w:val="000000"/>
+        </w:rPr>
+        <w:t> </w:t>
+      </w:r>
+      <w:proofErr w:type="spellStart"/>
+      <w:r>
+        <w:rPr>
+          <w:rStyle w:val="HTMLCode"/>
+          <w:rFonts w:ascii="Times New Roman" w:eastAsiaTheme="majorEastAsia" w:hAnsi="Times New Roman" w:cs="Times New Roman"/>
+          <w:i/>
+          <w:iCs/>
+          <w:color w:val="000000"/>
+          <w:sz w:val="24"/>
+          <w:szCs w:val="24"/>
+        </w:rPr>
+        <w:t>max_length</w:t>
+      </w:r>
+      <w:proofErr w:type="spellEnd"/>
+      <w:r>
+        <w:rPr>
+          <w:rStyle w:val="HTMLCode"/>
+          <w:rFonts w:ascii="Times New Roman" w:eastAsiaTheme="majorEastAsia" w:hAnsi="Times New Roman" w:cs="Times New Roman"/>
+          <w:i/>
+          <w:iCs/>
+          <w:color w:val="000000"/>
+          <w:sz w:val="24"/>
+          <w:szCs w:val="24"/>
+        </w:rPr>
+        <w:t xml:space="preserve"> = 512</w:t>
+      </w:r>
+      <w:r>
+        <w:rPr>
+          <w:i/>
+          <w:iCs/>
+          <w:color w:val="000000"/>
+        </w:rPr>
+        <w:t>. This choice was motivated by a token-length analysis over the expert-labelled data: across</w:t>
+      </w:r>
+      <w:r>
+        <w:rPr>
+          <w:rStyle w:val="apple-converted-space"/>
+          <w:rFonts w:eastAsiaTheme="majorEastAsia"/>
+          <w:i/>
+          <w:iCs/>
+          <w:color w:val="000000"/>
+        </w:rPr>
+        <w:t> </w:t>
+      </w:r>
+      <w:r>
+        <w:rPr>
+          <w:rStyle w:val="Strong"/>
+          <w:rFonts w:eastAsiaTheme="majorEastAsia"/>
+          <w:b w:val="0"/>
+          <w:bCs w:val="0"/>
+          <w:i/>
+          <w:iCs/>
+          <w:color w:val="000000"/>
+        </w:rPr>
+        <w:t>5,000 examples</w:t>
+      </w:r>
+      <w:r>
+        <w:rPr>
+          <w:i/>
+          <w:iCs/>
+          <w:color w:val="000000"/>
+        </w:rPr>
+        <w:t>, the</w:t>
+      </w:r>
+      <w:r>
+        <w:rPr>
+          <w:rStyle w:val="apple-converted-space"/>
+          <w:rFonts w:eastAsiaTheme="majorEastAsia"/>
+          <w:i/>
+          <w:iCs/>
+          <w:color w:val="000000"/>
+        </w:rPr>
+        <w:t> </w:t>
+      </w:r>
+      <w:r>
+        <w:rPr>
+          <w:rStyle w:val="Strong"/>
+          <w:rFonts w:eastAsiaTheme="majorEastAsia"/>
+          <w:b w:val="0"/>
+          <w:bCs w:val="0"/>
+          <w:i/>
+          <w:iCs/>
+          <w:color w:val="000000"/>
+        </w:rPr>
+        <w:t>mean length was 302.08 tokens</w:t>
+      </w:r>
+      <w:r>
+        <w:rPr>
+          <w:i/>
+          <w:iCs/>
+          <w:color w:val="000000"/>
+        </w:rPr>
+        <w:t>, the</w:t>
+      </w:r>
+      <w:r>
+        <w:rPr>
+          <w:rStyle w:val="apple-converted-space"/>
+          <w:rFonts w:eastAsiaTheme="majorEastAsia"/>
+          <w:i/>
+          <w:iCs/>
+          <w:color w:val="000000"/>
+        </w:rPr>
+        <w:t> </w:t>
+      </w:r>
+      <w:r>
+        <w:rPr>
+          <w:rStyle w:val="Strong"/>
+          <w:rFonts w:eastAsiaTheme="majorEastAsia"/>
+          <w:b w:val="0"/>
+          <w:bCs w:val="0"/>
+          <w:i/>
+          <w:iCs/>
+          <w:color w:val="000000"/>
+        </w:rPr>
+        <w:t>median was 300</w:t>
+      </w:r>
+      <w:r>
+        <w:rPr>
+          <w:i/>
+          <w:iCs/>
+          <w:color w:val="000000"/>
+        </w:rPr>
+        <w:t>, the</w:t>
+      </w:r>
+      <w:r>
+        <w:rPr>
+          <w:rStyle w:val="apple-converted-space"/>
+          <w:rFonts w:eastAsiaTheme="majorEastAsia"/>
+          <w:i/>
+          <w:iCs/>
+          <w:color w:val="000000"/>
+        </w:rPr>
+        <w:t> </w:t>
+      </w:r>
+      <w:r>
+        <w:rPr>
+          <w:rStyle w:val="Strong"/>
+          <w:rFonts w:eastAsiaTheme="majorEastAsia"/>
+          <w:b w:val="0"/>
+          <w:bCs w:val="0"/>
+          <w:i/>
+          <w:iCs/>
+          <w:color w:val="000000"/>
+        </w:rPr>
+        <w:t>95th percentile was 443.05</w:t>
+      </w:r>
+      <w:r>
+        <w:rPr>
+          <w:i/>
+          <w:iCs/>
+          <w:color w:val="000000"/>
+        </w:rPr>
+        <w:t>, the</w:t>
+      </w:r>
+      <w:r>
+        <w:rPr>
+          <w:rStyle w:val="apple-converted-space"/>
+          <w:rFonts w:eastAsiaTheme="majorEastAsia"/>
+          <w:i/>
+          <w:iCs/>
+          <w:color w:val="000000"/>
+        </w:rPr>
+        <w:t> </w:t>
+      </w:r>
+      <w:r>
+        <w:rPr>
+          <w:rStyle w:val="Strong"/>
+          <w:rFonts w:eastAsiaTheme="majorEastAsia"/>
+          <w:b w:val="0"/>
+          <w:bCs w:val="0"/>
+          <w:i/>
+          <w:iCs/>
+          <w:color w:val="000000"/>
+        </w:rPr>
+        <w:t>99th percentile was 538.02</w:t>
+      </w:r>
+      <w:r>
+        <w:rPr>
+          <w:i/>
+          <w:iCs/>
+          <w:color w:val="000000"/>
+        </w:rPr>
+        <w:t>, and only</w:t>
+      </w:r>
+      <w:r>
+        <w:rPr>
+          <w:rStyle w:val="apple-converted-space"/>
+          <w:rFonts w:eastAsiaTheme="majorEastAsia"/>
+          <w:i/>
+          <w:iCs/>
+          <w:color w:val="000000"/>
+        </w:rPr>
+        <w:t> </w:t>
+      </w:r>
+      <w:r>
+        <w:rPr>
+          <w:rStyle w:val="Strong"/>
+          <w:rFonts w:eastAsiaTheme="majorEastAsia"/>
+          <w:b w:val="0"/>
+          <w:bCs w:val="0"/>
+          <w:i/>
+          <w:iCs/>
+          <w:color w:val="000000"/>
+        </w:rPr>
+        <w:t>90/5000 examples (1.80%)</w:t>
+      </w:r>
+      <w:r>
+        <w:rPr>
+          <w:rStyle w:val="apple-converted-space"/>
+          <w:rFonts w:eastAsiaTheme="majorEastAsia"/>
+          <w:i/>
+          <w:iCs/>
+          <w:color w:val="000000"/>
+        </w:rPr>
+        <w:t> </w:t>
+      </w:r>
+      <w:r>
+        <w:rPr>
+          <w:i/>
+          <w:iCs/>
+          <w:color w:val="000000"/>
+        </w:rPr>
+        <w:t>exceeded 512 tokens. This showed that 512 captures almost the entire dataset while avoiding unnecessary memory cost.</w:t>
+      </w:r>
+      <w:r>
+        <w:rPr>
+          <w:i/>
+          <w:iCs/>
+          <w:color w:val="000000"/>
+        </w:rPr>
+        <w:t xml:space="preserve">} – </w:t>
+      </w:r>
+      <w:r>
+        <w:rPr>
+          <w:i/>
+          <w:iCs/>
+          <w:color w:val="EE0000"/>
+        </w:rPr>
+        <w:t>This as well can be part of the ‘General Methods’</w:t>
+      </w:r>
+    </w:p>
+    <w:p>
+      <w:pPr>
+        <w:pStyle w:val="Heading3"/>
+        <w:rPr>
+          <w:rFonts w:cs="Times New Roman"/>
+          <w:b/>
+          <w:bCs/>
+          <w:color w:val="000000"/>
+        </w:rPr>
+      </w:pPr>
+      <w:r>
+        <w:rPr>
+          <w:rFonts w:cs="Times New Roman"/>
+          <w:b/>
+          <w:bCs/>
+          <w:color w:val="000000"/>
+        </w:rPr>
+        <w:t>Base classifier and supervised optimisation</w:t>
+      </w:r>
+    </w:p>
+    <w:p>
+      <w:pPr>
+        <w:pStyle w:val="NormalWeb"/>
+        <w:rPr>
+          <w:color w:val="000000"/>
+        </w:rPr>
+      </w:pPr>
+      <w:r>
+        <w:rPr>
+          <w:color w:val="000000"/>
+        </w:rPr>
+        <w:t>The main classifier was</w:t>
+      </w:r>
+      <w:r>
+        <w:rPr>
+          <w:rStyle w:val="apple-converted-space"/>
+          <w:rFonts w:eastAsiaTheme="majorEastAsia"/>
+          <w:color w:val="000000"/>
+        </w:rPr>
+        <w:t> </w:t>
+      </w:r>
+      <w:proofErr w:type="spellStart"/>
+      <w:r>
+        <w:rPr>
+          <w:rStyle w:val="Strong"/>
+          <w:rFonts w:eastAsiaTheme="majorEastAsia"/>
+          <w:b w:val="0"/>
+          <w:bCs w:val="0"/>
+          <w:color w:val="000000"/>
+        </w:rPr>
+        <w:t>BioClinical</w:t>
+      </w:r>
+      <w:proofErr w:type="spellEnd"/>
+      <w:r>
+        <w:rPr>
+          <w:rStyle w:val="Strong"/>
+          <w:rFonts w:eastAsiaTheme="majorEastAsia"/>
+          <w:b w:val="0"/>
+          <w:bCs w:val="0"/>
+          <w:color w:val="000000"/>
+        </w:rPr>
+        <w:t xml:space="preserve"> </w:t>
+      </w:r>
+      <w:proofErr w:type="spellStart"/>
+      <w:r>
+        <w:rPr>
+          <w:rStyle w:val="Strong"/>
+          <w:rFonts w:eastAsiaTheme="majorEastAsia"/>
+          <w:b w:val="0"/>
+          <w:bCs w:val="0"/>
+          <w:color w:val="000000"/>
+        </w:rPr>
+        <w:t>ModernBERT</w:t>
+      </w:r>
+      <w:proofErr w:type="spellEnd"/>
+      <w:r>
+        <w:rPr>
+          <w:rStyle w:val="apple-converted-space"/>
+          <w:rFonts w:eastAsiaTheme="majorEastAsia"/>
+          <w:color w:val="000000"/>
+        </w:rPr>
+        <w:t> </w:t>
+      </w:r>
+      <w:r>
+        <w:rPr>
+          <w:color w:val="000000"/>
+        </w:rPr>
+        <w:t>with a three-class sequence-classification head. Initial naïve fine-tuning on fold 0 showed unstable learning and strong majority-class bias, particularly failure to model the underrepresented</w:t>
+      </w:r>
+      <w:r>
+        <w:rPr>
+          <w:rStyle w:val="apple-converted-space"/>
+          <w:rFonts w:eastAsiaTheme="majorEastAsia"/>
+          <w:color w:val="000000"/>
+        </w:rPr>
+        <w:t> </w:t>
+      </w:r>
+      <w:r>
+        <w:rPr>
+          <w:rStyle w:val="HTMLCode"/>
+          <w:rFonts w:ascii="Times New Roman" w:eastAsiaTheme="majorEastAsia" w:hAnsi="Times New Roman" w:cs="Times New Roman"/>
+          <w:color w:val="000000"/>
+          <w:sz w:val="24"/>
+          <w:szCs w:val="24"/>
+        </w:rPr>
+        <w:t>maybe</w:t>
+      </w:r>
+      <w:r>
+        <w:rPr>
+          <w:rStyle w:val="apple-converted-space"/>
+          <w:rFonts w:eastAsiaTheme="majorEastAsia"/>
+          <w:color w:val="000000"/>
+        </w:rPr>
+        <w:t> </w:t>
+      </w:r>
+      <w:r>
+        <w:rPr>
+          <w:color w:val="000000"/>
+        </w:rPr>
+        <w:t>class. We therefore treated</w:t>
+      </w:r>
+      <w:r>
+        <w:rPr>
+          <w:rStyle w:val="apple-converted-space"/>
+          <w:rFonts w:eastAsiaTheme="majorEastAsia"/>
+          <w:color w:val="000000"/>
+        </w:rPr>
+        <w:t> </w:t>
+      </w:r>
+      <w:r>
+        <w:rPr>
+          <w:rStyle w:val="Strong"/>
+          <w:rFonts w:eastAsiaTheme="majorEastAsia"/>
+          <w:b w:val="0"/>
+          <w:bCs w:val="0"/>
+          <w:color w:val="000000"/>
+        </w:rPr>
+        <w:t>class imbalance</w:t>
+      </w:r>
+      <w:r>
+        <w:rPr>
+          <w:rStyle w:val="apple-converted-space"/>
+          <w:rFonts w:eastAsiaTheme="majorEastAsia"/>
+          <w:color w:val="000000"/>
+        </w:rPr>
+        <w:t> </w:t>
+      </w:r>
+      <w:r>
+        <w:rPr>
+          <w:color w:val="000000"/>
+        </w:rPr>
+        <w:t>as the main optimisation problem and compared several training recipes</w:t>
+      </w:r>
+      <w:r>
+        <w:rPr>
+          <w:color w:val="000000"/>
+        </w:rPr>
+        <w:t xml:space="preserve"> to address this</w:t>
+      </w:r>
+      <w:r>
+        <w:rPr>
+          <w:color w:val="000000"/>
+        </w:rPr>
+        <w:t>: plain fine-tuning, class-weighted loss, class-weighted loss plus weighted sampling, and weighted sampling alone.</w:t>
+      </w:r>
+    </w:p>
+    <w:p>
+      <w:pPr>
+        <w:pStyle w:val="NormalWeb"/>
+        <w:rPr>
+          <w:color w:val="000000"/>
+        </w:rPr>
+      </w:pPr>
+      <w:r>
+        <w:rPr>
+          <w:color w:val="000000"/>
+        </w:rPr>
+        <w:t>Model selection used</w:t>
+      </w:r>
+      <w:r>
+        <w:rPr>
+          <w:rStyle w:val="apple-converted-space"/>
+          <w:rFonts w:eastAsiaTheme="majorEastAsia"/>
+          <w:color w:val="000000"/>
+        </w:rPr>
+        <w:t> </w:t>
+      </w:r>
+      <w:r>
+        <w:rPr>
+          <w:rStyle w:val="Strong"/>
+          <w:rFonts w:eastAsiaTheme="majorEastAsia"/>
+          <w:b w:val="0"/>
+          <w:bCs w:val="0"/>
+          <w:color w:val="000000"/>
+        </w:rPr>
+        <w:t>macro F1</w:t>
+      </w:r>
+      <w:r>
+        <w:rPr>
+          <w:rStyle w:val="apple-converted-space"/>
+          <w:rFonts w:eastAsiaTheme="majorEastAsia"/>
+          <w:color w:val="000000"/>
+        </w:rPr>
+        <w:t> </w:t>
+      </w:r>
+      <w:r>
+        <w:rPr>
+          <w:color w:val="000000"/>
+        </w:rPr>
+        <w:t>as the primary metric, with accuracy and per-class F1 as secondary diagnostics. This was important because fold 0 was imbalanced: in training,</w:t>
+      </w:r>
+      <w:r>
+        <w:rPr>
+          <w:rStyle w:val="apple-converted-space"/>
+          <w:rFonts w:eastAsiaTheme="majorEastAsia"/>
+          <w:color w:val="000000"/>
+        </w:rPr>
+        <w:t> </w:t>
+      </w:r>
+      <w:r>
+        <w:rPr>
+          <w:rStyle w:val="HTMLCode"/>
+          <w:rFonts w:ascii="Times New Roman" w:eastAsiaTheme="majorEastAsia" w:hAnsi="Times New Roman" w:cs="Times New Roman"/>
+          <w:color w:val="000000"/>
+          <w:sz w:val="24"/>
+          <w:szCs w:val="24"/>
+        </w:rPr>
+        <w:t>yes = 249</w:t>
+      </w:r>
+      <w:r>
+        <w:rPr>
+          <w:color w:val="000000"/>
+        </w:rPr>
+        <w:t>,</w:t>
+      </w:r>
+      <w:r>
+        <w:rPr>
+          <w:rStyle w:val="apple-converted-space"/>
+          <w:rFonts w:eastAsiaTheme="majorEastAsia"/>
+          <w:color w:val="000000"/>
+        </w:rPr>
+        <w:t> </w:t>
+      </w:r>
+      <w:r>
+        <w:rPr>
+          <w:rStyle w:val="HTMLCode"/>
+          <w:rFonts w:ascii="Times New Roman" w:eastAsiaTheme="majorEastAsia" w:hAnsi="Times New Roman" w:cs="Times New Roman"/>
+          <w:color w:val="000000"/>
+          <w:sz w:val="24"/>
+          <w:szCs w:val="24"/>
+        </w:rPr>
+        <w:t>no = 152</w:t>
+      </w:r>
+      <w:r>
+        <w:rPr>
+          <w:color w:val="000000"/>
+        </w:rPr>
+        <w:t>, and</w:t>
+      </w:r>
+      <w:r>
+        <w:rPr>
+          <w:rStyle w:val="apple-converted-space"/>
+          <w:rFonts w:eastAsiaTheme="majorEastAsia"/>
+          <w:color w:val="000000"/>
+        </w:rPr>
+        <w:t> </w:t>
+      </w:r>
+      <w:r>
+        <w:rPr>
+          <w:rStyle w:val="HTMLCode"/>
+          <w:rFonts w:ascii="Times New Roman" w:eastAsiaTheme="majorEastAsia" w:hAnsi="Times New Roman" w:cs="Times New Roman"/>
+          <w:color w:val="000000"/>
+          <w:sz w:val="24"/>
+          <w:szCs w:val="24"/>
+        </w:rPr>
+        <w:t>maybe = 49</w:t>
+      </w:r>
+      <w:r>
+        <w:rPr>
+          <w:color w:val="000000"/>
+        </w:rPr>
+        <w:t>; in development,</w:t>
+      </w:r>
+      <w:r>
+        <w:rPr>
+          <w:rStyle w:val="apple-converted-space"/>
+          <w:rFonts w:eastAsiaTheme="majorEastAsia"/>
+          <w:color w:val="000000"/>
+        </w:rPr>
+        <w:t> </w:t>
+      </w:r>
+      <w:r>
+        <w:rPr>
+          <w:rStyle w:val="HTMLCode"/>
+          <w:rFonts w:ascii="Times New Roman" w:eastAsiaTheme="majorEastAsia" w:hAnsi="Times New Roman" w:cs="Times New Roman"/>
+          <w:color w:val="000000"/>
+          <w:sz w:val="24"/>
+          <w:szCs w:val="24"/>
+        </w:rPr>
+        <w:t>yes = 27</w:t>
+      </w:r>
+      <w:r>
+        <w:rPr>
+          <w:color w:val="000000"/>
+        </w:rPr>
+        <w:t>,</w:t>
+      </w:r>
+      <w:r>
+        <w:rPr>
+          <w:rStyle w:val="apple-converted-space"/>
+          <w:rFonts w:eastAsiaTheme="majorEastAsia"/>
+          <w:color w:val="000000"/>
+        </w:rPr>
+        <w:t> </w:t>
+      </w:r>
+      <w:r>
+        <w:rPr>
+          <w:rStyle w:val="HTMLCode"/>
+          <w:rFonts w:ascii="Times New Roman" w:eastAsiaTheme="majorEastAsia" w:hAnsi="Times New Roman" w:cs="Times New Roman"/>
+          <w:color w:val="000000"/>
+          <w:sz w:val="24"/>
+          <w:szCs w:val="24"/>
+        </w:rPr>
+        <w:t>no = 17</w:t>
+      </w:r>
+      <w:r>
+        <w:rPr>
+          <w:color w:val="000000"/>
+        </w:rPr>
+        <w:t>, and</w:t>
+      </w:r>
+      <w:r>
+        <w:rPr>
+          <w:rStyle w:val="apple-converted-space"/>
+          <w:rFonts w:eastAsiaTheme="majorEastAsia"/>
+          <w:color w:val="000000"/>
+        </w:rPr>
+        <w:t> </w:t>
+      </w:r>
+      <w:r>
+        <w:rPr>
+          <w:rStyle w:val="HTMLCode"/>
+          <w:rFonts w:ascii="Times New Roman" w:eastAsiaTheme="majorEastAsia" w:hAnsi="Times New Roman" w:cs="Times New Roman"/>
+          <w:color w:val="000000"/>
+          <w:sz w:val="24"/>
+          <w:szCs w:val="24"/>
+        </w:rPr>
+        <w:t>maybe = 6</w:t>
+      </w:r>
+      <w:r>
+        <w:rPr>
+          <w:color w:val="000000"/>
+        </w:rPr>
+        <w:t>. The final</w:t>
+      </w:r>
+      <w:r>
+        <w:rPr>
+          <w:color w:val="000000"/>
+        </w:rPr>
+        <w:t xml:space="preserve"> (best)</w:t>
+      </w:r>
+      <w:r>
+        <w:rPr>
+          <w:color w:val="000000"/>
+        </w:rPr>
+        <w:t xml:space="preserve"> supervised recipe used</w:t>
+      </w:r>
+      <w:r>
+        <w:rPr>
+          <w:rStyle w:val="apple-converted-space"/>
+          <w:rFonts w:eastAsiaTheme="majorEastAsia"/>
+          <w:color w:val="000000"/>
+        </w:rPr>
+        <w:t> </w:t>
+      </w:r>
+      <w:r>
+        <w:rPr>
+          <w:rStyle w:val="Strong"/>
+          <w:rFonts w:eastAsiaTheme="majorEastAsia"/>
+          <w:b w:val="0"/>
+          <w:bCs w:val="0"/>
+          <w:color w:val="000000"/>
+        </w:rPr>
+        <w:t>weighted sampling only</w:t>
+      </w:r>
+      <w:r>
+        <w:rPr>
+          <w:color w:val="000000"/>
+        </w:rPr>
+        <w:t>,</w:t>
+      </w:r>
+      <w:r>
+        <w:rPr>
+          <w:rStyle w:val="apple-converted-space"/>
+          <w:rFonts w:eastAsiaTheme="majorEastAsia"/>
+          <w:color w:val="000000"/>
+        </w:rPr>
+        <w:t> </w:t>
+      </w:r>
+      <w:r>
+        <w:rPr>
+          <w:rStyle w:val="Strong"/>
+          <w:rFonts w:eastAsiaTheme="majorEastAsia"/>
+          <w:b w:val="0"/>
+          <w:bCs w:val="0"/>
+          <w:color w:val="000000"/>
+        </w:rPr>
+        <w:t>no class-weighted loss</w:t>
+      </w:r>
+      <w:r>
+        <w:rPr>
+          <w:color w:val="000000"/>
+        </w:rPr>
+        <w:t>, a learning rate of</w:t>
+      </w:r>
+      <w:r>
+        <w:rPr>
+          <w:rStyle w:val="apple-converted-space"/>
+          <w:rFonts w:eastAsiaTheme="majorEastAsia"/>
+          <w:color w:val="000000"/>
+        </w:rPr>
+        <w:t> </w:t>
+      </w:r>
+      <w:r>
+        <w:rPr>
+          <w:rStyle w:val="Strong"/>
+          <w:rFonts w:eastAsiaTheme="majorEastAsia"/>
+          <w:b w:val="0"/>
+          <w:bCs w:val="0"/>
+          <w:color w:val="000000"/>
+        </w:rPr>
+        <w:t>8e-6</w:t>
+      </w:r>
+      <w:r>
+        <w:rPr>
+          <w:color w:val="000000"/>
+        </w:rPr>
+        <w:t>,</w:t>
+      </w:r>
+      <w:r>
+        <w:rPr>
+          <w:rStyle w:val="apple-converted-space"/>
+          <w:rFonts w:eastAsiaTheme="majorEastAsia"/>
+          <w:color w:val="000000"/>
+        </w:rPr>
+        <w:t> </w:t>
+      </w:r>
+      <w:proofErr w:type="spellStart"/>
+      <w:r>
+        <w:rPr>
+          <w:rStyle w:val="HTMLCode"/>
+          <w:rFonts w:ascii="Times New Roman" w:eastAsiaTheme="majorEastAsia" w:hAnsi="Times New Roman" w:cs="Times New Roman"/>
+          <w:color w:val="000000"/>
+          <w:sz w:val="24"/>
+          <w:szCs w:val="24"/>
+        </w:rPr>
+        <w:t>gradient_accumulation_steps</w:t>
+      </w:r>
+      <w:proofErr w:type="spellEnd"/>
+      <w:r>
+        <w:rPr>
+          <w:rStyle w:val="HTMLCode"/>
+          <w:rFonts w:ascii="Times New Roman" w:eastAsiaTheme="majorEastAsia" w:hAnsi="Times New Roman" w:cs="Times New Roman"/>
+          <w:color w:val="000000"/>
+          <w:sz w:val="24"/>
+          <w:szCs w:val="24"/>
+        </w:rPr>
+        <w:t xml:space="preserve"> = 2</w:t>
+      </w:r>
+      <w:r>
+        <w:rPr>
+          <w:color w:val="000000"/>
+        </w:rPr>
+        <w:t>, dynamic padding with</w:t>
+      </w:r>
+      <w:r>
+        <w:rPr>
+          <w:rStyle w:val="apple-converted-space"/>
+          <w:rFonts w:eastAsiaTheme="majorEastAsia"/>
+          <w:color w:val="000000"/>
+        </w:rPr>
+        <w:t> </w:t>
+      </w:r>
+      <w:proofErr w:type="spellStart"/>
+      <w:r>
+        <w:rPr>
+          <w:rStyle w:val="HTMLCode"/>
+          <w:rFonts w:ascii="Times New Roman" w:eastAsiaTheme="majorEastAsia" w:hAnsi="Times New Roman" w:cs="Times New Roman"/>
+          <w:color w:val="000000"/>
+          <w:sz w:val="24"/>
+          <w:szCs w:val="24"/>
+        </w:rPr>
+        <w:t>DataCollatorWithPadding</w:t>
+      </w:r>
+      <w:proofErr w:type="spellEnd"/>
+      <w:r>
+        <w:rPr>
+          <w:color w:val="000000"/>
+        </w:rPr>
+        <w:t>, early stopping with patience 2, and checkpoint selection by validation macro F1. This gave the best balance across classes and became the reference point for all later improvements.</w:t>
+      </w:r>
+    </w:p>
+    <w:p>
+      <w:pPr>
+        <w:pStyle w:val="Heading3"/>
+        <w:rPr>
+          <w:rFonts w:cs="Times New Roman"/>
+          <w:b/>
+          <w:bCs/>
+          <w:color w:val="000000"/>
+        </w:rPr>
+      </w:pPr>
+      <w:r>
+        <w:rPr>
+          <w:rFonts w:cs="Times New Roman"/>
+          <w:b/>
+          <w:bCs/>
+          <w:color w:val="000000"/>
+        </w:rPr>
+        <w:t>Masked-training pilot and route selection</w:t>
+      </w:r>
+    </w:p>
+    <w:p>
+      <w:pPr>
+        <w:pStyle w:val="NormalWeb"/>
+        <w:rPr>
+          <w:color w:val="000000"/>
+        </w:rPr>
+      </w:pPr>
+      <w:r>
+        <w:rPr>
+          <w:color w:val="000000"/>
+        </w:rPr>
+        <w:t>Our first proposed improvement was</w:t>
+      </w:r>
+      <w:r>
+        <w:rPr>
+          <w:rStyle w:val="apple-converted-space"/>
+          <w:rFonts w:eastAsiaTheme="majorEastAsia"/>
+          <w:color w:val="000000"/>
+        </w:rPr>
+        <w:t> </w:t>
+      </w:r>
+      <w:r>
+        <w:rPr>
+          <w:rStyle w:val="Strong"/>
+          <w:rFonts w:eastAsiaTheme="majorEastAsia"/>
+          <w:b w:val="0"/>
+          <w:bCs w:val="0"/>
+          <w:color w:val="000000"/>
+        </w:rPr>
+        <w:t>masked language model adaptation</w:t>
+      </w:r>
+      <w:r>
+        <w:rPr>
+          <w:rStyle w:val="apple-converted-space"/>
+          <w:rFonts w:eastAsiaTheme="majorEastAsia"/>
+          <w:color w:val="000000"/>
+        </w:rPr>
+        <w:t> </w:t>
+      </w:r>
+      <w:r>
+        <w:rPr>
+          <w:color w:val="000000"/>
+        </w:rPr>
+        <w:t xml:space="preserve">on </w:t>
+      </w:r>
+      <w:r>
+        <w:rPr>
+          <w:color w:val="000000"/>
+        </w:rPr>
+        <w:t xml:space="preserve">the </w:t>
+      </w:r>
+      <w:r>
+        <w:rPr>
+          <w:color w:val="000000"/>
+        </w:rPr>
+        <w:t>unlabelled biomedical text. The hypothesis was that further encoder adaptation on unlabelled data would improve downstream question answering. To test this cheaply, we ran a pilot masked-training stage on</w:t>
+      </w:r>
+      <w:r>
+        <w:rPr>
+          <w:rStyle w:val="apple-converted-space"/>
+          <w:rFonts w:eastAsiaTheme="majorEastAsia"/>
+          <w:color w:val="000000"/>
+        </w:rPr>
+        <w:t> </w:t>
+      </w:r>
+      <w:r>
+        <w:rPr>
+          <w:rStyle w:val="Strong"/>
+          <w:rFonts w:eastAsiaTheme="majorEastAsia"/>
+          <w:b w:val="0"/>
+          <w:bCs w:val="0"/>
+          <w:color w:val="000000"/>
+        </w:rPr>
+        <w:t>5,000 examples</w:t>
+      </w:r>
+      <w:r>
+        <w:rPr>
+          <w:rStyle w:val="apple-converted-space"/>
+          <w:rFonts w:eastAsiaTheme="majorEastAsia"/>
+          <w:color w:val="000000"/>
+        </w:rPr>
+        <w:t> </w:t>
+      </w:r>
+      <w:r>
+        <w:rPr>
+          <w:color w:val="000000"/>
+        </w:rPr>
+        <w:t>drawn from an unlabelled pool of roughly</w:t>
+      </w:r>
+      <w:r>
+        <w:rPr>
+          <w:rStyle w:val="apple-converted-space"/>
+          <w:rFonts w:eastAsiaTheme="majorEastAsia"/>
+          <w:color w:val="000000"/>
+        </w:rPr>
+        <w:t> </w:t>
+      </w:r>
+      <w:r>
+        <w:rPr>
+          <w:rStyle w:val="Strong"/>
+          <w:rFonts w:eastAsiaTheme="majorEastAsia"/>
+          <w:b w:val="0"/>
+          <w:bCs w:val="0"/>
+          <w:color w:val="000000"/>
+        </w:rPr>
+        <w:t>42,000 examples</w:t>
+      </w:r>
+      <w:r>
+        <w:rPr>
+          <w:color w:val="000000"/>
+        </w:rPr>
+        <w:t>, with a smaller held-out subset for MLM evaluation. The remaining unlabelled data was reserved in case the pilot succeeded</w:t>
+      </w:r>
+      <w:r>
+        <w:rPr>
+          <w:color w:val="000000"/>
+        </w:rPr>
+        <w:t xml:space="preserve"> for further finetuning </w:t>
+      </w:r>
+      <w:proofErr w:type="gramStart"/>
+      <w:r>
+        <w:rPr>
+          <w:color w:val="000000"/>
+        </w:rPr>
+        <w:t>later on</w:t>
+      </w:r>
+      <w:proofErr w:type="gramEnd"/>
+      <w:r>
+        <w:rPr>
+          <w:color w:val="000000"/>
+        </w:rPr>
+        <w:t xml:space="preserve"> (pseudo-labelling)</w:t>
+      </w:r>
+      <w:r>
+        <w:rPr>
+          <w:color w:val="000000"/>
+        </w:rPr>
+        <w:t>.</w:t>
+      </w:r>
+    </w:p>
+    <w:p>
+      <w:pPr>
+        <w:pStyle w:val="NormalWeb"/>
+        <w:rPr>
+          <w:color w:val="000000"/>
+        </w:rPr>
+      </w:pPr>
+      <w:r>
+        <w:rPr>
+          <w:color w:val="000000"/>
+        </w:rPr>
+        <w:lastRenderedPageBreak/>
+        <w:t>All experiments were run on a</w:t>
+      </w:r>
+      <w:r>
+        <w:rPr>
+          <w:rStyle w:val="apple-converted-space"/>
+          <w:rFonts w:eastAsiaTheme="majorEastAsia"/>
+          <w:color w:val="000000"/>
+        </w:rPr>
+        <w:t> </w:t>
+      </w:r>
+      <w:r>
+        <w:rPr>
+          <w:rStyle w:val="Strong"/>
+          <w:rFonts w:eastAsiaTheme="majorEastAsia"/>
+          <w:b w:val="0"/>
+          <w:bCs w:val="0"/>
+          <w:color w:val="000000"/>
+        </w:rPr>
+        <w:t>MacBook M1 Max with 32 GB RAM</w:t>
+      </w:r>
+      <w:r>
+        <w:rPr>
+          <w:rStyle w:val="apple-converted-space"/>
+          <w:rFonts w:eastAsiaTheme="majorEastAsia"/>
+          <w:color w:val="000000"/>
+        </w:rPr>
+        <w:t> </w:t>
+      </w:r>
+      <w:r>
+        <w:rPr>
+          <w:color w:val="000000"/>
+        </w:rPr>
+        <w:t xml:space="preserve">using </w:t>
+      </w:r>
+      <w:proofErr w:type="spellStart"/>
+      <w:r>
+        <w:rPr>
+          <w:color w:val="000000"/>
+        </w:rPr>
+        <w:t>PyTorch</w:t>
+      </w:r>
+      <w:proofErr w:type="spellEnd"/>
+      <w:r>
+        <w:rPr>
+          <w:color w:val="000000"/>
+        </w:rPr>
+        <w:t xml:space="preserve"> and Hugging Face on MPS. </w:t>
+      </w:r>
+      <w:r>
+        <w:rPr>
+          <w:color w:val="000000"/>
+        </w:rPr>
+        <w:t>M</w:t>
+      </w:r>
+      <w:r>
+        <w:rPr>
+          <w:color w:val="000000"/>
+        </w:rPr>
+        <w:t>asked training was far more memory-intensive than downstream classification. Peak RAM remained high even when batch size was reduced</w:t>
+      </w:r>
+      <w:r>
+        <w:rPr>
+          <w:color w:val="000000"/>
+        </w:rPr>
+        <w:t xml:space="preserve"> from 8 to 2</w:t>
+      </w:r>
+      <w:r>
+        <w:rPr>
+          <w:color w:val="000000"/>
+        </w:rPr>
+        <w:t xml:space="preserve">, indicating that memory use was driven mainly by model weights, activations, token-level tensors, and full bidirectional self-attention rather than batch size alone. Several reruns were required while adjusting batch size, gradient accumulation, sequence length, and epochs simply to obtain stable runs. Although MLM validation loss improved, downstream </w:t>
+      </w:r>
+      <w:proofErr w:type="spellStart"/>
+      <w:r>
+        <w:rPr>
+          <w:color w:val="000000"/>
+        </w:rPr>
+        <w:t>PubMedQA</w:t>
+      </w:r>
+      <w:proofErr w:type="spellEnd"/>
+      <w:r>
+        <w:rPr>
+          <w:color w:val="000000"/>
+        </w:rPr>
+        <w:t xml:space="preserve"> classification did not improve, even after extending training and restoring the full</w:t>
+      </w:r>
+      <w:r>
+        <w:rPr>
+          <w:rStyle w:val="apple-converted-space"/>
+          <w:rFonts w:eastAsiaTheme="majorEastAsia"/>
+          <w:color w:val="000000"/>
+        </w:rPr>
+        <w:t> </w:t>
+      </w:r>
+      <w:r>
+        <w:rPr>
+          <w:rStyle w:val="Strong"/>
+          <w:rFonts w:eastAsiaTheme="majorEastAsia"/>
+          <w:b w:val="0"/>
+          <w:bCs w:val="0"/>
+          <w:color w:val="000000"/>
+        </w:rPr>
+        <w:t>512-token</w:t>
+      </w:r>
+      <w:r>
+        <w:rPr>
+          <w:rStyle w:val="apple-converted-space"/>
+          <w:rFonts w:eastAsiaTheme="majorEastAsia"/>
+          <w:color w:val="000000"/>
+        </w:rPr>
+        <w:t> </w:t>
+      </w:r>
+      <w:r>
+        <w:rPr>
+          <w:color w:val="000000"/>
+        </w:rPr>
+        <w:t>length</w:t>
+      </w:r>
+      <w:r>
+        <w:rPr>
+          <w:color w:val="000000"/>
+        </w:rPr>
+        <w:t xml:space="preserve"> from an initial 384</w:t>
+      </w:r>
+      <w:r>
+        <w:rPr>
+          <w:color w:val="000000"/>
+        </w:rPr>
+        <w:t>. We therefore rejected the masked-training branch and continued with the better-performing base classifier route.</w:t>
+      </w:r>
+    </w:p>
+    <w:p>
+      <w:pPr>
+        <w:pStyle w:val="Heading3"/>
+        <w:rPr>
+          <w:rFonts w:cs="Times New Roman"/>
+          <w:b/>
+          <w:bCs/>
+          <w:color w:val="000000"/>
+        </w:rPr>
+      </w:pPr>
+      <w:r>
+        <w:rPr>
+          <w:rFonts w:cs="Times New Roman"/>
+          <w:b/>
+          <w:bCs/>
+          <w:color w:val="000000"/>
+        </w:rPr>
+        <w:t>Weak-to-strong downstream pipeline</w:t>
+      </w:r>
+    </w:p>
+    <w:p>
+      <w:pPr>
+        <w:pStyle w:val="NormalWeb"/>
+        <w:rPr>
+          <w:color w:val="000000"/>
+        </w:rPr>
+      </w:pPr>
+      <w:r>
+        <w:rPr>
+          <w:color w:val="000000"/>
+        </w:rPr>
+        <w:t>After rejecting masked adaptation, we designed the final system as a</w:t>
+      </w:r>
+      <w:r>
+        <w:rPr>
+          <w:rStyle w:val="apple-converted-space"/>
+          <w:rFonts w:eastAsiaTheme="majorEastAsia"/>
+          <w:color w:val="000000"/>
+        </w:rPr>
+        <w:t> </w:t>
+      </w:r>
+      <w:r>
+        <w:rPr>
+          <w:rStyle w:val="Strong"/>
+          <w:rFonts w:eastAsiaTheme="majorEastAsia"/>
+          <w:b w:val="0"/>
+          <w:bCs w:val="0"/>
+          <w:color w:val="000000"/>
+        </w:rPr>
+        <w:t>weak-to-strong semi-supervised pipeline</w:t>
+      </w:r>
+      <w:r>
+        <w:rPr>
+          <w:color w:val="000000"/>
+        </w:rPr>
+        <w:t>. The weakly labelled set contained approximately</w:t>
+      </w:r>
+      <w:r>
+        <w:rPr>
+          <w:rStyle w:val="apple-converted-space"/>
+          <w:rFonts w:eastAsiaTheme="majorEastAsia"/>
+          <w:color w:val="000000"/>
+        </w:rPr>
+        <w:t> </w:t>
+      </w:r>
+      <w:r>
+        <w:rPr>
+          <w:rStyle w:val="Strong"/>
+          <w:rFonts w:eastAsiaTheme="majorEastAsia"/>
+          <w:b w:val="0"/>
+          <w:bCs w:val="0"/>
+          <w:color w:val="000000"/>
+        </w:rPr>
+        <w:t>200,000 yes/no examples</w:t>
+      </w:r>
+      <w:r>
+        <w:rPr>
+          <w:color w:val="000000"/>
+        </w:rPr>
+        <w:t>. We first fine-tuned the encoder on this binary task using a binary classification head, then discarded that head and retained only the adapted encoder. This stage was intended to teach coarse biomedical task structure cheaply, without forcing the model to learn the</w:t>
+      </w:r>
+      <w:r>
+        <w:rPr>
+          <w:rStyle w:val="apple-converted-space"/>
+          <w:rFonts w:eastAsiaTheme="majorEastAsia"/>
+          <w:color w:val="000000"/>
+        </w:rPr>
+        <w:t> </w:t>
+      </w:r>
+      <w:r>
+        <w:rPr>
+          <w:rStyle w:val="HTMLCode"/>
+          <w:rFonts w:ascii="Times New Roman" w:eastAsiaTheme="majorEastAsia" w:hAnsi="Times New Roman" w:cs="Times New Roman"/>
+          <w:color w:val="000000"/>
+          <w:sz w:val="24"/>
+          <w:szCs w:val="24"/>
+        </w:rPr>
+        <w:t>maybe</w:t>
+      </w:r>
+      <w:r>
+        <w:rPr>
+          <w:rStyle w:val="apple-converted-space"/>
+          <w:rFonts w:eastAsiaTheme="majorEastAsia"/>
+          <w:color w:val="000000"/>
+        </w:rPr>
+        <w:t> </w:t>
+      </w:r>
+      <w:r>
+        <w:rPr>
+          <w:color w:val="000000"/>
+        </w:rPr>
+        <w:t>class from weak labels that did not contain it.</w:t>
+      </w:r>
+    </w:p>
+    <w:p>
+      <w:pPr>
+        <w:pStyle w:val="NormalWeb"/>
+        <w:rPr>
+          <w:color w:val="000000"/>
+        </w:rPr>
+      </w:pPr>
+      <w:r>
+        <w:rPr>
+          <w:color w:val="000000"/>
+        </w:rPr>
+        <w:t>We then constructed</w:t>
+      </w:r>
+      <w:r>
+        <w:rPr>
+          <w:rStyle w:val="apple-converted-space"/>
+          <w:rFonts w:eastAsiaTheme="majorEastAsia"/>
+          <w:color w:val="000000"/>
+        </w:rPr>
+        <w:t> </w:t>
+      </w:r>
+      <w:r>
+        <w:rPr>
+          <w:rStyle w:val="Strong"/>
+          <w:rFonts w:eastAsiaTheme="majorEastAsia"/>
+          <w:b w:val="0"/>
+          <w:bCs w:val="0"/>
+          <w:color w:val="000000"/>
+        </w:rPr>
+        <w:t>three downstream pipelines</w:t>
+      </w:r>
+      <w:r>
+        <w:rPr>
+          <w:color w:val="000000"/>
+        </w:rPr>
+        <w:t>, all evaluated on the same</w:t>
+      </w:r>
+      <w:r>
+        <w:rPr>
+          <w:rStyle w:val="apple-converted-space"/>
+          <w:rFonts w:eastAsiaTheme="majorEastAsia"/>
+          <w:color w:val="000000"/>
+        </w:rPr>
+        <w:t> </w:t>
+      </w:r>
+      <w:r>
+        <w:rPr>
+          <w:rStyle w:val="Strong"/>
+          <w:rFonts w:eastAsiaTheme="majorEastAsia"/>
+          <w:b w:val="0"/>
+          <w:bCs w:val="0"/>
+          <w:color w:val="000000"/>
+        </w:rPr>
+        <w:t>untouched 200-example expert test set</w:t>
+      </w:r>
+      <w:r>
+        <w:rPr>
+          <w:color w:val="000000"/>
+        </w:rPr>
+        <w:t>.</w:t>
+      </w:r>
+    </w:p>
+    <w:p>
+      <w:pPr>
+        <w:pStyle w:val="NormalWeb"/>
+        <w:rPr>
+          <w:color w:val="000000"/>
+        </w:rPr>
+      </w:pPr>
+      <w:r>
+        <w:rPr>
+          <w:color w:val="000000"/>
+        </w:rPr>
+        <w:t>The first was a</w:t>
+      </w:r>
+      <w:r>
+        <w:rPr>
+          <w:rStyle w:val="apple-converted-space"/>
+          <w:rFonts w:eastAsiaTheme="majorEastAsia"/>
+          <w:color w:val="000000"/>
+        </w:rPr>
+        <w:t> </w:t>
+      </w:r>
+      <w:r>
+        <w:rPr>
+          <w:rStyle w:val="Strong"/>
+          <w:rFonts w:eastAsiaTheme="majorEastAsia"/>
+          <w:b w:val="0"/>
+          <w:bCs w:val="0"/>
+          <w:color w:val="000000"/>
+        </w:rPr>
+        <w:t>simple strong baseline</w:t>
+      </w:r>
+      <w:r>
+        <w:rPr>
+          <w:color w:val="000000"/>
+        </w:rPr>
+        <w:t>: weak-label warm-start, followed by direct three-class fine-tuning on</w:t>
+      </w:r>
+      <w:r>
+        <w:rPr>
+          <w:rStyle w:val="apple-converted-space"/>
+          <w:rFonts w:eastAsiaTheme="majorEastAsia"/>
+          <w:color w:val="000000"/>
+        </w:rPr>
+        <w:t> </w:t>
+      </w:r>
+      <w:r>
+        <w:rPr>
+          <w:rStyle w:val="Strong"/>
+          <w:rFonts w:eastAsiaTheme="majorEastAsia"/>
+          <w:b w:val="0"/>
+          <w:bCs w:val="0"/>
+          <w:color w:val="000000"/>
+        </w:rPr>
+        <w:t>700 expert training examples</w:t>
+      </w:r>
+      <w:r>
+        <w:rPr>
+          <w:rStyle w:val="apple-converted-space"/>
+          <w:rFonts w:eastAsiaTheme="majorEastAsia"/>
+          <w:color w:val="000000"/>
+        </w:rPr>
+        <w:t> </w:t>
+      </w:r>
+      <w:r>
+        <w:rPr>
+          <w:color w:val="000000"/>
+        </w:rPr>
+        <w:t>with</w:t>
+      </w:r>
+      <w:r>
+        <w:rPr>
+          <w:rStyle w:val="apple-converted-space"/>
+          <w:rFonts w:eastAsiaTheme="majorEastAsia"/>
+          <w:color w:val="000000"/>
+        </w:rPr>
+        <w:t> </w:t>
+      </w:r>
+      <w:r>
+        <w:rPr>
+          <w:rStyle w:val="Strong"/>
+          <w:rFonts w:eastAsiaTheme="majorEastAsia"/>
+          <w:b w:val="0"/>
+          <w:bCs w:val="0"/>
+          <w:color w:val="000000"/>
+        </w:rPr>
+        <w:t>100 expert validation examples</w:t>
+      </w:r>
+      <w:r>
+        <w:rPr>
+          <w:color w:val="000000"/>
+        </w:rPr>
+        <w:t>, and no use of the unlabelled pool. This tests whether a simple pipeline using more clean expert labels can outperform more elaborate semi-supervised methods.</w:t>
+      </w:r>
+    </w:p>
+    <w:p>
+      <w:pPr>
+        <w:pStyle w:val="NormalWeb"/>
+        <w:rPr>
+          <w:color w:val="000000"/>
+        </w:rPr>
+      </w:pPr>
+      <w:r>
+        <w:rPr>
+          <w:color w:val="000000"/>
+        </w:rPr>
+        <w:t>The second was a</w:t>
+      </w:r>
+      <w:r>
+        <w:rPr>
+          <w:rStyle w:val="apple-converted-space"/>
+          <w:rFonts w:eastAsiaTheme="majorEastAsia"/>
+          <w:color w:val="000000"/>
+        </w:rPr>
+        <w:t> </w:t>
+      </w:r>
+      <w:r>
+        <w:rPr>
+          <w:rStyle w:val="Strong"/>
+          <w:rFonts w:eastAsiaTheme="majorEastAsia"/>
+          <w:b w:val="0"/>
+          <w:bCs w:val="0"/>
+          <w:color w:val="000000"/>
+        </w:rPr>
+        <w:t>fair expert-only ablation</w:t>
+      </w:r>
+      <w:r>
+        <w:rPr>
+          <w:color w:val="000000"/>
+        </w:rPr>
+        <w:t>: weak-label warm-start, then three-class training on</w:t>
+      </w:r>
+      <w:r>
+        <w:rPr>
+          <w:rStyle w:val="apple-converted-space"/>
+          <w:rFonts w:eastAsiaTheme="majorEastAsia"/>
+          <w:color w:val="000000"/>
+        </w:rPr>
+        <w:t> </w:t>
+      </w:r>
+      <w:r>
+        <w:rPr>
+          <w:rStyle w:val="Strong"/>
+          <w:rFonts w:eastAsiaTheme="majorEastAsia"/>
+          <w:b w:val="0"/>
+          <w:bCs w:val="0"/>
+          <w:color w:val="000000"/>
+        </w:rPr>
+        <w:t>500 expert train</w:t>
+      </w:r>
+      <w:r>
+        <w:rPr>
+          <w:rStyle w:val="apple-converted-space"/>
+          <w:rFonts w:eastAsiaTheme="majorEastAsia"/>
+          <w:color w:val="000000"/>
+        </w:rPr>
+        <w:t> </w:t>
+      </w:r>
+      <w:r>
+        <w:rPr>
+          <w:color w:val="000000"/>
+        </w:rPr>
+        <w:t>and</w:t>
+      </w:r>
+      <w:r>
+        <w:rPr>
+          <w:rStyle w:val="apple-converted-space"/>
+          <w:rFonts w:eastAsiaTheme="majorEastAsia"/>
+          <w:color w:val="000000"/>
+        </w:rPr>
+        <w:t> </w:t>
+      </w:r>
+      <w:r>
+        <w:rPr>
+          <w:rStyle w:val="Strong"/>
+          <w:rFonts w:eastAsiaTheme="majorEastAsia"/>
+          <w:b w:val="0"/>
+          <w:bCs w:val="0"/>
+          <w:color w:val="000000"/>
+        </w:rPr>
+        <w:t xml:space="preserve">100 expert </w:t>
+      </w:r>
+      <w:proofErr w:type="gramStart"/>
+      <w:r>
+        <w:rPr>
+          <w:rStyle w:val="Strong"/>
+          <w:rFonts w:eastAsiaTheme="majorEastAsia"/>
+          <w:b w:val="0"/>
+          <w:bCs w:val="0"/>
+          <w:color w:val="000000"/>
+        </w:rPr>
+        <w:t>validation</w:t>
+      </w:r>
+      <w:proofErr w:type="gramEnd"/>
+      <w:r>
+        <w:rPr>
+          <w:color w:val="000000"/>
+        </w:rPr>
+        <w:t>, followed by a final</w:t>
+      </w:r>
+      <w:r>
+        <w:rPr>
+          <w:rStyle w:val="apple-converted-space"/>
+          <w:rFonts w:eastAsiaTheme="majorEastAsia"/>
+          <w:color w:val="000000"/>
+        </w:rPr>
+        <w:t> </w:t>
+      </w:r>
+      <w:r>
+        <w:rPr>
+          <w:rStyle w:val="Strong"/>
+          <w:rFonts w:eastAsiaTheme="majorEastAsia"/>
+          <w:b w:val="0"/>
+          <w:bCs w:val="0"/>
+          <w:color w:val="000000"/>
+        </w:rPr>
+        <w:t>expert-only polish</w:t>
+      </w:r>
+      <w:r>
+        <w:rPr>
+          <w:rStyle w:val="apple-converted-space"/>
+          <w:rFonts w:eastAsiaTheme="majorEastAsia"/>
+          <w:color w:val="000000"/>
+        </w:rPr>
+        <w:t> </w:t>
+      </w:r>
+      <w:r>
+        <w:rPr>
+          <w:color w:val="000000"/>
+        </w:rPr>
+        <w:t>on a separate set of</w:t>
+      </w:r>
+      <w:r>
+        <w:rPr>
+          <w:rStyle w:val="apple-converted-space"/>
+          <w:rFonts w:eastAsiaTheme="majorEastAsia"/>
+          <w:color w:val="000000"/>
+        </w:rPr>
+        <w:t> </w:t>
+      </w:r>
+      <w:r>
+        <w:rPr>
+          <w:rStyle w:val="Strong"/>
+          <w:rFonts w:eastAsiaTheme="majorEastAsia"/>
+          <w:b w:val="0"/>
+          <w:bCs w:val="0"/>
+          <w:color w:val="000000"/>
+        </w:rPr>
+        <w:t>200 expert examples</w:t>
+      </w:r>
+      <w:r>
+        <w:rPr>
+          <w:color w:val="000000"/>
+        </w:rPr>
+        <w:t>. This matched the supervision schedule of the advanced route while excluding pseudo-labelling, so any performance difference could be attributed to the pseudo-label stage rather than a different data budget.</w:t>
+      </w:r>
+    </w:p>
+    <w:p>
+      <w:pPr>
+        <w:pStyle w:val="NormalWeb"/>
+        <w:rPr>
+          <w:color w:val="000000"/>
+        </w:rPr>
+      </w:pPr>
+      <w:r>
+        <w:rPr>
+          <w:color w:val="000000"/>
+        </w:rPr>
+        <w:t>The third was the</w:t>
+      </w:r>
+      <w:r>
+        <w:rPr>
+          <w:rStyle w:val="apple-converted-space"/>
+          <w:rFonts w:eastAsiaTheme="majorEastAsia"/>
+          <w:color w:val="000000"/>
+        </w:rPr>
+        <w:t> </w:t>
+      </w:r>
+      <w:r>
+        <w:rPr>
+          <w:rStyle w:val="Strong"/>
+          <w:rFonts w:eastAsiaTheme="majorEastAsia"/>
+          <w:b w:val="0"/>
+          <w:bCs w:val="0"/>
+          <w:color w:val="000000"/>
+        </w:rPr>
+        <w:t>full semi-supervised</w:t>
+      </w:r>
+      <w:r>
+        <w:rPr>
+          <w:rStyle w:val="Strong"/>
+          <w:rFonts w:eastAsiaTheme="majorEastAsia"/>
+          <w:b w:val="0"/>
+          <w:bCs w:val="0"/>
+          <w:color w:val="000000"/>
+        </w:rPr>
+        <w:t xml:space="preserve"> advanced</w:t>
+      </w:r>
+      <w:r>
+        <w:rPr>
+          <w:rStyle w:val="Strong"/>
+          <w:rFonts w:eastAsiaTheme="majorEastAsia"/>
+          <w:b w:val="0"/>
+          <w:bCs w:val="0"/>
+          <w:color w:val="000000"/>
+        </w:rPr>
+        <w:t xml:space="preserve"> pipeline</w:t>
+      </w:r>
+      <w:r>
+        <w:rPr>
+          <w:color w:val="000000"/>
+        </w:rPr>
+        <w:t>. Starting from the same weak-label warm-start, we trained a three-class expert teacher on</w:t>
+      </w:r>
+      <w:r>
+        <w:rPr>
+          <w:rStyle w:val="apple-converted-space"/>
+          <w:rFonts w:eastAsiaTheme="majorEastAsia"/>
+          <w:color w:val="000000"/>
+        </w:rPr>
+        <w:t> </w:t>
+      </w:r>
+      <w:r>
+        <w:rPr>
+          <w:rStyle w:val="Strong"/>
+          <w:rFonts w:eastAsiaTheme="majorEastAsia"/>
+          <w:b w:val="0"/>
+          <w:bCs w:val="0"/>
+          <w:color w:val="000000"/>
+        </w:rPr>
+        <w:t>500 expert train</w:t>
+      </w:r>
+      <w:r>
+        <w:rPr>
+          <w:rStyle w:val="apple-converted-space"/>
+          <w:rFonts w:eastAsiaTheme="majorEastAsia"/>
+          <w:color w:val="000000"/>
+        </w:rPr>
+        <w:t> </w:t>
+      </w:r>
+      <w:r>
+        <w:rPr>
+          <w:color w:val="000000"/>
+        </w:rPr>
+        <w:t>and</w:t>
+      </w:r>
+      <w:r>
+        <w:rPr>
+          <w:rStyle w:val="apple-converted-space"/>
+          <w:rFonts w:eastAsiaTheme="majorEastAsia"/>
+          <w:color w:val="000000"/>
+        </w:rPr>
+        <w:t> </w:t>
+      </w:r>
+      <w:r>
+        <w:rPr>
+          <w:rStyle w:val="Strong"/>
+          <w:rFonts w:eastAsiaTheme="majorEastAsia"/>
+          <w:b w:val="0"/>
+          <w:bCs w:val="0"/>
+          <w:color w:val="000000"/>
+        </w:rPr>
+        <w:t xml:space="preserve">100 expert </w:t>
+      </w:r>
+      <w:proofErr w:type="gramStart"/>
+      <w:r>
+        <w:rPr>
+          <w:rStyle w:val="Strong"/>
+          <w:rFonts w:eastAsiaTheme="majorEastAsia"/>
+          <w:b w:val="0"/>
+          <w:bCs w:val="0"/>
+          <w:color w:val="000000"/>
+        </w:rPr>
+        <w:t>validation</w:t>
+      </w:r>
+      <w:proofErr w:type="gramEnd"/>
+      <w:r>
+        <w:rPr>
+          <w:color w:val="000000"/>
+        </w:rPr>
+        <w:t>. We then applied</w:t>
+      </w:r>
+      <w:r>
+        <w:rPr>
+          <w:rStyle w:val="apple-converted-space"/>
+          <w:rFonts w:eastAsiaTheme="majorEastAsia"/>
+          <w:color w:val="000000"/>
+        </w:rPr>
+        <w:t> </w:t>
+      </w:r>
+      <w:r>
+        <w:rPr>
+          <w:rStyle w:val="Strong"/>
+          <w:rFonts w:eastAsiaTheme="majorEastAsia"/>
+          <w:b w:val="0"/>
+          <w:bCs w:val="0"/>
+          <w:color w:val="000000"/>
+        </w:rPr>
+        <w:t>temperature scaling</w:t>
+      </w:r>
+      <w:r>
+        <w:rPr>
+          <w:rStyle w:val="apple-converted-space"/>
+          <w:rFonts w:eastAsiaTheme="majorEastAsia"/>
+          <w:color w:val="000000"/>
+        </w:rPr>
+        <w:t> </w:t>
+      </w:r>
+      <w:r>
+        <w:rPr>
+          <w:color w:val="000000"/>
+        </w:rPr>
+        <w:t xml:space="preserve">on the 100-example validation split so that pseudo-labelling decisions were based on calibrated probabilities rather than raw </w:t>
+      </w:r>
+      <w:proofErr w:type="spellStart"/>
+      <w:r>
+        <w:rPr>
+          <w:color w:val="000000"/>
+        </w:rPr>
+        <w:t>softmax</w:t>
+      </w:r>
+      <w:proofErr w:type="spellEnd"/>
+      <w:r>
+        <w:rPr>
+          <w:color w:val="000000"/>
+        </w:rPr>
+        <w:t xml:space="preserve"> scores. This teacher was used to pseudo-label an unlabelled pool of </w:t>
+      </w:r>
+      <w:r>
+        <w:rPr>
+          <w:rStyle w:val="Strong"/>
+          <w:rFonts w:eastAsiaTheme="majorEastAsia"/>
+          <w:b w:val="0"/>
+          <w:bCs w:val="0"/>
+          <w:color w:val="000000"/>
+        </w:rPr>
+        <w:t>examples</w:t>
+      </w:r>
+      <w:r>
+        <w:rPr>
+          <w:color w:val="000000"/>
+        </w:rPr>
+        <w:t>. To reduce confirmation bias and class drift, only</w:t>
+      </w:r>
+      <w:r>
+        <w:rPr>
+          <w:rStyle w:val="apple-converted-space"/>
+          <w:rFonts w:eastAsiaTheme="majorEastAsia"/>
+          <w:color w:val="000000"/>
+        </w:rPr>
+        <w:t> </w:t>
+      </w:r>
+      <w:r>
+        <w:rPr>
+          <w:rStyle w:val="Strong"/>
+          <w:rFonts w:eastAsiaTheme="majorEastAsia"/>
+          <w:b w:val="0"/>
+          <w:bCs w:val="0"/>
+          <w:color w:val="000000"/>
+        </w:rPr>
+        <w:t>high-confidence pseudo-labels</w:t>
+      </w:r>
+      <w:r>
+        <w:rPr>
+          <w:rStyle w:val="apple-converted-space"/>
+          <w:rFonts w:eastAsiaTheme="majorEastAsia"/>
+          <w:color w:val="000000"/>
+        </w:rPr>
+        <w:t> </w:t>
+      </w:r>
+      <w:r>
+        <w:rPr>
+          <w:color w:val="000000"/>
+        </w:rPr>
+        <w:t>were retained, using</w:t>
+      </w:r>
+      <w:r>
+        <w:rPr>
+          <w:rStyle w:val="apple-converted-space"/>
+          <w:rFonts w:eastAsiaTheme="majorEastAsia"/>
+          <w:color w:val="000000"/>
+        </w:rPr>
+        <w:t> </w:t>
+      </w:r>
+      <w:r>
+        <w:rPr>
+          <w:rStyle w:val="Strong"/>
+          <w:rFonts w:eastAsiaTheme="majorEastAsia"/>
+          <w:b w:val="0"/>
+          <w:bCs w:val="0"/>
+          <w:color w:val="000000"/>
+        </w:rPr>
+        <w:t>class-aware selection</w:t>
+      </w:r>
+      <w:r>
+        <w:rPr>
+          <w:rStyle w:val="apple-converted-space"/>
+          <w:rFonts w:eastAsiaTheme="majorEastAsia"/>
+          <w:color w:val="000000"/>
+        </w:rPr>
+        <w:t> </w:t>
+      </w:r>
+      <w:r>
+        <w:rPr>
+          <w:color w:val="000000"/>
+        </w:rPr>
+        <w:t>rather than a single global threshold. The model was then trained on the combination of the</w:t>
+      </w:r>
+      <w:r>
+        <w:rPr>
+          <w:rStyle w:val="apple-converted-space"/>
+          <w:rFonts w:eastAsiaTheme="majorEastAsia"/>
+          <w:color w:val="000000"/>
+        </w:rPr>
+        <w:t> </w:t>
+      </w:r>
+      <w:r>
+        <w:rPr>
+          <w:rStyle w:val="Strong"/>
+          <w:rFonts w:eastAsiaTheme="majorEastAsia"/>
+          <w:b w:val="0"/>
+          <w:bCs w:val="0"/>
+          <w:color w:val="000000"/>
+        </w:rPr>
+        <w:t>500 expert examples</w:t>
+      </w:r>
+      <w:r>
+        <w:rPr>
+          <w:rStyle w:val="apple-converted-space"/>
+          <w:rFonts w:eastAsiaTheme="majorEastAsia"/>
+          <w:color w:val="000000"/>
+        </w:rPr>
+        <w:t> </w:t>
+      </w:r>
+      <w:r>
+        <w:rPr>
+          <w:color w:val="000000"/>
+        </w:rPr>
+        <w:t>and the selected pseudo-labelled examples, followed by a final</w:t>
+      </w:r>
+      <w:r>
+        <w:rPr>
+          <w:rStyle w:val="apple-converted-space"/>
+          <w:rFonts w:eastAsiaTheme="majorEastAsia"/>
+          <w:color w:val="000000"/>
+        </w:rPr>
+        <w:t> </w:t>
+      </w:r>
+      <w:r>
+        <w:rPr>
+          <w:rStyle w:val="Strong"/>
+          <w:rFonts w:eastAsiaTheme="majorEastAsia"/>
+          <w:b w:val="0"/>
+          <w:bCs w:val="0"/>
+          <w:color w:val="000000"/>
+        </w:rPr>
+        <w:t>expert-only polish</w:t>
+      </w:r>
+      <w:r>
+        <w:rPr>
+          <w:rStyle w:val="apple-converted-space"/>
+          <w:rFonts w:eastAsiaTheme="majorEastAsia"/>
+          <w:color w:val="000000"/>
+        </w:rPr>
+        <w:t> </w:t>
+      </w:r>
+      <w:r>
+        <w:rPr>
+          <w:color w:val="000000"/>
+        </w:rPr>
+        <w:t>on the held-back</w:t>
+      </w:r>
+      <w:r>
+        <w:rPr>
+          <w:rStyle w:val="apple-converted-space"/>
+          <w:rFonts w:eastAsiaTheme="majorEastAsia"/>
+          <w:color w:val="000000"/>
+        </w:rPr>
+        <w:t> </w:t>
+      </w:r>
+      <w:r>
+        <w:rPr>
+          <w:rStyle w:val="Strong"/>
+          <w:rFonts w:eastAsiaTheme="majorEastAsia"/>
+          <w:b w:val="0"/>
+          <w:bCs w:val="0"/>
+          <w:color w:val="000000"/>
+        </w:rPr>
+        <w:t>200 expert examples</w:t>
+      </w:r>
+      <w:r>
+        <w:rPr>
+          <w:color w:val="000000"/>
+        </w:rPr>
+        <w:t>.</w:t>
+      </w:r>
+    </w:p>
+    <w:p>
+      <w:pPr>
+        <w:pStyle w:val="Heading3"/>
+        <w:rPr>
+          <w:rFonts w:cs="Times New Roman"/>
+          <w:b/>
+          <w:bCs/>
+          <w:color w:val="000000"/>
+        </w:rPr>
+      </w:pPr>
+      <w:r>
+        <w:rPr>
+          <w:rFonts w:cs="Times New Roman"/>
+          <w:b/>
+          <w:bCs/>
+          <w:color w:val="000000"/>
+        </w:rPr>
+        <w:t>Experimental design and leakage control</w:t>
+      </w:r>
+    </w:p>
+    <w:p>
+      <w:pPr>
+        <w:pStyle w:val="NormalWeb"/>
+        <w:rPr>
+          <w:i/>
+          <w:iCs/>
+          <w:color w:val="000000"/>
+        </w:rPr>
+      </w:pPr>
+      <w:r>
+        <w:rPr>
+          <w:i/>
+          <w:iCs/>
+          <w:color w:val="000000"/>
+        </w:rPr>
+        <w:t>{</w:t>
+      </w:r>
+      <w:r>
+        <w:rPr>
+          <w:i/>
+          <w:iCs/>
+          <w:color w:val="000000"/>
+        </w:rPr>
+        <w:t>The overall design followed a staged scientific method. We first optimised a strong supervised classifier, then tested one proposed improvement at a time</w:t>
+      </w:r>
+      <w:r>
+        <w:rPr>
+          <w:i/>
+          <w:iCs/>
+          <w:color w:val="000000"/>
+        </w:rPr>
+        <w:t xml:space="preserve"> to keep</w:t>
+      </w:r>
+      <w:r>
+        <w:rPr>
+          <w:i/>
+          <w:iCs/>
+          <w:color w:val="000000"/>
+        </w:rPr>
+        <w:t xml:space="preserve"> the experimental logic interpretable and avoided changing multiple major components simultaneously.</w:t>
+      </w:r>
+    </w:p>
+    <w:p>
+      <w:pPr>
+        <w:pStyle w:val="NormalWeb"/>
+        <w:rPr>
+          <w:i/>
+          <w:iCs/>
+          <w:color w:val="EE0000"/>
+        </w:rPr>
+      </w:pPr>
+      <w:r>
+        <w:rPr>
+          <w:i/>
+          <w:iCs/>
+          <w:color w:val="000000"/>
+        </w:rPr>
+        <w:lastRenderedPageBreak/>
+        <w:t>The downstream comparison was designed specifically to avoid leakage. The</w:t>
+      </w:r>
+      <w:r>
+        <w:rPr>
+          <w:rStyle w:val="apple-converted-space"/>
+          <w:rFonts w:eastAsiaTheme="majorEastAsia"/>
+          <w:i/>
+          <w:iCs/>
+          <w:color w:val="000000"/>
+        </w:rPr>
+        <w:t> </w:t>
+      </w:r>
+      <w:r>
+        <w:rPr>
+          <w:rStyle w:val="Strong"/>
+          <w:rFonts w:eastAsiaTheme="majorEastAsia"/>
+          <w:b w:val="0"/>
+          <w:bCs w:val="0"/>
+          <w:i/>
+          <w:iCs/>
+          <w:color w:val="000000"/>
+        </w:rPr>
+        <w:t xml:space="preserve">200 final </w:t>
+      </w:r>
+      <w:r>
+        <w:rPr>
+          <w:rStyle w:val="Strong"/>
+          <w:rFonts w:eastAsiaTheme="majorEastAsia"/>
+          <w:b w:val="0"/>
+          <w:bCs w:val="0"/>
+          <w:i/>
+          <w:iCs/>
+          <w:color w:val="000000"/>
+        </w:rPr>
+        <w:t xml:space="preserve">expert </w:t>
+      </w:r>
+      <w:r>
+        <w:rPr>
+          <w:rStyle w:val="Strong"/>
+          <w:rFonts w:eastAsiaTheme="majorEastAsia"/>
+          <w:b w:val="0"/>
+          <w:bCs w:val="0"/>
+          <w:i/>
+          <w:iCs/>
+          <w:color w:val="000000"/>
+        </w:rPr>
+        <w:t>test examples</w:t>
+      </w:r>
+      <w:r>
+        <w:rPr>
+          <w:rStyle w:val="apple-converted-space"/>
+          <w:rFonts w:eastAsiaTheme="majorEastAsia"/>
+          <w:i/>
+          <w:iCs/>
+          <w:color w:val="000000"/>
+        </w:rPr>
+        <w:t> </w:t>
+      </w:r>
+      <w:r>
+        <w:rPr>
+          <w:i/>
+          <w:iCs/>
+          <w:color w:val="000000"/>
+        </w:rPr>
+        <w:t>were fixed in advance and never used for training, calibration, threshold selection, pseudo-labelling, or model selection.</w:t>
+      </w:r>
+      <w:r>
+        <w:rPr>
+          <w:i/>
+          <w:iCs/>
+          <w:color w:val="000000"/>
+        </w:rPr>
+        <w:t xml:space="preserve"> The final three models/ablations were then compared on this test set.</w:t>
+      </w:r>
+      <w:r>
+        <w:rPr>
+          <w:i/>
+          <w:iCs/>
+          <w:color w:val="000000"/>
+        </w:rPr>
+        <w:t xml:space="preserve"> </w:t>
+      </w:r>
+    </w:p>
+    <w:p>
+      <w:pPr>
+        <w:pStyle w:val="NormalWeb"/>
+        <w:rPr>
+          <w:color w:val="000000"/>
+        </w:rPr>
+      </w:pPr>
+      <w:r>
+        <w:rPr>
+          <w:i/>
+          <w:iCs/>
+          <w:color w:val="000000"/>
+        </w:rPr>
+        <w:t>Across all final comparisons,</w:t>
+      </w:r>
+      <w:r>
+        <w:rPr>
+          <w:rStyle w:val="apple-converted-space"/>
+          <w:rFonts w:eastAsiaTheme="majorEastAsia"/>
+          <w:i/>
+          <w:iCs/>
+          <w:color w:val="000000"/>
+        </w:rPr>
+        <w:t> </w:t>
+      </w:r>
+      <w:r>
+        <w:rPr>
+          <w:rStyle w:val="Strong"/>
+          <w:rFonts w:eastAsiaTheme="majorEastAsia"/>
+          <w:b w:val="0"/>
+          <w:bCs w:val="0"/>
+          <w:i/>
+          <w:iCs/>
+          <w:color w:val="000000"/>
+        </w:rPr>
+        <w:t>macro F1</w:t>
+      </w:r>
+      <w:r>
+        <w:rPr>
+          <w:rStyle w:val="apple-converted-space"/>
+          <w:rFonts w:eastAsiaTheme="majorEastAsia"/>
+          <w:i/>
+          <w:iCs/>
+          <w:color w:val="000000"/>
+        </w:rPr>
+        <w:t> </w:t>
+      </w:r>
+      <w:r>
+        <w:rPr>
+          <w:i/>
+          <w:iCs/>
+          <w:color w:val="000000"/>
+        </w:rPr>
+        <w:t>was the primary metric because class balance, especially on</w:t>
+      </w:r>
+      <w:r>
+        <w:rPr>
+          <w:rStyle w:val="apple-converted-space"/>
+          <w:rFonts w:eastAsiaTheme="majorEastAsia"/>
+          <w:i/>
+          <w:iCs/>
+          <w:color w:val="000000"/>
+        </w:rPr>
+        <w:t> </w:t>
+      </w:r>
+      <w:r>
+        <w:rPr>
+          <w:rStyle w:val="HTMLCode"/>
+          <w:rFonts w:ascii="Times New Roman" w:eastAsiaTheme="majorEastAsia" w:hAnsi="Times New Roman" w:cs="Times New Roman"/>
+          <w:i/>
+          <w:iCs/>
+          <w:color w:val="000000"/>
+          <w:sz w:val="24"/>
+          <w:szCs w:val="24"/>
+        </w:rPr>
+        <w:t>maybe</w:t>
+      </w:r>
+      <w:r>
+        <w:rPr>
+          <w:i/>
+          <w:iCs/>
+          <w:color w:val="000000"/>
+        </w:rPr>
+        <w:t xml:space="preserve">, mattered more than raw accuracy. Accuracy was reported as a secondary metric. Our final hypothesis </w:t>
+      </w:r>
+      <w:r>
+        <w:rPr>
+          <w:i/>
+          <w:iCs/>
+          <w:color w:val="000000"/>
+        </w:rPr>
+        <w:t xml:space="preserve">for </w:t>
+      </w:r>
+      <w:proofErr w:type="spellStart"/>
+      <w:r>
+        <w:rPr>
+          <w:i/>
+          <w:iCs/>
+          <w:color w:val="000000"/>
+        </w:rPr>
+        <w:t>BiomedClinicalBERT</w:t>
+      </w:r>
+      <w:proofErr w:type="spellEnd"/>
+      <w:r>
+        <w:rPr>
+          <w:i/>
+          <w:iCs/>
+          <w:color w:val="000000"/>
+        </w:rPr>
+        <w:t xml:space="preserve"> </w:t>
+      </w:r>
+      <w:r>
+        <w:rPr>
+          <w:i/>
+          <w:iCs/>
+          <w:color w:val="000000"/>
+        </w:rPr>
+        <w:t>was that the</w:t>
+      </w:r>
+      <w:r>
+        <w:rPr>
+          <w:rStyle w:val="apple-converted-space"/>
+          <w:rFonts w:eastAsiaTheme="majorEastAsia"/>
+          <w:i/>
+          <w:iCs/>
+          <w:color w:val="000000"/>
+        </w:rPr>
+        <w:t> </w:t>
+      </w:r>
+      <w:r>
+        <w:rPr>
+          <w:rStyle w:val="Strong"/>
+          <w:rFonts w:eastAsiaTheme="majorEastAsia"/>
+          <w:b w:val="0"/>
+          <w:bCs w:val="0"/>
+          <w:i/>
+          <w:iCs/>
+          <w:color w:val="000000"/>
+        </w:rPr>
+        <w:t>full semi-</w:t>
+      </w:r>
+      <w:proofErr w:type="gramStart"/>
+      <w:r>
+        <w:rPr>
+          <w:rStyle w:val="Strong"/>
+          <w:rFonts w:eastAsiaTheme="majorEastAsia"/>
+          <w:b w:val="0"/>
+          <w:bCs w:val="0"/>
+          <w:i/>
+          <w:iCs/>
+          <w:color w:val="000000"/>
+        </w:rPr>
+        <w:t xml:space="preserve">supervised </w:t>
+      </w:r>
+      <w:r>
+        <w:rPr>
+          <w:rStyle w:val="Strong"/>
+          <w:rFonts w:eastAsiaTheme="majorEastAsia"/>
+          <w:b w:val="0"/>
+          <w:bCs w:val="0"/>
+          <w:i/>
+          <w:iCs/>
+          <w:color w:val="000000"/>
+        </w:rPr>
+        <w:t xml:space="preserve"> advanced</w:t>
+      </w:r>
+      <w:proofErr w:type="gramEnd"/>
+      <w:r>
+        <w:rPr>
+          <w:rStyle w:val="Strong"/>
+          <w:rFonts w:eastAsiaTheme="majorEastAsia"/>
+          <w:b w:val="0"/>
+          <w:bCs w:val="0"/>
+          <w:i/>
+          <w:iCs/>
+          <w:color w:val="000000"/>
+        </w:rPr>
+        <w:t xml:space="preserve"> </w:t>
+      </w:r>
+      <w:r>
+        <w:rPr>
+          <w:rStyle w:val="Strong"/>
+          <w:rFonts w:eastAsiaTheme="majorEastAsia"/>
+          <w:b w:val="0"/>
+          <w:bCs w:val="0"/>
+          <w:i/>
+          <w:iCs/>
+          <w:color w:val="000000"/>
+        </w:rPr>
+        <w:t>pipeline</w:t>
+      </w:r>
+      <w:r>
+        <w:rPr>
+          <w:rStyle w:val="apple-converted-space"/>
+          <w:rFonts w:eastAsiaTheme="majorEastAsia"/>
+          <w:i/>
+          <w:iCs/>
+          <w:color w:val="000000"/>
+        </w:rPr>
+        <w:t> </w:t>
+      </w:r>
+      <w:r>
+        <w:rPr>
+          <w:i/>
+          <w:iCs/>
+          <w:color w:val="000000"/>
+        </w:rPr>
+        <w:t>would perform best, because it combines coarse adaptation from</w:t>
+      </w:r>
+      <w:r>
+        <w:rPr>
+          <w:rStyle w:val="apple-converted-space"/>
+          <w:rFonts w:eastAsiaTheme="majorEastAsia"/>
+          <w:i/>
+          <w:iCs/>
+          <w:color w:val="000000"/>
+        </w:rPr>
+        <w:t> </w:t>
+      </w:r>
+      <w:r>
+        <w:rPr>
+          <w:rStyle w:val="Strong"/>
+          <w:rFonts w:eastAsiaTheme="majorEastAsia"/>
+          <w:b w:val="0"/>
+          <w:bCs w:val="0"/>
+          <w:i/>
+          <w:iCs/>
+          <w:color w:val="000000"/>
+        </w:rPr>
+        <w:t>200k weak labels</w:t>
+      </w:r>
+      <w:r>
+        <w:rPr>
+          <w:i/>
+          <w:iCs/>
+          <w:color w:val="000000"/>
+        </w:rPr>
+        <w:t>, expert correction from</w:t>
+      </w:r>
+      <w:r>
+        <w:rPr>
+          <w:rStyle w:val="apple-converted-space"/>
+          <w:rFonts w:eastAsiaTheme="majorEastAsia"/>
+          <w:i/>
+          <w:iCs/>
+          <w:color w:val="000000"/>
+        </w:rPr>
+        <w:t> </w:t>
+      </w:r>
+      <w:r>
+        <w:rPr>
+          <w:rStyle w:val="Strong"/>
+          <w:rFonts w:eastAsiaTheme="majorEastAsia"/>
+          <w:b w:val="0"/>
+          <w:bCs w:val="0"/>
+          <w:i/>
+          <w:iCs/>
+          <w:color w:val="000000"/>
+        </w:rPr>
+        <w:t>500 clean labels</w:t>
+      </w:r>
+      <w:r>
+        <w:rPr>
+          <w:i/>
+          <w:iCs/>
+          <w:color w:val="000000"/>
+        </w:rPr>
+        <w:t>, selective expansion through calibrated</w:t>
+      </w:r>
+      <w:r>
+        <w:rPr>
+          <w:i/>
+          <w:iCs/>
+          <w:color w:val="000000"/>
+        </w:rPr>
+        <w:t xml:space="preserve"> </w:t>
+      </w:r>
+      <w:r>
+        <w:rPr>
+          <w:i/>
+          <w:iCs/>
+          <w:color w:val="000000"/>
+        </w:rPr>
+        <w:t>high-confidence and class-aware</w:t>
+      </w:r>
+      <w:r>
+        <w:rPr>
+          <w:i/>
+          <w:iCs/>
+          <w:color w:val="000000"/>
+        </w:rPr>
+        <w:t xml:space="preserve"> pseudo-labelling on</w:t>
+      </w:r>
+      <w:r>
+        <w:rPr>
+          <w:rStyle w:val="apple-converted-space"/>
+          <w:rFonts w:eastAsiaTheme="majorEastAsia"/>
+          <w:i/>
+          <w:iCs/>
+          <w:color w:val="000000"/>
+        </w:rPr>
+        <w:t> </w:t>
+      </w:r>
+      <w:r>
+        <w:rPr>
+          <w:rStyle w:val="Strong"/>
+          <w:rFonts w:eastAsiaTheme="majorEastAsia"/>
+          <w:b w:val="0"/>
+          <w:bCs w:val="0"/>
+          <w:i/>
+          <w:iCs/>
+          <w:color w:val="000000"/>
+        </w:rPr>
+        <w:t xml:space="preserve">the </w:t>
+      </w:r>
+      <w:r>
+        <w:rPr>
+          <w:rStyle w:val="Strong"/>
+          <w:rFonts w:eastAsiaTheme="majorEastAsia"/>
+          <w:b w:val="0"/>
+          <w:bCs w:val="0"/>
+          <w:i/>
+          <w:iCs/>
+          <w:color w:val="000000"/>
+        </w:rPr>
+        <w:t>unlabelled examples</w:t>
+      </w:r>
+      <w:r>
+        <w:rPr>
+          <w:i/>
+          <w:iCs/>
+          <w:color w:val="000000"/>
+        </w:rPr>
+        <w:t>, and</w:t>
+      </w:r>
+      <w:r>
+        <w:rPr>
+          <w:i/>
+          <w:iCs/>
+          <w:color w:val="000000"/>
+        </w:rPr>
+        <w:t xml:space="preserve"> lastly,</w:t>
+      </w:r>
+      <w:r>
+        <w:rPr>
+          <w:i/>
+          <w:iCs/>
+          <w:color w:val="000000"/>
+        </w:rPr>
+        <w:t xml:space="preserve"> a final expert-only refinement stage</w:t>
+      </w:r>
+      <w:r>
+        <w:rPr>
+          <w:i/>
+          <w:iCs/>
+          <w:color w:val="000000"/>
+        </w:rPr>
+        <w:t>.</w:t>
+      </w:r>
+      <w:r>
+        <w:rPr>
+          <w:i/>
+          <w:iCs/>
+          <w:color w:val="000000"/>
+        </w:rPr>
+        <w:t>}</w:t>
+      </w:r>
+      <w:r>
+        <w:rPr>
+          <w:color w:val="000000"/>
+        </w:rPr>
+        <w:t xml:space="preserve"> – </w:t>
+      </w:r>
+      <w:r>
+        <w:rPr>
+          <w:color w:val="EE0000"/>
+        </w:rPr>
+        <w:t xml:space="preserve">This </w:t>
+      </w:r>
+      <w:r>
+        <w:rPr>
+          <w:color w:val="EE0000"/>
+        </w:rPr>
+        <w:t xml:space="preserve">final </w:t>
+      </w:r>
+      <w:r>
+        <w:rPr>
+          <w:color w:val="EE0000"/>
+        </w:rPr>
+        <w:t xml:space="preserve">bit is for everyone. </w:t>
+      </w:r>
+      <w:proofErr w:type="spellStart"/>
+      <w:r>
+        <w:rPr>
+          <w:color w:val="EE0000"/>
+        </w:rPr>
+        <w:t>Im</w:t>
+      </w:r>
+      <w:proofErr w:type="spellEnd"/>
+      <w:r>
+        <w:rPr>
+          <w:color w:val="EE0000"/>
+        </w:rPr>
+        <w:t xml:space="preserve"> thinking, at the start we have a “General Methods” of all the things we all did so we don’t repeat ourselves in our sections and then we frame it under the ‘scientific method’ and a ‘design of experiments’ approach. I reckon </w:t>
+      </w:r>
+      <w:proofErr w:type="spellStart"/>
+      <w:r>
+        <w:rPr>
+          <w:color w:val="EE0000"/>
+        </w:rPr>
+        <w:t>theyd</w:t>
+      </w:r>
+      <w:proofErr w:type="spellEnd"/>
+      <w:r>
+        <w:rPr>
+          <w:color w:val="EE0000"/>
+        </w:rPr>
+        <w:t xml:space="preserve"> eat that up!</w:t>
+      </w:r>
+    </w:p>
+    <w:p>
+      <w:pPr>
+        <w:rPr>
+          <w:b/>
+          <w:bCs/>
+          <w:sz w:val="40"/>
+          <w:szCs w:val="40"/>
+        </w:rPr>
+      </w:pPr>
+    </w:p>
+    <w:p>
+      <w:pPr>
+        <w:rPr>
+          <w:b/>
+          <w:bCs/>
+        </w:rPr>
+      </w:pPr>
+    </w:p>
+    <w:p>
+      <w:r>
+        <w:br w:type="page"/>
+      </w:r>
+    </w:p>
+    <w:p/>
+    <w:p>
+      <w:pPr>
         <w:pStyle w:val="Bibliography"/>
+      </w:pPr>
+      <w:r>
+        <w:t>REFERENCES</w:t>
+      </w:r>
+    </w:p>
+    <w:p>
+      <w:pPr>
+        <w:pStyle w:val="Bibliography"/>
         <w:rPr>
           <w:rFonts w:ascii="Aptos"/>
         </w:rPr>
       </w:pPr>
       <w:r>
+        <w:br/>
+      </w:r>
+      <w:r>
+        <w:fldChar w:fldCharType="begin"/>
+      </w:r>
+      <w:r>
+        <w:instrText xml:space="preserve"> ADDIN ZOTERO_BIBL {"uncited":[],"omitted":[],"custom":[]} CSL_BIBLIOGRAPHY </w:instrText>
+      </w:r>
+      <w:r>
+        <w:fldChar w:fldCharType="separate"/>
+      </w:r>
+      <w:r>
         <w:rPr>
           <w:rFonts w:ascii="Aptos"/>
         </w:rPr>
-        <w:t xml:space="preserve">Sakamoto, H., Watanabe, Y. and Satou, M. (2011) ‘Do preoperative statins reduce atrial fibrillation after coronary artery bypass grafting?’, </w:t>
+        <w:t xml:space="preserve">Jin, Q. </w:t>
       </w:r>
       <w:r>
         <w:rPr>
@@ -1526,13 +4393,141 @@
           <w:i/>
           <w:iCs/>
         </w:rPr>
+        <w:t>et al.</w:t>
+      </w:r>
+      <w:r>
+        <w:rPr>
+          <w:rFonts w:ascii="Aptos"/>
+        </w:rPr>
+        <w:t xml:space="preserve"> (2019) </w:t>
+      </w:r>
+      <w:r>
+        <w:rPr>
+          <w:rFonts w:ascii="Aptos"/>
+        </w:rPr>
+        <w:t>‘</w:t>
+      </w:r>
+      <w:r>
+        <w:rPr>
+          <w:rFonts w:ascii="Aptos"/>
+        </w:rPr>
+        <w:t>PubMedQA: A Dataset for Biomedical Research Question Answering</w:t>
+      </w:r>
+      <w:r>
+        <w:rPr>
+          <w:rFonts w:ascii="Aptos"/>
+        </w:rPr>
+        <w:t>’</w:t>
+      </w:r>
+      <w:r>
+        <w:rPr>
+          <w:rFonts w:ascii="Aptos"/>
+        </w:rPr>
+        <w:t xml:space="preserve">, in K. Inui et al. (eds) </w:t>
+      </w:r>
+      <w:r>
+        <w:rPr>
+          <w:rFonts w:ascii="Aptos"/>
+          <w:i/>
+          <w:iCs/>
+        </w:rPr>
+        <w:t>Proceedings of the 2019 Conference on Empirical Methods in Natural Language Processing and the 9th International Joint Conference on Natural Language Processing (EMNLP-IJCNLP)</w:t>
+      </w:r>
+      <w:r>
+        <w:rPr>
+          <w:rFonts w:ascii="Aptos"/>
+        </w:rPr>
+        <w:t xml:space="preserve">. </w:t>
+      </w:r>
+      <w:r>
+        <w:rPr>
+          <w:rFonts w:ascii="Aptos"/>
+          <w:i/>
+          <w:iCs/>
+        </w:rPr>
+        <w:t>EMNLP-IJCNLP 2019</w:t>
+      </w:r>
+      <w:r>
+        <w:rPr>
+          <w:rFonts w:ascii="Aptos"/>
+        </w:rPr>
+        <w:t>, Hong Kong, China: Association for Computational Linguistics, pp. 2567</w:t>
+      </w:r>
+      <w:r>
+        <w:rPr>
+          <w:rFonts w:ascii="Aptos"/>
+        </w:rPr>
+        <w:t>–</w:t>
+      </w:r>
+      <w:r>
+        <w:rPr>
+          <w:rFonts w:ascii="Aptos"/>
+        </w:rPr>
+        <w:t>2577. Available at: https://doi.org/10.18653/v1/D19-1259.</w:t>
+      </w:r>
+    </w:p>
+    <w:p>
+      <w:pPr>
+        <w:pStyle w:val="Bibliography"/>
+        <w:rPr>
+          <w:rFonts w:ascii="Aptos"/>
+        </w:rPr>
+      </w:pPr>
+      <w:r>
+        <w:rPr>
+          <w:rFonts w:ascii="Aptos"/>
+        </w:rPr>
+        <w:t xml:space="preserve">Sakamoto, H., Watanabe, Y. and Satou, M. (2011) </w:t>
+      </w:r>
+      <w:r>
+        <w:rPr>
+          <w:rFonts w:ascii="Aptos"/>
+        </w:rPr>
+        <w:t>‘</w:t>
+      </w:r>
+      <w:r>
+        <w:rPr>
+          <w:rFonts w:ascii="Aptos"/>
+        </w:rPr>
+        <w:t>Do preoperative statins reduce atrial fibrillation after coronary artery bypass grafting?</w:t>
+      </w:r>
+      <w:r>
+        <w:rPr>
+          <w:rFonts w:ascii="Aptos"/>
+        </w:rPr>
+        <w:t>’</w:t>
+      </w:r>
+      <w:r>
+        <w:rPr>
+          <w:rFonts w:ascii="Aptos"/>
+        </w:rPr>
+        <w:t xml:space="preserve">, </w:t>
+      </w:r>
+      <w:r>
+        <w:rPr>
+          <w:rFonts w:ascii="Aptos"/>
+          <w:i/>
+          <w:iCs/>
+        </w:rPr>
         <w:t>Annals of thoracic and cardiovascular surgery</w:t>
       </w:r>
       <w:r>
         <w:rPr>
           <w:rFonts w:ascii="Aptos"/>
         </w:rPr>
-        <w:t>, 17(4), pp. 376–382.</w:t>
+        <w:t>, 17(4), pp. 376</w:t>
+      </w:r>
+      <w:r>
+        <w:rPr>
+          <w:rFonts w:ascii="Aptos"/>
+        </w:rPr>
+        <w:t>–</w:t>
+      </w:r>
+      <w:r>
+        <w:rPr>
+          <w:rFonts w:ascii="Aptos"/>
+        </w:rPr>
+        <w:t>382.</w:t>
       </w:r>
     </w:p>
     <w:p>
@@ -1556,6 +4551,155 @@
 <file path=word/numbering.xml><?xml version="1.0" encoding="utf-8"?>
 <w:numbering xmlns:wpc="http://schemas.microsoft.com/office/word/2010/wordprocessingCanvas" xmlns:cx="http://schemas.microsoft.com/office/drawing/2014/chartex" xmlns:cx1="http://schemas.microsoft.com/office/drawing/2015/9/8/chartex" xmlns:cx2="http://schemas.microsoft.com/office/drawing/2015/10/21/chartex" xmlns:cx3="http://schemas.microsoft.com/office/drawing/2016/5/9/chartex" xmlns:cx4="http://schemas.microsoft.com/office/drawing/2016/5/10/chartex" xmlns:cx5="http://schemas.microsoft.com/office/drawing/2016/5/11/chartex" xmlns:cx6="http://schemas.microsoft.com/office/drawing/2016/5/12/chartex" xmlns:cx7="http://schemas.microsoft.com/office/drawing/2016/5/13/chartex" xmlns:cx8="http://schemas.microsoft.com/office/drawing/2016/5/14/chartex" xmlns:mc="http://schemas.openxmlformats.org/markup-compatibility/2006" xmlns:aink="http://schemas.microsoft.com/office/drawing/2016/ink" xmlns:am3d="http://schemas.microsoft.com/office/drawing/2017/model3d" xmlns:o="urn:schemas-microsoft-com:office:office" xmlns:oel="http://schemas.microsoft.com/office/2019/extlst" xmlns:r="http://schemas.openxmlformats.org/officeDocument/2006/relationships" xmlns:m="http://schemas.openxmlformats.org/officeDocument/2006/math" xmlns:v="urn:schemas-microsoft-com:vml" xmlns:wp14="http://schemas.microsoft.com/office/word/2010/wordprocessingDrawing" xmlns:wp="http://schemas.openxmlformats.org/drawingml/2006/wordprocessingDrawing" xmlns:w10="urn:schemas-microsoft-com:office:word" xmlns:w="http://schemas.openxmlformats.org/wordprocessingml/2006/main" xmlns:w14="http://schemas.microsoft.com/office/word/2010/wordml" xmlns:w15="http://schemas.microsoft.com/office/word/2012/wordml" xmlns:w16cex="http://schemas.microsoft.com/office/word/2018/wordml/cex" xmlns:w16cid="http://schemas.microsoft.com/office/word/2016/wordml/cid" xmlns:w16="http://schemas.microsoft.com/office/word/2018/wordml" xmlns:w16du="http://schemas.microsoft.com/office/word/2023/wordml/word16du" xmlns:w16sdtdh="http://schemas.microsoft.com/office/word/2020/wordml/sdtdatahash" xmlns:w16sdtfl="http://schemas.microsoft.com/office/word/2024/wordml/sdtformatlock" xmlns:w16se="http://schemas.microsoft.com/office/word/2015/wordml/symex" xmlns:wpg="http://schemas.microsoft.com/office/word/2010/wordprocessingGroup" xmlns:wpi="http://schemas.microsoft.com/office/word/2010/wordprocessingInk" xmlns:wne="http://schemas.microsoft.com/office/word/2006/wordml" xmlns:wps="http://schemas.microsoft.com/office/word/2010/wordprocessingShape" mc:Ignorable="w14 w15 w16se w16cid w16 w16cex w16sdtdh w16sdtfl w16du wp14">
   <w:abstractNum w:abstractNumId="0" w15:restartNumberingAfterBreak="0">
+    <w:nsid w:val="090A6E20"/>
+    <w:multiLevelType w:val="multilevel"/>
+    <w:tmpl w:val="4708677C"/>
+    <w:lvl w:ilvl="0">
+      <w:start w:val="1"/>
+      <w:numFmt w:val="bullet"/>
+      <w:lvlText w:val=""/>
+      <w:lvlJc w:val="left"/>
+      <w:pPr>
+        <w:tabs>
+          <w:tab w:val="num" w:pos="720"/>
+        </w:tabs>
+        <w:ind w:left="720" w:hanging="360"/>
+      </w:pPr>
+      <w:rPr>
+        <w:rFonts w:ascii="Symbol" w:hAnsi="Symbol" w:hint="default"/>
+        <w:sz w:val="20"/>
+      </w:rPr>
+    </w:lvl>
+    <w:lvl w:ilvl="1" w:tentative="1">
+      <w:start w:val="1"/>
+      <w:numFmt w:val="bullet"/>
+      <w:lvlText w:val="o"/>
+      <w:lvlJc w:val="left"/>
+      <w:pPr>
+        <w:tabs>
+          <w:tab w:val="num" w:pos="1440"/>
+        </w:tabs>
+        <w:ind w:left="1440" w:hanging="360"/>
+      </w:pPr>
+      <w:rPr>
+        <w:rFonts w:ascii="Courier New" w:hAnsi="Courier New" w:hint="default"/>
+        <w:sz w:val="20"/>
+      </w:rPr>
+    </w:lvl>
+    <w:lvl w:ilvl="2" w:tentative="1">
+      <w:start w:val="1"/>
+      <w:numFmt w:val="bullet"/>
+      <w:lvlText w:val=""/>
+      <w:lvlJc w:val="left"/>
+      <w:pPr>
+        <w:tabs>
+          <w:tab w:val="num" w:pos="2160"/>
+        </w:tabs>
+        <w:ind w:left="2160" w:hanging="360"/>
+      </w:pPr>
+      <w:rPr>
+        <w:rFonts w:ascii="Wingdings" w:hAnsi="Wingdings" w:hint="default"/>
+        <w:sz w:val="20"/>
+      </w:rPr>
+    </w:lvl>
+    <w:lvl w:ilvl="3" w:tentative="1">
+      <w:start w:val="1"/>
+      <w:numFmt w:val="bullet"/>
+      <w:lvlText w:val=""/>
+      <w:lvlJc w:val="left"/>
+      <w:pPr>
+        <w:tabs>
+          <w:tab w:val="num" w:pos="2880"/>
+        </w:tabs>
+        <w:ind w:left="2880" w:hanging="360"/>
+      </w:pPr>
+      <w:rPr>
+        <w:rFonts w:ascii="Wingdings" w:hAnsi="Wingdings" w:hint="default"/>
+        <w:sz w:val="20"/>
+      </w:rPr>
+    </w:lvl>
+    <w:lvl w:ilvl="4" w:tentative="1">
+      <w:start w:val="1"/>
+      <w:numFmt w:val="bullet"/>
+      <w:lvlText w:val=""/>
+      <w:lvlJc w:val="left"/>
+      <w:pPr>
+        <w:tabs>
+          <w:tab w:val="num" w:pos="3600"/>
+        </w:tabs>
+        <w:ind w:left="3600" w:hanging="360"/>
+      </w:pPr>
+      <w:rPr>
+        <w:rFonts w:ascii="Wingdings" w:hAnsi="Wingdings" w:hint="default"/>
+        <w:sz w:val="20"/>
+      </w:rPr>
+    </w:lvl>
+    <w:lvl w:ilvl="5" w:tentative="1">
+      <w:start w:val="1"/>
+      <w:numFmt w:val="bullet"/>
+      <w:lvlText w:val=""/>
+      <w:lvlJc w:val="left"/>
+      <w:pPr>
+        <w:tabs>
+          <w:tab w:val="num" w:pos="4320"/>
+        </w:tabs>
+        <w:ind w:left="4320" w:hanging="360"/>
+      </w:pPr>
+      <w:rPr>
+        <w:rFonts w:ascii="Wingdings" w:hAnsi="Wingdings" w:hint="default"/>
+        <w:sz w:val="20"/>
+      </w:rPr>
+    </w:lvl>
+    <w:lvl w:ilvl="6" w:tentative="1">
+      <w:start w:val="1"/>
+      <w:numFmt w:val="bullet"/>
+      <w:lvlText w:val=""/>
+      <w:lvlJc w:val="left"/>
+      <w:pPr>
+        <w:tabs>
+          <w:tab w:val="num" w:pos="5040"/>
+        </w:tabs>
+        <w:ind w:left="5040" w:hanging="360"/>
+      </w:pPr>
+      <w:rPr>
+        <w:rFonts w:ascii="Wingdings" w:hAnsi="Wingdings" w:hint="default"/>
+        <w:sz w:val="20"/>
+      </w:rPr>
+    </w:lvl>
+    <w:lvl w:ilvl="7" w:tentative="1">
+      <w:start w:val="1"/>
+      <w:numFmt w:val="bullet"/>
+      <w:lvlText w:val=""/>
+      <w:lvlJc w:val="left"/>
+      <w:pPr>
+        <w:tabs>
+          <w:tab w:val="num" w:pos="5760"/>
+        </w:tabs>
+        <w:ind w:left="5760" w:hanging="360"/>
+      </w:pPr>
+      <w:rPr>
+        <w:rFonts w:ascii="Wingdings" w:hAnsi="Wingdings" w:hint="default"/>
+        <w:sz w:val="20"/>
+      </w:rPr>
+    </w:lvl>
+    <w:lvl w:ilvl="8" w:tentative="1">
+      <w:start w:val="1"/>
+      <w:numFmt w:val="bullet"/>
+      <w:lvlText w:val=""/>
+      <w:lvlJc w:val="left"/>
+      <w:pPr>
+        <w:tabs>
+          <w:tab w:val="num" w:pos="6480"/>
+        </w:tabs>
+        <w:ind w:left="6480" w:hanging="360"/>
+      </w:pPr>
+      <w:rPr>
+        <w:rFonts w:ascii="Wingdings" w:hAnsi="Wingdings" w:hint="default"/>
+        <w:sz w:val="20"/>
+      </w:rPr>
+    </w:lvl>
+  </w:abstractNum>
+  <w:abstractNum w:abstractNumId="1" w15:restartNumberingAfterBreak="0">
     <w:nsid w:val="14AF43FB"/>
     <w:multiLevelType w:val="multilevel"/>
     <w:tmpl w:val="7D32597A"/>
@@ -1704,7 +4848,7 @@
       </w:rPr>
     </w:lvl>
   </w:abstractNum>
-  <w:abstractNum w:abstractNumId="1" w15:restartNumberingAfterBreak="0">
+  <w:abstractNum w:abstractNumId="2" w15:restartNumberingAfterBreak="0">
     <w:nsid w:val="231C1EF3"/>
     <w:multiLevelType w:val="multilevel"/>
     <w:tmpl w:val="329E234C"/>
@@ -1853,7 +4997,7 @@
       </w:rPr>
     </w:lvl>
   </w:abstractNum>
-  <w:abstractNum w:abstractNumId="2" w15:restartNumberingAfterBreak="0">
+  <w:abstractNum w:abstractNumId="3" w15:restartNumberingAfterBreak="0">
     <w:nsid w:val="26636923"/>
     <w:multiLevelType w:val="multilevel"/>
     <w:tmpl w:val="757EDC84"/>
@@ -2002,7 +5146,7 @@
       </w:rPr>
     </w:lvl>
   </w:abstractNum>
-  <w:abstractNum w:abstractNumId="3" w15:restartNumberingAfterBreak="0">
+  <w:abstractNum w:abstractNumId="4" w15:restartNumberingAfterBreak="0">
     <w:nsid w:val="407F1391"/>
     <w:multiLevelType w:val="multilevel"/>
     <w:tmpl w:val="9D960DD4"/>
@@ -2151,7 +5295,7 @@
       </w:rPr>
     </w:lvl>
   </w:abstractNum>
-  <w:abstractNum w:abstractNumId="4" w15:restartNumberingAfterBreak="0">
+  <w:abstractNum w:abstractNumId="5" w15:restartNumberingAfterBreak="0">
     <w:nsid w:val="45940664"/>
     <w:multiLevelType w:val="hybridMultilevel"/>
     <w:tmpl w:val="D6ECCA0A"/>
@@ -2264,7 +5408,7 @@
       </w:rPr>
     </w:lvl>
   </w:abstractNum>
-  <w:abstractNum w:abstractNumId="5" w15:restartNumberingAfterBreak="0">
+  <w:abstractNum w:abstractNumId="6" w15:restartNumberingAfterBreak="0">
     <w:nsid w:val="60974754"/>
     <w:multiLevelType w:val="hybridMultilevel"/>
     <w:tmpl w:val="128A7C0C"/>
@@ -2377,7 +5521,7 @@
       </w:rPr>
     </w:lvl>
   </w:abstractNum>
-  <w:abstractNum w:abstractNumId="6" w15:restartNumberingAfterBreak="0">
+  <w:abstractNum w:abstractNumId="7" w15:restartNumberingAfterBreak="0">
     <w:nsid w:val="61BA7AA8"/>
     <w:multiLevelType w:val="hybridMultilevel"/>
     <w:tmpl w:val="F8D0DDEE"/>
@@ -2490,7 +5634,7 @@
       </w:rPr>
     </w:lvl>
   </w:abstractNum>
-  <w:abstractNum w:abstractNumId="7" w15:restartNumberingAfterBreak="0">
+  <w:abstractNum w:abstractNumId="8" w15:restartNumberingAfterBreak="0">
     <w:nsid w:val="684A3B60"/>
     <w:multiLevelType w:val="multilevel"/>
     <w:tmpl w:val="13A27454"/>
@@ -2639,7 +5783,7 @@
       </w:rPr>
     </w:lvl>
   </w:abstractNum>
-  <w:abstractNum w:abstractNumId="8" w15:restartNumberingAfterBreak="0">
+  <w:abstractNum w:abstractNumId="9" w15:restartNumberingAfterBreak="0">
     <w:nsid w:val="70EE282E"/>
     <w:multiLevelType w:val="multilevel"/>
     <w:tmpl w:val="63DA3E64"/>
@@ -2788,7 +5932,7 @@
       </w:rPr>
     </w:lvl>
   </w:abstractNum>
-  <w:abstractNum w:abstractNumId="9" w15:restartNumberingAfterBreak="0">
+  <w:abstractNum w:abstractNumId="10" w15:restartNumberingAfterBreak="0">
     <w:nsid w:val="7220074A"/>
     <w:multiLevelType w:val="hybridMultilevel"/>
     <w:tmpl w:val="75FCE4A0"/>
@@ -2901,7 +6045,7 @@
       </w:rPr>
     </w:lvl>
   </w:abstractNum>
-  <w:abstractNum w:abstractNumId="10" w15:restartNumberingAfterBreak="0">
+  <w:abstractNum w:abstractNumId="11" w15:restartNumberingAfterBreak="0">
     <w:nsid w:val="78103F0B"/>
     <w:multiLevelType w:val="hybridMultilevel"/>
     <w:tmpl w:val="AFD860D6"/>
@@ -3016,37 +6160,40 @@
     </w:lvl>
   </w:abstractNum>
   <w:num w:numId="1" w16cid:durableId="1437021609">
+    <w:abstractNumId w:val="5"/>
+  </w:num>
+  <w:num w:numId="2" w16cid:durableId="1914273573">
+    <w:abstractNumId w:val="10"/>
+  </w:num>
+  <w:num w:numId="3" w16cid:durableId="2140875702">
+    <w:abstractNumId w:val="9"/>
+  </w:num>
+  <w:num w:numId="4" w16cid:durableId="150608361">
+    <w:abstractNumId w:val="1"/>
+  </w:num>
+  <w:num w:numId="5" w16cid:durableId="416439548">
+    <w:abstractNumId w:val="3"/>
+  </w:num>
+  <w:num w:numId="6" w16cid:durableId="455370369">
+    <w:abstractNumId w:val="8"/>
+  </w:num>
+  <w:num w:numId="7" w16cid:durableId="1745496016">
     <w:abstractNumId w:val="4"/>
   </w:num>
-  <w:num w:numId="2" w16cid:durableId="1914273573">
-    <w:abstractNumId w:val="9"/>
-  </w:num>
-  <w:num w:numId="3" w16cid:durableId="2140875702">
-    <w:abstractNumId w:val="8"/>
-  </w:num>
-  <w:num w:numId="4" w16cid:durableId="150608361">
-    <w:abstractNumId w:val="0"/>
-  </w:num>
-  <w:num w:numId="5" w16cid:durableId="416439548">
+  <w:num w:numId="8" w16cid:durableId="1357000701">
     <w:abstractNumId w:val="2"/>
   </w:num>
-  <w:num w:numId="6" w16cid:durableId="455370369">
+  <w:num w:numId="9" w16cid:durableId="1606695248">
     <w:abstractNumId w:val="7"/>
   </w:num>
-  <w:num w:numId="7" w16cid:durableId="1745496016">
-    <w:abstractNumId w:val="3"/>
+  <w:num w:numId="10" w16cid:durableId="1372995817">
+    <w:abstractNumId w:val="11"/>
   </w:num>
-  <w:num w:numId="8" w16cid:durableId="1357000701">
-    <w:abstractNumId w:val="1"/>
-  </w:num>
-  <w:num w:numId="9" w16cid:durableId="1606695248">
+  <w:num w:numId="11" w16cid:durableId="50887064">
     <w:abstractNumId w:val="6"/>
   </w:num>
-  <w:num w:numId="10" w16cid:durableId="1372995817">
-    <w:abstractNumId w:val="10"/>
-  </w:num>
-  <w:num w:numId="11" w16cid:durableId="50887064">
-    <w:abstractNumId w:val="5"/>
+  <w:num w:numId="12" w16cid:durableId="714702257">
+    <w:abstractNumId w:val="0"/>
   </w:num>
 </w:numbering>
 </file>
@@ -3451,6 +6598,16 @@
   <w:style w:type="paragraph" w:default="1" w:styleId="Normal">
     <w:name w:val="Normal"/>
     <w:qFormat/>
+    <w:rsid w:val="00053614"/>
+    <w:pPr>
+      <w:spacing w:after="0" w:line="240" w:lineRule="auto"/>
+    </w:pPr>
+    <w:rPr>
+      <w:rFonts w:ascii="Times New Roman" w:eastAsia="Times New Roman" w:hAnsi="Times New Roman" w:cs="Times New Roman"/>
+      <w:kern w:val="0"/>
+      <w:lang w:eastAsia="en-GB"/>
+      <w14:ligatures w14:val="none"/>
+    </w:rPr>
   </w:style>
   <w:style w:type="paragraph" w:styleId="Heading1">
     <w:name w:val="heading 1"/>
@@ -3479,7 +6636,6 @@
     <w:next w:val="Normal"/>
     <w:link w:val="Heading2Char"/>
     <w:uiPriority w:val="9"/>
-    <w:semiHidden/>
     <w:unhideWhenUsed/>
     <w:qFormat/>
     <w:rsid w:val="00B8031B"/>
@@ -3502,7 +6658,6 @@
     <w:next w:val="Normal"/>
     <w:link w:val="Heading3Char"/>
     <w:uiPriority w:val="9"/>
-    <w:semiHidden/>
     <w:unhideWhenUsed/>
     <w:qFormat/>
     <w:rsid w:val="00B8031B"/>
@@ -3576,7 +6731,7 @@
     <w:pPr>
       <w:keepNext/>
       <w:keepLines/>
-      <w:spacing w:before="40" w:after="0"/>
+      <w:spacing w:before="40"/>
       <w:outlineLvl w:val="5"/>
     </w:pPr>
     <w:rPr>
@@ -3599,7 +6754,7 @@
     <w:pPr>
       <w:keepNext/>
       <w:keepLines/>
-      <w:spacing w:before="40" w:after="0"/>
+      <w:spacing w:before="40"/>
       <w:outlineLvl w:val="6"/>
     </w:pPr>
     <w:rPr>
@@ -3620,7 +6775,6 @@
     <w:pPr>
       <w:keepNext/>
       <w:keepLines/>
-      <w:spacing w:after="0"/>
       <w:outlineLvl w:val="7"/>
     </w:pPr>
     <w:rPr>
@@ -3643,7 +6797,6 @@
     <w:pPr>
       <w:keepNext/>
       <w:keepLines/>
-      <w:spacing w:after="0"/>
       <w:outlineLvl w:val="8"/>
     </w:pPr>
     <w:rPr>
@@ -3696,7 +6849,6 @@
     <w:basedOn w:val="DefaultParagraphFont"/>
     <w:link w:val="Heading2"/>
     <w:uiPriority w:val="9"/>
-    <w:semiHidden/>
     <w:rsid w:val="00B8031B"/>
     <w:rPr>
       <w:rFonts w:asciiTheme="majorHAnsi" w:eastAsiaTheme="majorEastAsia" w:hAnsiTheme="majorHAnsi" w:cstheme="majorBidi"/>
@@ -3710,7 +6862,6 @@
     <w:basedOn w:val="DefaultParagraphFont"/>
     <w:link w:val="Heading3"/>
     <w:uiPriority w:val="9"/>
-    <w:semiHidden/>
     <w:rsid w:val="00B8031B"/>
     <w:rPr>
       <w:rFonts w:eastAsiaTheme="majorEastAsia" w:cstheme="majorBidi"/>
@@ -3806,7 +6957,7 @@
     <w:qFormat/>
     <w:rsid w:val="00B8031B"/>
     <w:pPr>
-      <w:spacing w:after="80" w:line="240" w:lineRule="auto"/>
+      <w:spacing w:after="80"/>
       <w:contextualSpacing/>
     </w:pPr>
     <w:rPr>
@@ -3973,13 +7124,10 @@
     <w:basedOn w:val="Normal"/>
     <w:rsid w:val="00071960"/>
     <w:pPr>
-      <w:spacing w:before="100" w:beforeAutospacing="1" w:after="100" w:afterAutospacing="1" w:line="240" w:lineRule="auto"/>
+      <w:spacing w:before="100" w:beforeAutospacing="1" w:after="100" w:afterAutospacing="1"/>
     </w:pPr>
     <w:rPr>
-      <w:rFonts w:ascii="Times New Roman" w:eastAsia="Times New Roman" w:hAnsi="Times New Roman" w:cs="Times New Roman"/>
-      <w:kern w:val="0"/>
-      <w:lang w:val="en-DE" w:eastAsia="en-GB"/>
-      <w14:ligatures w14:val="none"/>
+      <w:lang/>
     </w:rPr>
   </w:style>
   <w:style w:type="character" w:customStyle="1" w:styleId="normaltextrun">
@@ -4019,7 +7167,7 @@
     <w:unhideWhenUsed/>
     <w:rsid w:val="000F5D0E"/>
     <w:pPr>
-      <w:spacing w:after="240" w:line="240" w:lineRule="auto"/>
+      <w:spacing w:after="240"/>
     </w:pPr>
   </w:style>
   <w:style w:type="character" w:styleId="CommentReference">
@@ -4032,6 +7180,46 @@
     <w:rPr>
       <w:sz w:val="16"/>
       <w:szCs w:val="16"/>
+    </w:rPr>
+  </w:style>
+  <w:style w:type="paragraph" w:styleId="NormalWeb">
+    <w:name w:val="Normal (Web)"/>
+    <w:basedOn w:val="Normal"/>
+    <w:uiPriority w:val="99"/>
+    <w:semiHidden/>
+    <w:unhideWhenUsed/>
+    <w:rsid w:val="00053614"/>
+    <w:pPr>
+      <w:spacing w:before="100" w:beforeAutospacing="1" w:after="100" w:afterAutospacing="1"/>
+    </w:pPr>
+  </w:style>
+  <w:style w:type="character" w:customStyle="1" w:styleId="apple-converted-space">
+    <w:name w:val="apple-converted-space"/>
+    <w:basedOn w:val="DefaultParagraphFont"/>
+    <w:rsid w:val="00053614"/>
+  </w:style>
+  <w:style w:type="character" w:styleId="Strong">
+    <w:name w:val="Strong"/>
+    <w:basedOn w:val="DefaultParagraphFont"/>
+    <w:uiPriority w:val="22"/>
+    <w:qFormat/>
+    <w:rsid w:val="00053614"/>
+    <w:rPr>
+      <w:b/>
+      <w:bCs/>
+    </w:rPr>
+  </w:style>
+  <w:style w:type="character" w:styleId="HTMLCode">
+    <w:name w:val="HTML Code"/>
+    <w:basedOn w:val="DefaultParagraphFont"/>
+    <w:uiPriority w:val="99"/>
+    <w:semiHidden/>
+    <w:unhideWhenUsed/>
+    <w:rsid w:val="00053614"/>
+    <w:rPr>
+      <w:rFonts w:ascii="Courier New" w:eastAsia="Times New Roman" w:hAnsi="Courier New" w:cs="Courier New"/>
+      <w:sz w:val="20"/>
+      <w:szCs w:val="20"/>
     </w:rPr>
   </w:style>
 </w:styles>

--- a/Report/Methods.docx
+++ b/Report/Methods.docx
@@ -1482,6 +1482,145 @@
       </w:r>
     </w:p>
     <w:p/>
+    <w:tbl>
+      <w:tblPr>
+        <w:tblStyle w:val="TableGrid"/>
+        <w:tblW w:w="11340" w:type="dxa"/>
+        <w:tblInd w:w="-1139" w:type="dxa"/>
+        <w:tblBorders>
+          <w:top w:val="none" w:sz="0" w:space="0" w:color="auto"/>
+          <w:left w:val="none" w:sz="0" w:space="0" w:color="auto"/>
+          <w:bottom w:val="none" w:sz="0" w:space="0" w:color="auto"/>
+          <w:right w:val="none" w:sz="0" w:space="0" w:color="auto"/>
+          <w:insideH w:val="none" w:sz="0" w:space="0" w:color="auto"/>
+          <w:insideV w:val="none" w:sz="0" w:space="0" w:color="auto"/>
+        </w:tblBorders>
+        <w:tblLayout w:type="fixed"/>
+        <w:tblLook w:val="04A0" w:firstRow="1" w:lastRow="0" w:firstColumn="1" w:lastColumn="0" w:noHBand="0" w:noVBand="1"/>
+      </w:tblPr>
+      <w:tblGrid>
+        <w:gridCol w:w="4962"/>
+        <w:gridCol w:w="6378"/>
+      </w:tblGrid>
+      <w:tr>
+        <w:trPr>
+          <w:trHeight w:val="7512"/>
+        </w:trPr>
+        <w:tc>
+          <w:tcPr>
+            <w:tcW w:w="4962" w:type="dxa"/>
+          </w:tcPr>
+          <w:p>
+            <w:r>
+              <w:rPr>
+                <w:noProof/>
+                <w14:ligatures w14:val="standardContextual"/>
+              </w:rPr>
+              <w:drawing>
+                <wp:inline distT="0" distB="0" distL="0" distR="0" wp14:anchorId="36ADFD6B" wp14:editId="5D8084FA">
+                  <wp:extent cx="3013710" cy="3759200"/>
+                  <wp:effectExtent l="0" t="0" r="0" b="0"/>
+                  <wp:docPr id="474171166" name="Picture 11"/>
+                  <wp:cNvGraphicFramePr>
+                    <a:graphicFrameLocks xmlns:a="http://schemas.openxmlformats.org/drawingml/2006/main" noChangeAspect="1"/>
+                  </wp:cNvGraphicFramePr>
+                  <a:graphic xmlns:a="http://schemas.openxmlformats.org/drawingml/2006/main">
+                    <a:graphicData uri="http://schemas.openxmlformats.org/drawingml/2006/picture">
+                      <pic:pic xmlns:pic="http://schemas.openxmlformats.org/drawingml/2006/picture">
+                        <pic:nvPicPr>
+                          <pic:cNvPr id="474171166" name="Picture 474171166"/>
+                          <pic:cNvPicPr/>
+                        </pic:nvPicPr>
+                        <pic:blipFill>
+                          <a:blip r:embed="rId6" cstate="print">
+                            <a:extLst>
+                              <a:ext uri="{28A0092B-C50C-407E-A947-70E740481C1C}">
+                                <a14:useLocalDpi xmlns:a14="http://schemas.microsoft.com/office/drawing/2010/main" val="0"/>
+                              </a:ext>
+                            </a:extLst>
+                          </a:blip>
+                          <a:stretch>
+                            <a:fillRect/>
+                          </a:stretch>
+                        </pic:blipFill>
+                        <pic:spPr>
+                          <a:xfrm>
+                            <a:off x="0" y="0"/>
+                            <a:ext cx="3013710" cy="3759200"/>
+                          </a:xfrm>
+                          <a:prstGeom prst="rect">
+                            <a:avLst/>
+                          </a:prstGeom>
+                        </pic:spPr>
+                      </pic:pic>
+                    </a:graphicData>
+                  </a:graphic>
+                </wp:inline>
+              </w:drawing>
+            </w:r>
+          </w:p>
+        </w:tc>
+        <w:tc>
+          <w:tcPr>
+            <w:tcW w:w="6378" w:type="dxa"/>
+          </w:tcPr>
+          <w:p>
+            <w:pPr>
+              <w:jc w:val="right"/>
+            </w:pPr>
+            <w:r>
+              <w:rPr>
+                <w:noProof/>
+                <w14:ligatures w14:val="standardContextual"/>
+              </w:rPr>
+              <w:drawing>
+                <wp:inline distT="0" distB="0" distL="0" distR="0" wp14:anchorId="1A01B2BE" wp14:editId="388B9283">
+                  <wp:extent cx="3912870" cy="6333876"/>
+                  <wp:effectExtent l="0" t="0" r="0" b="3810"/>
+                  <wp:docPr id="531868369" name="Picture 12"/>
+                  <wp:cNvGraphicFramePr>
+                    <a:graphicFrameLocks xmlns:a="http://schemas.openxmlformats.org/drawingml/2006/main" noChangeAspect="1"/>
+                  </wp:cNvGraphicFramePr>
+                  <a:graphic xmlns:a="http://schemas.openxmlformats.org/drawingml/2006/main">
+                    <a:graphicData uri="http://schemas.openxmlformats.org/drawingml/2006/picture">
+                      <pic:pic xmlns:pic="http://schemas.openxmlformats.org/drawingml/2006/picture">
+                        <pic:nvPicPr>
+                          <pic:cNvPr id="531868369" name="Picture 12"/>
+                          <pic:cNvPicPr/>
+                        </pic:nvPicPr>
+                        <pic:blipFill>
+                          <a:blip r:embed="rId7" cstate="print">
+                            <a:extLst>
+                              <a:ext uri="{28A0092B-C50C-407E-A947-70E740481C1C}">
+                                <a14:useLocalDpi xmlns:a14="http://schemas.microsoft.com/office/drawing/2010/main" val="0"/>
+                              </a:ext>
+                            </a:extLst>
+                          </a:blip>
+                          <a:stretch>
+                            <a:fillRect/>
+                          </a:stretch>
+                        </pic:blipFill>
+                        <pic:spPr>
+                          <a:xfrm>
+                            <a:off x="0" y="0"/>
+                            <a:ext cx="3912870" cy="6333876"/>
+                          </a:xfrm>
+                          <a:prstGeom prst="rect">
+                            <a:avLst/>
+                          </a:prstGeom>
+                        </pic:spPr>
+                      </pic:pic>
+                    </a:graphicData>
+                  </a:graphic>
+                </wp:inline>
+              </w:drawing>
+            </w:r>
+          </w:p>
+        </w:tc>
+      </w:tr>
+    </w:tbl>
+    <w:p/>
+    <w:p/>
     <w:p>
       <w:pPr>
         <w:pStyle w:val="NormalWeb"/>
@@ -1641,7 +1780,19 @@
         <w:rPr>
           <w:color w:val="000000"/>
         </w:rPr>
-        <w:t xml:space="preserve"> summarises the final system and the decision process that led to it.</w:t>
+        <w:t xml:space="preserve"> summarises the final system</w:t>
+      </w:r>
+      <w:r>
+        <w:rPr>
+          <w:color w:val="000000"/>
+        </w:rPr>
+        <w:t>s</w:t>
+      </w:r>
+      <w:r>
+        <w:rPr>
+          <w:color w:val="000000"/>
+        </w:rPr>
+        <w:t xml:space="preserve"> and the decision process that led to it.</w:t>
       </w:r>
     </w:p>
     <w:p>
@@ -1661,6 +1812,7 @@
           <w:bCs/>
           <w:color w:val="000000"/>
         </w:rPr>
+        <w:lastRenderedPageBreak/>
         <w:t xml:space="preserve">Preprocessing </w:t>
       </w:r>
     </w:p>
@@ -2845,7 +2997,6 @@
         <w:rPr>
           <w:color w:val="000000"/>
         </w:rPr>
-        <w:lastRenderedPageBreak/>
         <w:t>All experiments were run on a</w:t>
       </w:r>
       <w:r>
@@ -2930,7 +3081,14 @@
         <w:rPr>
           <w:color w:val="000000"/>
         </w:rPr>
-        <w:t xml:space="preserve"> classification did not improve, even after extending training and restoring the full</w:t>
+        <w:t xml:space="preserve"> classification did not improve, even after extending training and restoring the </w:t>
+      </w:r>
+      <w:r>
+        <w:rPr>
+          <w:color w:val="000000"/>
+        </w:rPr>
+        <w:lastRenderedPageBreak/>
+        <w:t>full</w:t>
       </w:r>
       <w:r>
         <w:rPr>
@@ -3826,7 +3984,6 @@
           <w:iCs/>
           <w:color w:val="000000"/>
         </w:rPr>
-        <w:lastRenderedPageBreak/>
         <w:t>The downstream comparison was designed specifically to avoid leakage. The</w:t>
       </w:r>
       <w:r>
@@ -3993,7 +4150,16 @@
           <w:iCs/>
           <w:color w:val="000000"/>
         </w:rPr>
-        <w:t xml:space="preserve">, mattered more than raw accuracy. Accuracy was reported as a secondary metric. Our final hypothesis </w:t>
+        <w:t xml:space="preserve">, mattered more than raw accuracy. Accuracy was reported as a </w:t>
+      </w:r>
+      <w:r>
+        <w:rPr>
+          <w:i/>
+          <w:iCs/>
+          <w:color w:val="000000"/>
+        </w:rPr>
+        <w:lastRenderedPageBreak/>
+        <w:t xml:space="preserve">secondary metric. Our final hypothesis </w:t>
       </w:r>
       <w:r>
         <w:rPr>

--- a/Report/Methods.docx
+++ b/Report/Methods.docx
@@ -4698,11 +4698,930 @@
     </w:p>
     <w:p>
       <w:pPr>
+        <w:pStyle w:val="NormalWeb"/>
+        <w:rPr>
+          <w:rFonts w:asciiTheme="minorHAnsi" w:eastAsiaTheme="majorEastAsia" w:hAnsiTheme="minorHAnsi"/>
+          <w:color w:val="000000"/>
+        </w:rPr>
+      </w:pPr>
+      <w:r>
+        <w:fldChar w:fldCharType="end"/>
+      </w:r>
+      <w:r>
+        <w:rPr>
+          <w:rFonts w:asciiTheme="minorHAnsi" w:eastAsiaTheme="majorEastAsia" w:hAnsiTheme="minorHAnsi"/>
+          <w:color w:val="000000"/>
+        </w:rPr>
+        <w:t>Luo, R., Sun, L., Xia, Y., Qin, T., Zhang, S., Poon, H. and Liu, T.-Y. (2022), </w:t>
+      </w:r>
+      <w:proofErr w:type="spellStart"/>
+      <w:r>
+        <w:rPr>
+          <w:rFonts w:asciiTheme="minorHAnsi" w:eastAsiaTheme="majorEastAsia" w:hAnsiTheme="minorHAnsi"/>
+          <w:i/>
+          <w:iCs/>
+          <w:color w:val="000000"/>
+        </w:rPr>
+        <w:t>BioGPT</w:t>
+      </w:r>
+      <w:proofErr w:type="spellEnd"/>
+      <w:r>
+        <w:rPr>
+          <w:rFonts w:asciiTheme="minorHAnsi" w:eastAsiaTheme="majorEastAsia" w:hAnsiTheme="minorHAnsi"/>
+          <w:i/>
+          <w:iCs/>
+          <w:color w:val="000000"/>
+        </w:rPr>
+        <w:t>: Generative Pre-trained Transformer for Biomedical Text Generation and Mining</w:t>
+      </w:r>
+      <w:r>
+        <w:rPr>
+          <w:rFonts w:asciiTheme="minorHAnsi" w:eastAsiaTheme="majorEastAsia" w:hAnsiTheme="minorHAnsi"/>
+          <w:color w:val="000000"/>
+        </w:rPr>
+        <w:t>. </w:t>
+      </w:r>
+      <w:r>
+        <w:rPr>
+          <w:rFonts w:asciiTheme="minorHAnsi" w:eastAsiaTheme="majorEastAsia" w:hAnsiTheme="minorHAnsi"/>
+          <w:i/>
+          <w:iCs/>
+          <w:color w:val="000000"/>
+        </w:rPr>
+        <w:t>Briefings in Bioinformatics</w:t>
+      </w:r>
+      <w:r>
+        <w:rPr>
+          <w:rFonts w:asciiTheme="minorHAnsi" w:eastAsiaTheme="majorEastAsia" w:hAnsiTheme="minorHAnsi"/>
+          <w:color w:val="000000"/>
+        </w:rPr>
+        <w:t>, 23(6), bbac409.</w:t>
+      </w:r>
+    </w:p>
+    <w:p>
+      <w:pPr>
+        <w:pStyle w:val="NormalWeb"/>
+        <w:numPr>
+          <w:ilvl w:val="0"/>
+          <w:numId w:val="15"/>
+        </w:numPr>
+        <w:rPr>
+          <w:color w:val="000000"/>
+        </w:rPr>
+      </w:pPr>
+      <w:r>
+        <w:rPr>
+          <w:rFonts w:asciiTheme="minorHAnsi" w:eastAsiaTheme="majorEastAsia" w:hAnsiTheme="minorHAnsi"/>
+          <w:color w:val="000000"/>
+        </w:rPr>
+        <w:t xml:space="preserve">Justifies </w:t>
+      </w:r>
+      <w:proofErr w:type="spellStart"/>
+      <w:r>
+        <w:rPr>
+          <w:rFonts w:asciiTheme="minorHAnsi" w:eastAsiaTheme="majorEastAsia" w:hAnsiTheme="minorHAnsi"/>
+          <w:color w:val="000000"/>
+        </w:rPr>
+        <w:t>BioGPT</w:t>
+      </w:r>
+      <w:proofErr w:type="spellEnd"/>
+      <w:r>
+        <w:rPr>
+          <w:rFonts w:asciiTheme="minorHAnsi" w:eastAsiaTheme="majorEastAsia" w:hAnsiTheme="minorHAnsi"/>
+          <w:color w:val="000000"/>
+        </w:rPr>
+        <w:t xml:space="preserve">-Large as a generative biomedical QA model and strong literature benchmark, reporting 78.2% accuracy on </w:t>
+      </w:r>
+      <w:proofErr w:type="spellStart"/>
+      <w:r>
+        <w:rPr>
+          <w:rFonts w:asciiTheme="minorHAnsi" w:eastAsiaTheme="majorEastAsia" w:hAnsiTheme="minorHAnsi"/>
+          <w:color w:val="000000"/>
+        </w:rPr>
+        <w:t>PubMedQA</w:t>
+      </w:r>
+      <w:proofErr w:type="spellEnd"/>
+      <w:r>
+        <w:rPr>
+          <w:rFonts w:asciiTheme="minorHAnsi" w:eastAsiaTheme="majorEastAsia" w:hAnsiTheme="minorHAnsi"/>
+          <w:color w:val="000000"/>
+        </w:rPr>
+        <w:t xml:space="preserve"> and showing that domain-specific generative language models can perform very strongly on biomedical question answering.</w:t>
+      </w:r>
+    </w:p>
+    <w:p>
+      <w:pPr>
         <w:pStyle w:val="Bibliography"/>
-      </w:pPr>
-      <w:r>
-        <w:fldChar w:fldCharType="end"/>
-      </w:r>
+        <w:rPr>
+          <w:rFonts w:asciiTheme="minorHAnsi" w:eastAsiaTheme="majorEastAsia" w:hAnsiTheme="minorHAnsi"/>
+          <w:color w:val="000000"/>
+        </w:rPr>
+      </w:pPr>
+      <w:r>
+        <w:rPr>
+          <w:rFonts w:asciiTheme="minorHAnsi" w:eastAsiaTheme="majorEastAsia" w:hAnsiTheme="minorHAnsi"/>
+          <w:color w:val="000000"/>
+        </w:rPr>
+        <w:t xml:space="preserve">Singhal, K., Tu, T., </w:t>
+      </w:r>
+      <w:proofErr w:type="spellStart"/>
+      <w:r>
+        <w:rPr>
+          <w:rFonts w:asciiTheme="minorHAnsi" w:eastAsiaTheme="majorEastAsia" w:hAnsiTheme="minorHAnsi"/>
+          <w:color w:val="000000"/>
+        </w:rPr>
+        <w:t>Gottweis</w:t>
+      </w:r>
+      <w:proofErr w:type="spellEnd"/>
+      <w:r>
+        <w:rPr>
+          <w:rFonts w:asciiTheme="minorHAnsi" w:eastAsiaTheme="majorEastAsia" w:hAnsiTheme="minorHAnsi"/>
+          <w:color w:val="000000"/>
+        </w:rPr>
+        <w:t xml:space="preserve">, J., Sayres, R., </w:t>
+      </w:r>
+      <w:proofErr w:type="spellStart"/>
+      <w:r>
+        <w:rPr>
+          <w:rFonts w:asciiTheme="minorHAnsi" w:eastAsiaTheme="majorEastAsia" w:hAnsiTheme="minorHAnsi"/>
+          <w:color w:val="000000"/>
+        </w:rPr>
+        <w:t>Wulczyn</w:t>
+      </w:r>
+      <w:proofErr w:type="spellEnd"/>
+      <w:r>
+        <w:rPr>
+          <w:rFonts w:asciiTheme="minorHAnsi" w:eastAsiaTheme="majorEastAsia" w:hAnsiTheme="minorHAnsi"/>
+          <w:color w:val="000000"/>
+        </w:rPr>
+        <w:t>, E., Amin, M., Hou, L., Clark, K., Pfohl, S.R., Cole-Lewis, H., Neal, D., Rashid, Q.M. and others. (2025), </w:t>
+      </w:r>
+      <w:r>
+        <w:rPr>
+          <w:rFonts w:asciiTheme="minorHAnsi" w:eastAsiaTheme="majorEastAsia" w:hAnsiTheme="minorHAnsi"/>
+          <w:i/>
+          <w:iCs/>
+          <w:color w:val="000000"/>
+        </w:rPr>
+        <w:t>Toward expert-level medical question answering with large language models</w:t>
+      </w:r>
+      <w:r>
+        <w:rPr>
+          <w:rFonts w:asciiTheme="minorHAnsi" w:eastAsiaTheme="majorEastAsia" w:hAnsiTheme="minorHAnsi"/>
+          <w:color w:val="000000"/>
+        </w:rPr>
+        <w:t>. </w:t>
+      </w:r>
+      <w:r>
+        <w:rPr>
+          <w:rFonts w:asciiTheme="minorHAnsi" w:eastAsiaTheme="majorEastAsia" w:hAnsiTheme="minorHAnsi"/>
+          <w:i/>
+          <w:iCs/>
+          <w:color w:val="000000"/>
+        </w:rPr>
+        <w:t>Nature Medicine</w:t>
+      </w:r>
+      <w:r>
+        <w:rPr>
+          <w:rFonts w:asciiTheme="minorHAnsi" w:eastAsiaTheme="majorEastAsia" w:hAnsiTheme="minorHAnsi"/>
+          <w:color w:val="000000"/>
+        </w:rPr>
+        <w:t>, 31, pp. 943–950.</w:t>
+      </w:r>
+    </w:p>
+    <w:p>
+      <w:pPr>
+        <w:pStyle w:val="Bibliography"/>
+        <w:numPr>
+          <w:ilvl w:val="0"/>
+          <w:numId w:val="15"/>
+        </w:numPr>
+        <w:rPr>
+          <w:rFonts w:asciiTheme="minorHAnsi" w:eastAsiaTheme="majorEastAsia" w:hAnsiTheme="minorHAnsi"/>
+          <w:color w:val="000000"/>
+        </w:rPr>
+      </w:pPr>
+      <w:r>
+        <w:rPr>
+          <w:rFonts w:asciiTheme="minorHAnsi" w:eastAsiaTheme="majorEastAsia" w:hAnsiTheme="minorHAnsi"/>
+          <w:color w:val="000000"/>
+        </w:rPr>
+        <w:t xml:space="preserve">Justifies comparing classifier-based systems with LLM-based medical QA, showing that specialist medical LLMs can achieve very strong performance on medical QA benchmarks including </w:t>
+      </w:r>
+      <w:proofErr w:type="spellStart"/>
+      <w:r>
+        <w:rPr>
+          <w:rFonts w:asciiTheme="minorHAnsi" w:eastAsiaTheme="majorEastAsia" w:hAnsiTheme="minorHAnsi"/>
+          <w:color w:val="000000"/>
+        </w:rPr>
+        <w:t>PubMedQA</w:t>
+      </w:r>
+      <w:proofErr w:type="spellEnd"/>
+      <w:r>
+        <w:rPr>
+          <w:rFonts w:asciiTheme="minorHAnsi" w:eastAsiaTheme="majorEastAsia" w:hAnsiTheme="minorHAnsi"/>
+          <w:color w:val="000000"/>
+        </w:rPr>
+        <w:t>.</w:t>
+      </w:r>
+    </w:p>
+    <w:p>
+      <w:pPr>
+        <w:pStyle w:val="Bibliography"/>
+        <w:rPr>
+          <w:rFonts w:asciiTheme="minorHAnsi" w:eastAsiaTheme="majorEastAsia" w:hAnsiTheme="minorHAnsi"/>
+          <w:color w:val="000000"/>
+        </w:rPr>
+      </w:pPr>
+      <w:r>
+        <w:rPr>
+          <w:rFonts w:asciiTheme="minorHAnsi" w:eastAsiaTheme="majorEastAsia" w:hAnsiTheme="minorHAnsi"/>
+          <w:color w:val="000000"/>
+        </w:rPr>
+        <w:t xml:space="preserve">Thapa, R., Wu, Q., Wu, K., Zhang, H., Zhang, A., Wu, E., Ye, H., Bedi, S., Aresh, N., Boen, J., Reddy, S., </w:t>
+      </w:r>
+      <w:proofErr w:type="spellStart"/>
+      <w:r>
+        <w:rPr>
+          <w:rFonts w:asciiTheme="minorHAnsi" w:eastAsiaTheme="majorEastAsia" w:hAnsiTheme="minorHAnsi"/>
+          <w:color w:val="000000"/>
+        </w:rPr>
+        <w:t>Athiwaratkun</w:t>
+      </w:r>
+      <w:proofErr w:type="spellEnd"/>
+      <w:r>
+        <w:rPr>
+          <w:rFonts w:asciiTheme="minorHAnsi" w:eastAsiaTheme="majorEastAsia" w:hAnsiTheme="minorHAnsi"/>
+          <w:color w:val="000000"/>
+        </w:rPr>
+        <w:t>, B., Song, S.L. and Zou, J. (2025), </w:t>
+      </w:r>
+      <w:r>
+        <w:rPr>
+          <w:rFonts w:asciiTheme="minorHAnsi" w:eastAsiaTheme="majorEastAsia" w:hAnsiTheme="minorHAnsi"/>
+          <w:i/>
+          <w:iCs/>
+          <w:color w:val="000000"/>
+        </w:rPr>
+        <w:t>Disentangling Reasoning and Knowledge in Medical Large Language Models</w:t>
+      </w:r>
+      <w:r>
+        <w:rPr>
+          <w:rFonts w:asciiTheme="minorHAnsi" w:eastAsiaTheme="majorEastAsia" w:hAnsiTheme="minorHAnsi"/>
+          <w:color w:val="000000"/>
+        </w:rPr>
+        <w:t xml:space="preserve">. </w:t>
+      </w:r>
+      <w:proofErr w:type="spellStart"/>
+      <w:r>
+        <w:rPr>
+          <w:rFonts w:asciiTheme="minorHAnsi" w:eastAsiaTheme="majorEastAsia" w:hAnsiTheme="minorHAnsi"/>
+          <w:color w:val="000000"/>
+        </w:rPr>
+        <w:t>arXiv</w:t>
+      </w:r>
+      <w:proofErr w:type="spellEnd"/>
+      <w:r>
+        <w:rPr>
+          <w:rFonts w:asciiTheme="minorHAnsi" w:eastAsiaTheme="majorEastAsia" w:hAnsiTheme="minorHAnsi"/>
+          <w:color w:val="000000"/>
+        </w:rPr>
+        <w:t xml:space="preserve"> preprint arXiv:2505.11462.</w:t>
+      </w:r>
+    </w:p>
+    <w:p>
+      <w:pPr>
+        <w:pStyle w:val="Bibliography"/>
+        <w:numPr>
+          <w:ilvl w:val="0"/>
+          <w:numId w:val="15"/>
+        </w:numPr>
+        <w:rPr>
+          <w:rFonts w:asciiTheme="minorHAnsi" w:eastAsiaTheme="majorEastAsia" w:hAnsiTheme="minorHAnsi"/>
+          <w:color w:val="000000"/>
+        </w:rPr>
+      </w:pPr>
+      <w:r>
+        <w:rPr>
+          <w:rFonts w:asciiTheme="minorHAnsi" w:eastAsiaTheme="majorEastAsia" w:hAnsiTheme="minorHAnsi"/>
+          <w:color w:val="000000"/>
+        </w:rPr>
+        <w:t>Reason for</w:t>
+      </w:r>
+      <w:r>
+        <w:rPr>
+          <w:rFonts w:asciiTheme="minorHAnsi" w:eastAsiaTheme="majorEastAsia" w:hAnsiTheme="minorHAnsi"/>
+          <w:color w:val="000000"/>
+        </w:rPr>
+        <w:t xml:space="preserve"> including BioMed-R1-8B as a recent reasoning-focused biomedical language model</w:t>
+      </w:r>
+      <w:r>
+        <w:rPr>
+          <w:rFonts w:asciiTheme="minorHAnsi" w:eastAsiaTheme="majorEastAsia" w:hAnsiTheme="minorHAnsi"/>
+          <w:color w:val="000000"/>
+        </w:rPr>
+        <w:t xml:space="preserve"> for </w:t>
+      </w:r>
+      <w:proofErr w:type="gramStart"/>
+      <w:r>
+        <w:rPr>
+          <w:rFonts w:asciiTheme="minorHAnsi" w:eastAsiaTheme="majorEastAsia" w:hAnsiTheme="minorHAnsi"/>
+          <w:color w:val="000000"/>
+        </w:rPr>
+        <w:t>reasoning based</w:t>
+      </w:r>
+      <w:proofErr w:type="gramEnd"/>
+      <w:r>
+        <w:rPr>
+          <w:rFonts w:asciiTheme="minorHAnsi" w:eastAsiaTheme="majorEastAsia" w:hAnsiTheme="minorHAnsi"/>
+          <w:color w:val="000000"/>
+        </w:rPr>
+        <w:t xml:space="preserve"> tasks</w:t>
+      </w:r>
+      <w:r>
+        <w:rPr>
+          <w:rFonts w:asciiTheme="minorHAnsi" w:eastAsiaTheme="majorEastAsia" w:hAnsiTheme="minorHAnsi"/>
+          <w:color w:val="000000"/>
+        </w:rPr>
+        <w:t>.</w:t>
+      </w:r>
+    </w:p>
+    <w:p>
+      <w:pPr>
+        <w:pStyle w:val="Bibliography"/>
+        <w:rPr>
+          <w:rFonts w:asciiTheme="minorHAnsi" w:eastAsiaTheme="majorEastAsia" w:hAnsiTheme="minorHAnsi"/>
+          <w:color w:val="000000"/>
+        </w:rPr>
+      </w:pPr>
+      <w:r>
+        <w:rPr>
+          <w:rFonts w:asciiTheme="minorHAnsi" w:eastAsiaTheme="majorEastAsia" w:hAnsiTheme="minorHAnsi"/>
+          <w:color w:val="000000"/>
+        </w:rPr>
+        <w:t xml:space="preserve">Gu, Y., Tinn, R., Cheng, H., Lucas, M., </w:t>
+      </w:r>
+      <w:proofErr w:type="spellStart"/>
+      <w:r>
+        <w:rPr>
+          <w:rFonts w:asciiTheme="minorHAnsi" w:eastAsiaTheme="majorEastAsia" w:hAnsiTheme="minorHAnsi"/>
+          <w:color w:val="000000"/>
+        </w:rPr>
+        <w:t>Usuyama</w:t>
+      </w:r>
+      <w:proofErr w:type="spellEnd"/>
+      <w:r>
+        <w:rPr>
+          <w:rFonts w:asciiTheme="minorHAnsi" w:eastAsiaTheme="majorEastAsia" w:hAnsiTheme="minorHAnsi"/>
+          <w:color w:val="000000"/>
+        </w:rPr>
+        <w:t>, N., Liu, X., Naumann, T., Gao, J. and Poon, H. (2020), </w:t>
+      </w:r>
+      <w:r>
+        <w:rPr>
+          <w:rFonts w:asciiTheme="minorHAnsi" w:eastAsiaTheme="majorEastAsia" w:hAnsiTheme="minorHAnsi"/>
+          <w:i/>
+          <w:iCs/>
+          <w:color w:val="000000"/>
+        </w:rPr>
+        <w:t>Domain-Specific Language Model Pretraining for Biomedical Natural Language Processing</w:t>
+      </w:r>
+      <w:r>
+        <w:rPr>
+          <w:rFonts w:asciiTheme="minorHAnsi" w:eastAsiaTheme="majorEastAsia" w:hAnsiTheme="minorHAnsi"/>
+          <w:color w:val="000000"/>
+        </w:rPr>
+        <w:t xml:space="preserve">. </w:t>
+      </w:r>
+      <w:proofErr w:type="spellStart"/>
+      <w:r>
+        <w:rPr>
+          <w:rFonts w:asciiTheme="minorHAnsi" w:eastAsiaTheme="majorEastAsia" w:hAnsiTheme="minorHAnsi"/>
+          <w:color w:val="000000"/>
+        </w:rPr>
+        <w:t>arXiv</w:t>
+      </w:r>
+      <w:proofErr w:type="spellEnd"/>
+      <w:r>
+        <w:rPr>
+          <w:rFonts w:asciiTheme="minorHAnsi" w:eastAsiaTheme="majorEastAsia" w:hAnsiTheme="minorHAnsi"/>
+          <w:color w:val="000000"/>
+        </w:rPr>
+        <w:t xml:space="preserve"> preprint arXiv:2007.15779.</w:t>
+      </w:r>
+    </w:p>
+    <w:p>
+      <w:pPr>
+        <w:pStyle w:val="Bibliography"/>
+        <w:numPr>
+          <w:ilvl w:val="0"/>
+          <w:numId w:val="15"/>
+        </w:numPr>
+        <w:rPr>
+          <w:rFonts w:asciiTheme="minorHAnsi" w:eastAsiaTheme="majorEastAsia" w:hAnsiTheme="minorHAnsi"/>
+          <w:color w:val="000000"/>
+        </w:rPr>
+      </w:pPr>
+      <w:r>
+        <w:rPr>
+          <w:rFonts w:asciiTheme="minorHAnsi" w:eastAsiaTheme="majorEastAsia" w:hAnsiTheme="minorHAnsi"/>
+          <w:color w:val="000000"/>
+        </w:rPr>
+        <w:t xml:space="preserve">Justifies testing </w:t>
+      </w:r>
+      <w:proofErr w:type="spellStart"/>
+      <w:r>
+        <w:rPr>
+          <w:rFonts w:asciiTheme="minorHAnsi" w:eastAsiaTheme="majorEastAsia" w:hAnsiTheme="minorHAnsi"/>
+          <w:color w:val="000000"/>
+        </w:rPr>
+        <w:t>PubMedBERT</w:t>
+      </w:r>
+      <w:proofErr w:type="spellEnd"/>
+      <w:r>
+        <w:rPr>
+          <w:rFonts w:asciiTheme="minorHAnsi" w:eastAsiaTheme="majorEastAsia" w:hAnsiTheme="minorHAnsi"/>
+          <w:color w:val="000000"/>
+        </w:rPr>
+        <w:t>/</w:t>
+      </w:r>
+      <w:proofErr w:type="spellStart"/>
+      <w:r>
+        <w:rPr>
+          <w:rFonts w:asciiTheme="minorHAnsi" w:eastAsiaTheme="majorEastAsia" w:hAnsiTheme="minorHAnsi"/>
+          <w:color w:val="000000"/>
+        </w:rPr>
+        <w:t>BiomedBERT</w:t>
+      </w:r>
+      <w:proofErr w:type="spellEnd"/>
+      <w:r>
+        <w:rPr>
+          <w:rFonts w:asciiTheme="minorHAnsi" w:eastAsiaTheme="majorEastAsia" w:hAnsiTheme="minorHAnsi"/>
+          <w:color w:val="000000"/>
+        </w:rPr>
+        <w:t>-style contextual embeddings, showing that biomedical-domain pretraining improves downstream biomedical NLP performance.</w:t>
+      </w:r>
+    </w:p>
+    <w:p>
+      <w:pPr>
+        <w:pStyle w:val="Bibliography"/>
+        <w:rPr>
+          <w:rFonts w:asciiTheme="minorHAnsi" w:eastAsiaTheme="majorEastAsia" w:hAnsiTheme="minorHAnsi"/>
+          <w:color w:val="000000"/>
+        </w:rPr>
+      </w:pPr>
+      <w:r>
+        <w:rPr>
+          <w:rFonts w:asciiTheme="minorHAnsi" w:eastAsiaTheme="majorEastAsia" w:hAnsiTheme="minorHAnsi"/>
+          <w:color w:val="000000"/>
+        </w:rPr>
+        <w:lastRenderedPageBreak/>
+        <w:t xml:space="preserve">Warner, B., Smyrnis, G., Queijo, J., </w:t>
+      </w:r>
+      <w:proofErr w:type="spellStart"/>
+      <w:r>
+        <w:rPr>
+          <w:rFonts w:asciiTheme="minorHAnsi" w:eastAsiaTheme="majorEastAsia" w:hAnsiTheme="minorHAnsi"/>
+          <w:color w:val="000000"/>
+        </w:rPr>
+        <w:t>Pióro</w:t>
+      </w:r>
+      <w:proofErr w:type="spellEnd"/>
+      <w:r>
+        <w:rPr>
+          <w:rFonts w:asciiTheme="minorHAnsi" w:eastAsiaTheme="majorEastAsia" w:hAnsiTheme="minorHAnsi"/>
+          <w:color w:val="000000"/>
+        </w:rPr>
+        <w:t xml:space="preserve">, P., Duderstadt, B., Repinski, L., Miller, A., Marx, K., Mazaré, P.-E., </w:t>
+      </w:r>
+      <w:proofErr w:type="spellStart"/>
+      <w:r>
+        <w:rPr>
+          <w:rFonts w:asciiTheme="minorHAnsi" w:eastAsiaTheme="majorEastAsia" w:hAnsiTheme="minorHAnsi"/>
+          <w:color w:val="000000"/>
+        </w:rPr>
+        <w:t>Gokaslan</w:t>
+      </w:r>
+      <w:proofErr w:type="spellEnd"/>
+      <w:r>
+        <w:rPr>
+          <w:rFonts w:asciiTheme="minorHAnsi" w:eastAsiaTheme="majorEastAsia" w:hAnsiTheme="minorHAnsi"/>
+          <w:color w:val="000000"/>
+        </w:rPr>
+        <w:t>, A., Howard, J., Bekman, S. and Rafailov, R. (2025), </w:t>
+      </w:r>
+      <w:r>
+        <w:rPr>
+          <w:rFonts w:asciiTheme="minorHAnsi" w:eastAsiaTheme="majorEastAsia" w:hAnsiTheme="minorHAnsi"/>
+          <w:i/>
+          <w:iCs/>
+          <w:color w:val="000000"/>
+        </w:rPr>
+        <w:t>Smarter, Better, Faster, Longer: A Modern Bidirectional Encoder for Fast, Memory Efficient, and Long Context Finetuning and Inference</w:t>
+      </w:r>
+      <w:r>
+        <w:rPr>
+          <w:rFonts w:asciiTheme="minorHAnsi" w:eastAsiaTheme="majorEastAsia" w:hAnsiTheme="minorHAnsi"/>
+          <w:color w:val="000000"/>
+        </w:rPr>
+        <w:t>. In </w:t>
+      </w:r>
+      <w:r>
+        <w:rPr>
+          <w:rFonts w:asciiTheme="minorHAnsi" w:eastAsiaTheme="majorEastAsia" w:hAnsiTheme="minorHAnsi"/>
+          <w:i/>
+          <w:iCs/>
+          <w:color w:val="000000"/>
+        </w:rPr>
+        <w:t>Proceedings of ACL 2025</w:t>
+      </w:r>
+      <w:r>
+        <w:rPr>
+          <w:rFonts w:asciiTheme="minorHAnsi" w:eastAsiaTheme="majorEastAsia" w:hAnsiTheme="minorHAnsi"/>
+          <w:color w:val="000000"/>
+        </w:rPr>
+        <w:t>.</w:t>
+      </w:r>
+    </w:p>
+    <w:p>
+      <w:pPr>
+        <w:pStyle w:val="Bibliography"/>
+        <w:numPr>
+          <w:ilvl w:val="0"/>
+          <w:numId w:val="14"/>
+        </w:numPr>
+        <w:rPr>
+          <w:rFonts w:asciiTheme="minorHAnsi" w:eastAsiaTheme="majorEastAsia" w:hAnsiTheme="minorHAnsi"/>
+          <w:color w:val="000000"/>
+        </w:rPr>
+      </w:pPr>
+      <w:r>
+        <w:rPr>
+          <w:rFonts w:asciiTheme="minorHAnsi" w:eastAsiaTheme="majorEastAsia" w:hAnsiTheme="minorHAnsi"/>
+          <w:color w:val="000000"/>
+        </w:rPr>
+        <w:t xml:space="preserve">The reason we are using </w:t>
+      </w:r>
+      <w:proofErr w:type="spellStart"/>
+      <w:r>
+        <w:rPr>
+          <w:rFonts w:asciiTheme="minorHAnsi" w:eastAsiaTheme="majorEastAsia" w:hAnsiTheme="minorHAnsi"/>
+          <w:color w:val="000000"/>
+        </w:rPr>
+        <w:t>ModernBERT</w:t>
+      </w:r>
+      <w:proofErr w:type="spellEnd"/>
+      <w:r>
+        <w:rPr>
+          <w:rFonts w:asciiTheme="minorHAnsi" w:eastAsiaTheme="majorEastAsia" w:hAnsiTheme="minorHAnsi"/>
+          <w:color w:val="000000"/>
+        </w:rPr>
+        <w:t xml:space="preserve">-based classification, presenting </w:t>
+      </w:r>
+      <w:proofErr w:type="spellStart"/>
+      <w:r>
+        <w:rPr>
+          <w:rFonts w:asciiTheme="minorHAnsi" w:eastAsiaTheme="majorEastAsia" w:hAnsiTheme="minorHAnsi"/>
+          <w:color w:val="000000"/>
+        </w:rPr>
+        <w:t>ModernBERT</w:t>
+      </w:r>
+      <w:proofErr w:type="spellEnd"/>
+      <w:r>
+        <w:rPr>
+          <w:rFonts w:asciiTheme="minorHAnsi" w:eastAsiaTheme="majorEastAsia" w:hAnsiTheme="minorHAnsi"/>
+          <w:color w:val="000000"/>
+        </w:rPr>
+        <w:t xml:space="preserve"> as a stronger and more efficient encoder with improved long-context handling for classification tasks.</w:t>
+      </w:r>
+    </w:p>
+    <w:p>
+      <w:pPr>
+        <w:pStyle w:val="Bibliography"/>
+        <w:rPr>
+          <w:rFonts w:asciiTheme="minorHAnsi" w:eastAsiaTheme="majorEastAsia" w:hAnsiTheme="minorHAnsi"/>
+          <w:color w:val="000000"/>
+        </w:rPr>
+      </w:pPr>
+      <w:r>
+        <w:rPr>
+          <w:rFonts w:asciiTheme="minorHAnsi" w:eastAsiaTheme="majorEastAsia" w:hAnsiTheme="minorHAnsi"/>
+          <w:color w:val="000000"/>
+        </w:rPr>
+        <w:t>Younes, Y. and Mathiak, B. (2022), </w:t>
+      </w:r>
+      <w:r>
+        <w:rPr>
+          <w:rFonts w:asciiTheme="minorHAnsi" w:eastAsiaTheme="majorEastAsia" w:hAnsiTheme="minorHAnsi"/>
+          <w:i/>
+          <w:iCs/>
+          <w:color w:val="000000"/>
+        </w:rPr>
+        <w:t>Handling Class Imbalance when Detecting Dataset Mentions with Pre-trained Language Models</w:t>
+      </w:r>
+      <w:r>
+        <w:rPr>
+          <w:rFonts w:asciiTheme="minorHAnsi" w:eastAsiaTheme="majorEastAsia" w:hAnsiTheme="minorHAnsi"/>
+          <w:color w:val="000000"/>
+        </w:rPr>
+        <w:t>. In </w:t>
+      </w:r>
+      <w:r>
+        <w:rPr>
+          <w:rFonts w:asciiTheme="minorHAnsi" w:eastAsiaTheme="majorEastAsia" w:hAnsiTheme="minorHAnsi"/>
+          <w:i/>
+          <w:iCs/>
+          <w:color w:val="000000"/>
+        </w:rPr>
+        <w:t>Proceedings of the 5th International Conference on Natural Language and Speech Processing (ICNLSP 2022)</w:t>
+      </w:r>
+      <w:r>
+        <w:rPr>
+          <w:rFonts w:asciiTheme="minorHAnsi" w:eastAsiaTheme="majorEastAsia" w:hAnsiTheme="minorHAnsi"/>
+          <w:color w:val="000000"/>
+        </w:rPr>
+        <w:t>, pp. 79–88.</w:t>
+      </w:r>
+    </w:p>
+    <w:p>
+      <w:pPr>
+        <w:pStyle w:val="Bibliography"/>
+        <w:numPr>
+          <w:ilvl w:val="0"/>
+          <w:numId w:val="14"/>
+        </w:numPr>
+        <w:rPr>
+          <w:rFonts w:asciiTheme="minorHAnsi" w:eastAsiaTheme="majorEastAsia" w:hAnsiTheme="minorHAnsi"/>
+          <w:color w:val="000000"/>
+        </w:rPr>
+      </w:pPr>
+      <w:r>
+        <w:rPr>
+          <w:rFonts w:asciiTheme="minorHAnsi" w:eastAsiaTheme="majorEastAsia" w:hAnsiTheme="minorHAnsi"/>
+          <w:color w:val="000000"/>
+        </w:rPr>
+        <w:t>Justifies prioritising macro F1 and imbalance handling, showing that class imbalance can significantly affect pretrained language model classifiers and minority-class performance.</w:t>
+      </w:r>
+    </w:p>
+    <w:p>
+      <w:pPr>
+        <w:pStyle w:val="Bibliography"/>
+        <w:rPr>
+          <w:rFonts w:asciiTheme="minorHAnsi" w:eastAsiaTheme="majorEastAsia" w:hAnsiTheme="minorHAnsi"/>
+          <w:color w:val="000000"/>
+        </w:rPr>
+      </w:pPr>
+      <w:proofErr w:type="spellStart"/>
+      <w:r>
+        <w:rPr>
+          <w:rFonts w:asciiTheme="minorHAnsi" w:eastAsiaTheme="majorEastAsia" w:hAnsiTheme="minorHAnsi"/>
+          <w:color w:val="000000"/>
+        </w:rPr>
+        <w:t>Gururangan</w:t>
+      </w:r>
+      <w:proofErr w:type="spellEnd"/>
+      <w:r>
+        <w:rPr>
+          <w:rFonts w:asciiTheme="minorHAnsi" w:eastAsiaTheme="majorEastAsia" w:hAnsiTheme="minorHAnsi"/>
+          <w:color w:val="000000"/>
+        </w:rPr>
+        <w:t xml:space="preserve">, S., Marasović, A., </w:t>
+      </w:r>
+      <w:proofErr w:type="spellStart"/>
+      <w:r>
+        <w:rPr>
+          <w:rFonts w:asciiTheme="minorHAnsi" w:eastAsiaTheme="majorEastAsia" w:hAnsiTheme="minorHAnsi"/>
+          <w:color w:val="000000"/>
+        </w:rPr>
+        <w:t>Swayamdipta</w:t>
+      </w:r>
+      <w:proofErr w:type="spellEnd"/>
+      <w:r>
+        <w:rPr>
+          <w:rFonts w:asciiTheme="minorHAnsi" w:eastAsiaTheme="majorEastAsia" w:hAnsiTheme="minorHAnsi"/>
+          <w:color w:val="000000"/>
+        </w:rPr>
+        <w:t xml:space="preserve">, S., Lo, K., </w:t>
+      </w:r>
+      <w:proofErr w:type="spellStart"/>
+      <w:r>
+        <w:rPr>
+          <w:rFonts w:asciiTheme="minorHAnsi" w:eastAsiaTheme="majorEastAsia" w:hAnsiTheme="minorHAnsi"/>
+          <w:color w:val="000000"/>
+        </w:rPr>
+        <w:t>Beltagy</w:t>
+      </w:r>
+      <w:proofErr w:type="spellEnd"/>
+      <w:r>
+        <w:rPr>
+          <w:rFonts w:asciiTheme="minorHAnsi" w:eastAsiaTheme="majorEastAsia" w:hAnsiTheme="minorHAnsi"/>
+          <w:color w:val="000000"/>
+        </w:rPr>
+        <w:t>, I., Downey, D. and Smith, N.A. (2020), </w:t>
+      </w:r>
+      <w:r>
+        <w:rPr>
+          <w:rFonts w:asciiTheme="minorHAnsi" w:eastAsiaTheme="majorEastAsia" w:hAnsiTheme="minorHAnsi"/>
+          <w:i/>
+          <w:iCs/>
+          <w:color w:val="000000"/>
+        </w:rPr>
+        <w:t>Don’t Stop Pretraining: Adapt Language Models to Domains and Tasks</w:t>
+      </w:r>
+      <w:r>
+        <w:rPr>
+          <w:rFonts w:asciiTheme="minorHAnsi" w:eastAsiaTheme="majorEastAsia" w:hAnsiTheme="minorHAnsi"/>
+          <w:color w:val="000000"/>
+        </w:rPr>
+        <w:t>. In </w:t>
+      </w:r>
+      <w:r>
+        <w:rPr>
+          <w:rFonts w:asciiTheme="minorHAnsi" w:eastAsiaTheme="majorEastAsia" w:hAnsiTheme="minorHAnsi"/>
+          <w:i/>
+          <w:iCs/>
+          <w:color w:val="000000"/>
+        </w:rPr>
+        <w:t>Proceedings of ACL 2020</w:t>
+      </w:r>
+      <w:r>
+        <w:rPr>
+          <w:rFonts w:asciiTheme="minorHAnsi" w:eastAsiaTheme="majorEastAsia" w:hAnsiTheme="minorHAnsi"/>
+          <w:color w:val="000000"/>
+        </w:rPr>
+        <w:t>.</w:t>
+      </w:r>
+    </w:p>
+    <w:p>
+      <w:pPr>
+        <w:pStyle w:val="Bibliography"/>
+        <w:numPr>
+          <w:ilvl w:val="0"/>
+          <w:numId w:val="14"/>
+        </w:numPr>
+        <w:rPr>
+          <w:rFonts w:asciiTheme="minorHAnsi" w:eastAsiaTheme="majorEastAsia" w:hAnsiTheme="minorHAnsi"/>
+          <w:color w:val="000000"/>
+        </w:rPr>
+      </w:pPr>
+      <w:r>
+        <w:rPr>
+          <w:rFonts w:asciiTheme="minorHAnsi" w:eastAsiaTheme="majorEastAsia" w:hAnsiTheme="minorHAnsi"/>
+          <w:color w:val="000000"/>
+        </w:rPr>
+        <w:t>Gives credence to using</w:t>
+      </w:r>
+      <w:r>
+        <w:rPr>
+          <w:rFonts w:asciiTheme="minorHAnsi" w:eastAsiaTheme="majorEastAsia" w:hAnsiTheme="minorHAnsi"/>
+          <w:color w:val="000000"/>
+        </w:rPr>
+        <w:t xml:space="preserve"> the masked-language-model adaptation pilot, showing that continued pretraining on in-domain or task-relevant </w:t>
+      </w:r>
+      <w:proofErr w:type="spellStart"/>
+      <w:r>
+        <w:rPr>
+          <w:rFonts w:asciiTheme="minorHAnsi" w:eastAsiaTheme="majorEastAsia" w:hAnsiTheme="minorHAnsi"/>
+          <w:color w:val="000000"/>
+        </w:rPr>
+        <w:t>unlabeled</w:t>
+      </w:r>
+      <w:proofErr w:type="spellEnd"/>
+      <w:r>
+        <w:rPr>
+          <w:rFonts w:asciiTheme="minorHAnsi" w:eastAsiaTheme="majorEastAsia" w:hAnsiTheme="minorHAnsi"/>
+          <w:color w:val="000000"/>
+        </w:rPr>
+        <w:t xml:space="preserve"> text can improve downstream classification.</w:t>
+      </w:r>
+    </w:p>
+    <w:p>
+      <w:pPr>
+        <w:pStyle w:val="Bibliography"/>
+        <w:rPr>
+          <w:rFonts w:asciiTheme="minorHAnsi" w:eastAsiaTheme="majorEastAsia" w:hAnsiTheme="minorHAnsi"/>
+          <w:color w:val="000000"/>
+        </w:rPr>
+      </w:pPr>
+      <w:r>
+        <w:rPr>
+          <w:rFonts w:asciiTheme="minorHAnsi" w:eastAsiaTheme="majorEastAsia" w:hAnsiTheme="minorHAnsi"/>
+          <w:color w:val="000000"/>
+        </w:rPr>
+        <w:t>Yang, W., Zhang, R., Chen, J. and Sheng, J. (2025), </w:t>
+      </w:r>
+      <w:r>
+        <w:rPr>
+          <w:rFonts w:asciiTheme="minorHAnsi" w:eastAsiaTheme="majorEastAsia" w:hAnsiTheme="minorHAnsi"/>
+          <w:i/>
+          <w:iCs/>
+          <w:color w:val="000000"/>
+        </w:rPr>
+        <w:t>Calibrating Pseudo-</w:t>
+      </w:r>
+      <w:proofErr w:type="spellStart"/>
+      <w:r>
+        <w:rPr>
+          <w:rFonts w:asciiTheme="minorHAnsi" w:eastAsiaTheme="majorEastAsia" w:hAnsiTheme="minorHAnsi"/>
+          <w:i/>
+          <w:iCs/>
+          <w:color w:val="000000"/>
+        </w:rPr>
+        <w:t>Labeling</w:t>
+      </w:r>
+      <w:proofErr w:type="spellEnd"/>
+      <w:r>
+        <w:rPr>
+          <w:rFonts w:asciiTheme="minorHAnsi" w:eastAsiaTheme="majorEastAsia" w:hAnsiTheme="minorHAnsi"/>
+          <w:i/>
+          <w:iCs/>
+          <w:color w:val="000000"/>
+        </w:rPr>
+        <w:t xml:space="preserve"> with Class Distribution for Semi-supervised Text Classification</w:t>
+      </w:r>
+      <w:r>
+        <w:rPr>
+          <w:rFonts w:asciiTheme="minorHAnsi" w:eastAsiaTheme="majorEastAsia" w:hAnsiTheme="minorHAnsi"/>
+          <w:color w:val="000000"/>
+        </w:rPr>
+        <w:t>. In </w:t>
+      </w:r>
+      <w:r>
+        <w:rPr>
+          <w:rFonts w:asciiTheme="minorHAnsi" w:eastAsiaTheme="majorEastAsia" w:hAnsiTheme="minorHAnsi"/>
+          <w:i/>
+          <w:iCs/>
+          <w:color w:val="000000"/>
+        </w:rPr>
+        <w:t>Proceedings of EMNLP 2025</w:t>
+      </w:r>
+      <w:r>
+        <w:rPr>
+          <w:rFonts w:asciiTheme="minorHAnsi" w:eastAsiaTheme="majorEastAsia" w:hAnsiTheme="minorHAnsi"/>
+          <w:color w:val="000000"/>
+        </w:rPr>
+        <w:t>.</w:t>
+      </w:r>
+    </w:p>
+    <w:p>
+      <w:pPr>
+        <w:pStyle w:val="Bibliography"/>
+        <w:numPr>
+          <w:ilvl w:val="0"/>
+          <w:numId w:val="14"/>
+        </w:numPr>
+        <w:rPr>
+          <w:rFonts w:asciiTheme="minorHAnsi" w:eastAsiaTheme="majorEastAsia" w:hAnsiTheme="minorHAnsi"/>
+          <w:color w:val="000000"/>
+        </w:rPr>
+      </w:pPr>
+      <w:r>
+        <w:rPr>
+          <w:rFonts w:asciiTheme="minorHAnsi" w:eastAsiaTheme="majorEastAsia" w:hAnsiTheme="minorHAnsi"/>
+          <w:color w:val="000000"/>
+        </w:rPr>
+        <w:t>Justifies the calibrated pseudo-</w:t>
+      </w:r>
+      <w:proofErr w:type="spellStart"/>
+      <w:r>
+        <w:rPr>
+          <w:rFonts w:asciiTheme="minorHAnsi" w:eastAsiaTheme="majorEastAsia" w:hAnsiTheme="minorHAnsi"/>
+          <w:color w:val="000000"/>
+        </w:rPr>
+        <w:t>labeling</w:t>
+      </w:r>
+      <w:proofErr w:type="spellEnd"/>
+      <w:r>
+        <w:rPr>
+          <w:rFonts w:asciiTheme="minorHAnsi" w:eastAsiaTheme="majorEastAsia" w:hAnsiTheme="minorHAnsi"/>
+          <w:color w:val="000000"/>
+        </w:rPr>
+        <w:t xml:space="preserve"> and class-aware semi-supervised pipeline, showing that pseudo-</w:t>
+      </w:r>
+      <w:proofErr w:type="spellStart"/>
+      <w:r>
+        <w:rPr>
+          <w:rFonts w:asciiTheme="minorHAnsi" w:eastAsiaTheme="majorEastAsia" w:hAnsiTheme="minorHAnsi"/>
+          <w:color w:val="000000"/>
+        </w:rPr>
+        <w:t>labeling</w:t>
+      </w:r>
+      <w:proofErr w:type="spellEnd"/>
+      <w:r>
+        <w:rPr>
+          <w:rFonts w:asciiTheme="minorHAnsi" w:eastAsiaTheme="majorEastAsia" w:hAnsiTheme="minorHAnsi"/>
+          <w:color w:val="000000"/>
+        </w:rPr>
+        <w:t xml:space="preserve"> can bias toward majority classes and that calibration can improve reliability.</w:t>
+      </w:r>
+    </w:p>
+    <w:p>
+      <w:pPr>
+        <w:pStyle w:val="Bibliography"/>
+        <w:rPr>
+          <w:rFonts w:asciiTheme="minorHAnsi" w:hAnsiTheme="minorHAnsi"/>
+        </w:rPr>
+      </w:pPr>
     </w:p>
     <w:sectPr>
       <w:pgSz w:w="11906" w:h="16838"/>
@@ -4717,6 +5636,120 @@
 <file path=word/numbering.xml><?xml version="1.0" encoding="utf-8"?>
 <w:numbering xmlns:wpc="http://schemas.microsoft.com/office/word/2010/wordprocessingCanvas" xmlns:cx="http://schemas.microsoft.com/office/drawing/2014/chartex" xmlns:cx1="http://schemas.microsoft.com/office/drawing/2015/9/8/chartex" xmlns:cx2="http://schemas.microsoft.com/office/drawing/2015/10/21/chartex" xmlns:cx3="http://schemas.microsoft.com/office/drawing/2016/5/9/chartex" xmlns:cx4="http://schemas.microsoft.com/office/drawing/2016/5/10/chartex" xmlns:cx5="http://schemas.microsoft.com/office/drawing/2016/5/11/chartex" xmlns:cx6="http://schemas.microsoft.com/office/drawing/2016/5/12/chartex" xmlns:cx7="http://schemas.microsoft.com/office/drawing/2016/5/13/chartex" xmlns:cx8="http://schemas.microsoft.com/office/drawing/2016/5/14/chartex" xmlns:mc="http://schemas.openxmlformats.org/markup-compatibility/2006" xmlns:aink="http://schemas.microsoft.com/office/drawing/2016/ink" xmlns:am3d="http://schemas.microsoft.com/office/drawing/2017/model3d" xmlns:o="urn:schemas-microsoft-com:office:office" xmlns:oel="http://schemas.microsoft.com/office/2019/extlst" xmlns:r="http://schemas.openxmlformats.org/officeDocument/2006/relationships" xmlns:m="http://schemas.openxmlformats.org/officeDocument/2006/math" xmlns:v="urn:schemas-microsoft-com:vml" xmlns:wp14="http://schemas.microsoft.com/office/word/2010/wordprocessingDrawing" xmlns:wp="http://schemas.openxmlformats.org/drawingml/2006/wordprocessingDrawing" xmlns:w10="urn:schemas-microsoft-com:office:word" xmlns:w="http://schemas.openxmlformats.org/wordprocessingml/2006/main" xmlns:w14="http://schemas.microsoft.com/office/word/2010/wordml" xmlns:w15="http://schemas.microsoft.com/office/word/2012/wordml" xmlns:w16cex="http://schemas.microsoft.com/office/word/2018/wordml/cex" xmlns:w16cid="http://schemas.microsoft.com/office/word/2016/wordml/cid" xmlns:w16="http://schemas.microsoft.com/office/word/2018/wordml" xmlns:w16du="http://schemas.microsoft.com/office/word/2023/wordml/word16du" xmlns:w16sdtdh="http://schemas.microsoft.com/office/word/2020/wordml/sdtdatahash" xmlns:w16sdtfl="http://schemas.microsoft.com/office/word/2024/wordml/sdtformatlock" xmlns:w16se="http://schemas.microsoft.com/office/word/2015/wordml/symex" xmlns:wpg="http://schemas.microsoft.com/office/word/2010/wordprocessingGroup" xmlns:wpi="http://schemas.microsoft.com/office/word/2010/wordprocessingInk" xmlns:wne="http://schemas.microsoft.com/office/word/2006/wordml" xmlns:wps="http://schemas.microsoft.com/office/word/2010/wordprocessingShape" mc:Ignorable="w14 w15 w16se w16cid w16 w16cex w16sdtdh w16sdtfl w16du wp14">
   <w:abstractNum w:abstractNumId="0" w15:restartNumberingAfterBreak="0">
+    <w:nsid w:val="0693786F"/>
+    <w:multiLevelType w:val="hybridMultilevel"/>
+    <w:tmpl w:val="1158E328"/>
+    <w:lvl w:ilvl="0" w:tplc="08090003">
+      <w:start w:val="1"/>
+      <w:numFmt w:val="bullet"/>
+      <w:lvlText w:val="o"/>
+      <w:lvlJc w:val="left"/>
+      <w:pPr>
+        <w:ind w:left="720" w:hanging="360"/>
+      </w:pPr>
+      <w:rPr>
+        <w:rFonts w:ascii="Courier New" w:hAnsi="Courier New" w:cs="Courier New" w:hint="default"/>
+        <w:color w:val="auto"/>
+      </w:rPr>
+    </w:lvl>
+    <w:lvl w:ilvl="1" w:tplc="08090003" w:tentative="1">
+      <w:start w:val="1"/>
+      <w:numFmt w:val="bullet"/>
+      <w:lvlText w:val="o"/>
+      <w:lvlJc w:val="left"/>
+      <w:pPr>
+        <w:ind w:left="1440" w:hanging="360"/>
+      </w:pPr>
+      <w:rPr>
+        <w:rFonts w:ascii="Courier New" w:hAnsi="Courier New" w:cs="Courier New" w:hint="default"/>
+      </w:rPr>
+    </w:lvl>
+    <w:lvl w:ilvl="2" w:tplc="08090005" w:tentative="1">
+      <w:start w:val="1"/>
+      <w:numFmt w:val="bullet"/>
+      <w:lvlText w:val=""/>
+      <w:lvlJc w:val="left"/>
+      <w:pPr>
+        <w:ind w:left="2160" w:hanging="360"/>
+      </w:pPr>
+      <w:rPr>
+        <w:rFonts w:ascii="Wingdings" w:hAnsi="Wingdings" w:hint="default"/>
+      </w:rPr>
+    </w:lvl>
+    <w:lvl w:ilvl="3" w:tplc="08090001" w:tentative="1">
+      <w:start w:val="1"/>
+      <w:numFmt w:val="bullet"/>
+      <w:lvlText w:val=""/>
+      <w:lvlJc w:val="left"/>
+      <w:pPr>
+        <w:ind w:left="2880" w:hanging="360"/>
+      </w:pPr>
+      <w:rPr>
+        <w:rFonts w:ascii="Symbol" w:hAnsi="Symbol" w:hint="default"/>
+      </w:rPr>
+    </w:lvl>
+    <w:lvl w:ilvl="4" w:tplc="08090003" w:tentative="1">
+      <w:start w:val="1"/>
+      <w:numFmt w:val="bullet"/>
+      <w:lvlText w:val="o"/>
+      <w:lvlJc w:val="left"/>
+      <w:pPr>
+        <w:ind w:left="3600" w:hanging="360"/>
+      </w:pPr>
+      <w:rPr>
+        <w:rFonts w:ascii="Courier New" w:hAnsi="Courier New" w:cs="Courier New" w:hint="default"/>
+      </w:rPr>
+    </w:lvl>
+    <w:lvl w:ilvl="5" w:tplc="08090005" w:tentative="1">
+      <w:start w:val="1"/>
+      <w:numFmt w:val="bullet"/>
+      <w:lvlText w:val=""/>
+      <w:lvlJc w:val="left"/>
+      <w:pPr>
+        <w:ind w:left="4320" w:hanging="360"/>
+      </w:pPr>
+      <w:rPr>
+        <w:rFonts w:ascii="Wingdings" w:hAnsi="Wingdings" w:hint="default"/>
+      </w:rPr>
+    </w:lvl>
+    <w:lvl w:ilvl="6" w:tplc="08090001" w:tentative="1">
+      <w:start w:val="1"/>
+      <w:numFmt w:val="bullet"/>
+      <w:lvlText w:val=""/>
+      <w:lvlJc w:val="left"/>
+      <w:pPr>
+        <w:ind w:left="5040" w:hanging="360"/>
+      </w:pPr>
+      <w:rPr>
+        <w:rFonts w:ascii="Symbol" w:hAnsi="Symbol" w:hint="default"/>
+      </w:rPr>
+    </w:lvl>
+    <w:lvl w:ilvl="7" w:tplc="08090003" w:tentative="1">
+      <w:start w:val="1"/>
+      <w:numFmt w:val="bullet"/>
+      <w:lvlText w:val="o"/>
+      <w:lvlJc w:val="left"/>
+      <w:pPr>
+        <w:ind w:left="5760" w:hanging="360"/>
+      </w:pPr>
+      <w:rPr>
+        <w:rFonts w:ascii="Courier New" w:hAnsi="Courier New" w:cs="Courier New" w:hint="default"/>
+      </w:rPr>
+    </w:lvl>
+    <w:lvl w:ilvl="8" w:tplc="08090005" w:tentative="1">
+      <w:start w:val="1"/>
+      <w:numFmt w:val="bullet"/>
+      <w:lvlText w:val=""/>
+      <w:lvlJc w:val="left"/>
+      <w:pPr>
+        <w:ind w:left="6480" w:hanging="360"/>
+      </w:pPr>
+      <w:rPr>
+        <w:rFonts w:ascii="Wingdings" w:hAnsi="Wingdings" w:hint="default"/>
+      </w:rPr>
+    </w:lvl>
+  </w:abstractNum>
+  <w:abstractNum w:abstractNumId="1" w15:restartNumberingAfterBreak="0">
     <w:nsid w:val="090A6E20"/>
     <w:multiLevelType w:val="multilevel"/>
     <w:tmpl w:val="4708677C"/>
@@ -4865,7 +5898,7 @@
       </w:rPr>
     </w:lvl>
   </w:abstractNum>
-  <w:abstractNum w:abstractNumId="1" w15:restartNumberingAfterBreak="0">
+  <w:abstractNum w:abstractNumId="2" w15:restartNumberingAfterBreak="0">
     <w:nsid w:val="14AF43FB"/>
     <w:multiLevelType w:val="multilevel"/>
     <w:tmpl w:val="7D32597A"/>
@@ -5014,7 +6047,7 @@
       </w:rPr>
     </w:lvl>
   </w:abstractNum>
-  <w:abstractNum w:abstractNumId="2" w15:restartNumberingAfterBreak="0">
+  <w:abstractNum w:abstractNumId="3" w15:restartNumberingAfterBreak="0">
     <w:nsid w:val="231C1EF3"/>
     <w:multiLevelType w:val="multilevel"/>
     <w:tmpl w:val="329E234C"/>
@@ -5163,7 +6196,7 @@
       </w:rPr>
     </w:lvl>
   </w:abstractNum>
-  <w:abstractNum w:abstractNumId="3" w15:restartNumberingAfterBreak="0">
+  <w:abstractNum w:abstractNumId="4" w15:restartNumberingAfterBreak="0">
     <w:nsid w:val="26636923"/>
     <w:multiLevelType w:val="multilevel"/>
     <w:tmpl w:val="757EDC84"/>
@@ -5312,7 +6345,120 @@
       </w:rPr>
     </w:lvl>
   </w:abstractNum>
-  <w:abstractNum w:abstractNumId="4" w15:restartNumberingAfterBreak="0">
+  <w:abstractNum w:abstractNumId="5" w15:restartNumberingAfterBreak="0">
+    <w:nsid w:val="385E3D31"/>
+    <w:multiLevelType w:val="hybridMultilevel"/>
+    <w:tmpl w:val="6FE4E2EE"/>
+    <w:lvl w:ilvl="0" w:tplc="08090003">
+      <w:start w:val="1"/>
+      <w:numFmt w:val="bullet"/>
+      <w:lvlText w:val="o"/>
+      <w:lvlJc w:val="left"/>
+      <w:pPr>
+        <w:ind w:left="720" w:hanging="360"/>
+      </w:pPr>
+      <w:rPr>
+        <w:rFonts w:ascii="Courier New" w:hAnsi="Courier New" w:cs="Courier New" w:hint="default"/>
+      </w:rPr>
+    </w:lvl>
+    <w:lvl w:ilvl="1" w:tplc="08090003" w:tentative="1">
+      <w:start w:val="1"/>
+      <w:numFmt w:val="bullet"/>
+      <w:lvlText w:val="o"/>
+      <w:lvlJc w:val="left"/>
+      <w:pPr>
+        <w:ind w:left="1440" w:hanging="360"/>
+      </w:pPr>
+      <w:rPr>
+        <w:rFonts w:ascii="Courier New" w:hAnsi="Courier New" w:cs="Courier New" w:hint="default"/>
+      </w:rPr>
+    </w:lvl>
+    <w:lvl w:ilvl="2" w:tplc="08090005" w:tentative="1">
+      <w:start w:val="1"/>
+      <w:numFmt w:val="bullet"/>
+      <w:lvlText w:val=""/>
+      <w:lvlJc w:val="left"/>
+      <w:pPr>
+        <w:ind w:left="2160" w:hanging="360"/>
+      </w:pPr>
+      <w:rPr>
+        <w:rFonts w:ascii="Wingdings" w:hAnsi="Wingdings" w:hint="default"/>
+      </w:rPr>
+    </w:lvl>
+    <w:lvl w:ilvl="3" w:tplc="08090001" w:tentative="1">
+      <w:start w:val="1"/>
+      <w:numFmt w:val="bullet"/>
+      <w:lvlText w:val=""/>
+      <w:lvlJc w:val="left"/>
+      <w:pPr>
+        <w:ind w:left="2880" w:hanging="360"/>
+      </w:pPr>
+      <w:rPr>
+        <w:rFonts w:ascii="Symbol" w:hAnsi="Symbol" w:hint="default"/>
+      </w:rPr>
+    </w:lvl>
+    <w:lvl w:ilvl="4" w:tplc="08090003" w:tentative="1">
+      <w:start w:val="1"/>
+      <w:numFmt w:val="bullet"/>
+      <w:lvlText w:val="o"/>
+      <w:lvlJc w:val="left"/>
+      <w:pPr>
+        <w:ind w:left="3600" w:hanging="360"/>
+      </w:pPr>
+      <w:rPr>
+        <w:rFonts w:ascii="Courier New" w:hAnsi="Courier New" w:cs="Courier New" w:hint="default"/>
+      </w:rPr>
+    </w:lvl>
+    <w:lvl w:ilvl="5" w:tplc="08090005" w:tentative="1">
+      <w:start w:val="1"/>
+      <w:numFmt w:val="bullet"/>
+      <w:lvlText w:val=""/>
+      <w:lvlJc w:val="left"/>
+      <w:pPr>
+        <w:ind w:left="4320" w:hanging="360"/>
+      </w:pPr>
+      <w:rPr>
+        <w:rFonts w:ascii="Wingdings" w:hAnsi="Wingdings" w:hint="default"/>
+      </w:rPr>
+    </w:lvl>
+    <w:lvl w:ilvl="6" w:tplc="08090001" w:tentative="1">
+      <w:start w:val="1"/>
+      <w:numFmt w:val="bullet"/>
+      <w:lvlText w:val=""/>
+      <w:lvlJc w:val="left"/>
+      <w:pPr>
+        <w:ind w:left="5040" w:hanging="360"/>
+      </w:pPr>
+      <w:rPr>
+        <w:rFonts w:ascii="Symbol" w:hAnsi="Symbol" w:hint="default"/>
+      </w:rPr>
+    </w:lvl>
+    <w:lvl w:ilvl="7" w:tplc="08090003" w:tentative="1">
+      <w:start w:val="1"/>
+      <w:numFmt w:val="bullet"/>
+      <w:lvlText w:val="o"/>
+      <w:lvlJc w:val="left"/>
+      <w:pPr>
+        <w:ind w:left="5760" w:hanging="360"/>
+      </w:pPr>
+      <w:rPr>
+        <w:rFonts w:ascii="Courier New" w:hAnsi="Courier New" w:cs="Courier New" w:hint="default"/>
+      </w:rPr>
+    </w:lvl>
+    <w:lvl w:ilvl="8" w:tplc="08090005" w:tentative="1">
+      <w:start w:val="1"/>
+      <w:numFmt w:val="bullet"/>
+      <w:lvlText w:val=""/>
+      <w:lvlJc w:val="left"/>
+      <w:pPr>
+        <w:ind w:left="6480" w:hanging="360"/>
+      </w:pPr>
+      <w:rPr>
+        <w:rFonts w:ascii="Wingdings" w:hAnsi="Wingdings" w:hint="default"/>
+      </w:rPr>
+    </w:lvl>
+  </w:abstractNum>
+  <w:abstractNum w:abstractNumId="6" w15:restartNumberingAfterBreak="0">
     <w:nsid w:val="407F1391"/>
     <w:multiLevelType w:val="multilevel"/>
     <w:tmpl w:val="9D960DD4"/>
@@ -5461,7 +6607,7 @@
       </w:rPr>
     </w:lvl>
   </w:abstractNum>
-  <w:abstractNum w:abstractNumId="5" w15:restartNumberingAfterBreak="0">
+  <w:abstractNum w:abstractNumId="7" w15:restartNumberingAfterBreak="0">
     <w:nsid w:val="45940664"/>
     <w:multiLevelType w:val="hybridMultilevel"/>
     <w:tmpl w:val="D6ECCA0A"/>
@@ -5574,7 +6720,7 @@
       </w:rPr>
     </w:lvl>
   </w:abstractNum>
-  <w:abstractNum w:abstractNumId="6" w15:restartNumberingAfterBreak="0">
+  <w:abstractNum w:abstractNumId="8" w15:restartNumberingAfterBreak="0">
     <w:nsid w:val="60974754"/>
     <w:multiLevelType w:val="hybridMultilevel"/>
     <w:tmpl w:val="128A7C0C"/>
@@ -5687,7 +6833,7 @@
       </w:rPr>
     </w:lvl>
   </w:abstractNum>
-  <w:abstractNum w:abstractNumId="7" w15:restartNumberingAfterBreak="0">
+  <w:abstractNum w:abstractNumId="9" w15:restartNumberingAfterBreak="0">
     <w:nsid w:val="61BA7AA8"/>
     <w:multiLevelType w:val="hybridMultilevel"/>
     <w:tmpl w:val="F8D0DDEE"/>
@@ -5800,7 +6946,7 @@
       </w:rPr>
     </w:lvl>
   </w:abstractNum>
-  <w:abstractNum w:abstractNumId="8" w15:restartNumberingAfterBreak="0">
+  <w:abstractNum w:abstractNumId="10" w15:restartNumberingAfterBreak="0">
     <w:nsid w:val="684A3B60"/>
     <w:multiLevelType w:val="multilevel"/>
     <w:tmpl w:val="13A27454"/>
@@ -5949,7 +7095,7 @@
       </w:rPr>
     </w:lvl>
   </w:abstractNum>
-  <w:abstractNum w:abstractNumId="9" w15:restartNumberingAfterBreak="0">
+  <w:abstractNum w:abstractNumId="11" w15:restartNumberingAfterBreak="0">
     <w:nsid w:val="70EE282E"/>
     <w:multiLevelType w:val="multilevel"/>
     <w:tmpl w:val="63DA3E64"/>
@@ -6098,7 +7244,7 @@
       </w:rPr>
     </w:lvl>
   </w:abstractNum>
-  <w:abstractNum w:abstractNumId="10" w15:restartNumberingAfterBreak="0">
+  <w:abstractNum w:abstractNumId="12" w15:restartNumberingAfterBreak="0">
     <w:nsid w:val="7220074A"/>
     <w:multiLevelType w:val="hybridMultilevel"/>
     <w:tmpl w:val="75FCE4A0"/>
@@ -6211,7 +7357,7 @@
       </w:rPr>
     </w:lvl>
   </w:abstractNum>
-  <w:abstractNum w:abstractNumId="11" w15:restartNumberingAfterBreak="0">
+  <w:abstractNum w:abstractNumId="13" w15:restartNumberingAfterBreak="0">
     <w:nsid w:val="78103F0B"/>
     <w:multiLevelType w:val="hybridMultilevel"/>
     <w:tmpl w:val="AFD860D6"/>
@@ -6325,41 +7471,163 @@
       </w:rPr>
     </w:lvl>
   </w:abstractNum>
+  <w:abstractNum w:abstractNumId="14" w15:restartNumberingAfterBreak="0">
+    <w:nsid w:val="7E985B0C"/>
+    <w:multiLevelType w:val="hybridMultilevel"/>
+    <w:tmpl w:val="A0FC73E4"/>
+    <w:lvl w:ilvl="0" w:tplc="08090003">
+      <w:start w:val="1"/>
+      <w:numFmt w:val="bullet"/>
+      <w:lvlText w:val="o"/>
+      <w:lvlJc w:val="left"/>
+      <w:pPr>
+        <w:ind w:left="720" w:hanging="360"/>
+      </w:pPr>
+      <w:rPr>
+        <w:rFonts w:ascii="Courier New" w:hAnsi="Courier New" w:cs="Courier New" w:hint="default"/>
+      </w:rPr>
+    </w:lvl>
+    <w:lvl w:ilvl="1" w:tplc="08090003" w:tentative="1">
+      <w:start w:val="1"/>
+      <w:numFmt w:val="bullet"/>
+      <w:lvlText w:val="o"/>
+      <w:lvlJc w:val="left"/>
+      <w:pPr>
+        <w:ind w:left="1440" w:hanging="360"/>
+      </w:pPr>
+      <w:rPr>
+        <w:rFonts w:ascii="Courier New" w:hAnsi="Courier New" w:cs="Courier New" w:hint="default"/>
+      </w:rPr>
+    </w:lvl>
+    <w:lvl w:ilvl="2" w:tplc="08090005" w:tentative="1">
+      <w:start w:val="1"/>
+      <w:numFmt w:val="bullet"/>
+      <w:lvlText w:val=""/>
+      <w:lvlJc w:val="left"/>
+      <w:pPr>
+        <w:ind w:left="2160" w:hanging="360"/>
+      </w:pPr>
+      <w:rPr>
+        <w:rFonts w:ascii="Wingdings" w:hAnsi="Wingdings" w:hint="default"/>
+      </w:rPr>
+    </w:lvl>
+    <w:lvl w:ilvl="3" w:tplc="08090001" w:tentative="1">
+      <w:start w:val="1"/>
+      <w:numFmt w:val="bullet"/>
+      <w:lvlText w:val=""/>
+      <w:lvlJc w:val="left"/>
+      <w:pPr>
+        <w:ind w:left="2880" w:hanging="360"/>
+      </w:pPr>
+      <w:rPr>
+        <w:rFonts w:ascii="Symbol" w:hAnsi="Symbol" w:hint="default"/>
+      </w:rPr>
+    </w:lvl>
+    <w:lvl w:ilvl="4" w:tplc="08090003" w:tentative="1">
+      <w:start w:val="1"/>
+      <w:numFmt w:val="bullet"/>
+      <w:lvlText w:val="o"/>
+      <w:lvlJc w:val="left"/>
+      <w:pPr>
+        <w:ind w:left="3600" w:hanging="360"/>
+      </w:pPr>
+      <w:rPr>
+        <w:rFonts w:ascii="Courier New" w:hAnsi="Courier New" w:cs="Courier New" w:hint="default"/>
+      </w:rPr>
+    </w:lvl>
+    <w:lvl w:ilvl="5" w:tplc="08090005" w:tentative="1">
+      <w:start w:val="1"/>
+      <w:numFmt w:val="bullet"/>
+      <w:lvlText w:val=""/>
+      <w:lvlJc w:val="left"/>
+      <w:pPr>
+        <w:ind w:left="4320" w:hanging="360"/>
+      </w:pPr>
+      <w:rPr>
+        <w:rFonts w:ascii="Wingdings" w:hAnsi="Wingdings" w:hint="default"/>
+      </w:rPr>
+    </w:lvl>
+    <w:lvl w:ilvl="6" w:tplc="08090001" w:tentative="1">
+      <w:start w:val="1"/>
+      <w:numFmt w:val="bullet"/>
+      <w:lvlText w:val=""/>
+      <w:lvlJc w:val="left"/>
+      <w:pPr>
+        <w:ind w:left="5040" w:hanging="360"/>
+      </w:pPr>
+      <w:rPr>
+        <w:rFonts w:ascii="Symbol" w:hAnsi="Symbol" w:hint="default"/>
+      </w:rPr>
+    </w:lvl>
+    <w:lvl w:ilvl="7" w:tplc="08090003" w:tentative="1">
+      <w:start w:val="1"/>
+      <w:numFmt w:val="bullet"/>
+      <w:lvlText w:val="o"/>
+      <w:lvlJc w:val="left"/>
+      <w:pPr>
+        <w:ind w:left="5760" w:hanging="360"/>
+      </w:pPr>
+      <w:rPr>
+        <w:rFonts w:ascii="Courier New" w:hAnsi="Courier New" w:cs="Courier New" w:hint="default"/>
+      </w:rPr>
+    </w:lvl>
+    <w:lvl w:ilvl="8" w:tplc="08090005" w:tentative="1">
+      <w:start w:val="1"/>
+      <w:numFmt w:val="bullet"/>
+      <w:lvlText w:val=""/>
+      <w:lvlJc w:val="left"/>
+      <w:pPr>
+        <w:ind w:left="6480" w:hanging="360"/>
+      </w:pPr>
+      <w:rPr>
+        <w:rFonts w:ascii="Wingdings" w:hAnsi="Wingdings" w:hint="default"/>
+      </w:rPr>
+    </w:lvl>
+  </w:abstractNum>
   <w:num w:numId="1" w16cid:durableId="1437021609">
+    <w:abstractNumId w:val="7"/>
+  </w:num>
+  <w:num w:numId="2" w16cid:durableId="1914273573">
+    <w:abstractNumId w:val="12"/>
+  </w:num>
+  <w:num w:numId="3" w16cid:durableId="2140875702">
+    <w:abstractNumId w:val="11"/>
+  </w:num>
+  <w:num w:numId="4" w16cid:durableId="150608361">
+    <w:abstractNumId w:val="2"/>
+  </w:num>
+  <w:num w:numId="5" w16cid:durableId="416439548">
+    <w:abstractNumId w:val="4"/>
+  </w:num>
+  <w:num w:numId="6" w16cid:durableId="455370369">
+    <w:abstractNumId w:val="10"/>
+  </w:num>
+  <w:num w:numId="7" w16cid:durableId="1745496016">
+    <w:abstractNumId w:val="6"/>
+  </w:num>
+  <w:num w:numId="8" w16cid:durableId="1357000701">
+    <w:abstractNumId w:val="3"/>
+  </w:num>
+  <w:num w:numId="9" w16cid:durableId="1606695248">
+    <w:abstractNumId w:val="9"/>
+  </w:num>
+  <w:num w:numId="10" w16cid:durableId="1372995817">
+    <w:abstractNumId w:val="13"/>
+  </w:num>
+  <w:num w:numId="11" w16cid:durableId="50887064">
+    <w:abstractNumId w:val="8"/>
+  </w:num>
+  <w:num w:numId="12" w16cid:durableId="714702257">
+    <w:abstractNumId w:val="1"/>
+  </w:num>
+  <w:num w:numId="13" w16cid:durableId="453063269">
+    <w:abstractNumId w:val="0"/>
+  </w:num>
+  <w:num w:numId="14" w16cid:durableId="1361392667">
     <w:abstractNumId w:val="5"/>
   </w:num>
-  <w:num w:numId="2" w16cid:durableId="1914273573">
-    <w:abstractNumId w:val="10"/>
-  </w:num>
-  <w:num w:numId="3" w16cid:durableId="2140875702">
-    <w:abstractNumId w:val="9"/>
-  </w:num>
-  <w:num w:numId="4" w16cid:durableId="150608361">
-    <w:abstractNumId w:val="1"/>
-  </w:num>
-  <w:num w:numId="5" w16cid:durableId="416439548">
-    <w:abstractNumId w:val="3"/>
-  </w:num>
-  <w:num w:numId="6" w16cid:durableId="455370369">
-    <w:abstractNumId w:val="8"/>
-  </w:num>
-  <w:num w:numId="7" w16cid:durableId="1745496016">
-    <w:abstractNumId w:val="4"/>
-  </w:num>
-  <w:num w:numId="8" w16cid:durableId="1357000701">
-    <w:abstractNumId w:val="2"/>
-  </w:num>
-  <w:num w:numId="9" w16cid:durableId="1606695248">
-    <w:abstractNumId w:val="7"/>
-  </w:num>
-  <w:num w:numId="10" w16cid:durableId="1372995817">
-    <w:abstractNumId w:val="11"/>
-  </w:num>
-  <w:num w:numId="11" w16cid:durableId="50887064">
-    <w:abstractNumId w:val="6"/>
-  </w:num>
-  <w:num w:numId="12" w16cid:durableId="714702257">
-    <w:abstractNumId w:val="0"/>
+  <w:num w:numId="15" w16cid:durableId="924345467">
+    <w:abstractNumId w:val="14"/>
   </w:num>
 </w:numbering>
 </file>
@@ -6973,7 +8241,6 @@
   <w:style w:type="character" w:default="1" w:styleId="DefaultParagraphFont">
     <w:name w:val="Default Paragraph Font"/>
     <w:uiPriority w:val="1"/>
-    <w:semiHidden/>
     <w:unhideWhenUsed/>
   </w:style>
   <w:style w:type="table" w:default="1" w:styleId="TableNormal">
@@ -7352,7 +8619,6 @@
     <w:name w:val="Normal (Web)"/>
     <w:basedOn w:val="Normal"/>
     <w:uiPriority w:val="99"/>
-    <w:semiHidden/>
     <w:unhideWhenUsed/>
     <w:rsid w:val="00053614"/>
     <w:pPr>
@@ -7386,6 +8652,17 @@
       <w:rFonts w:ascii="Courier New" w:eastAsia="Times New Roman" w:hAnsi="Courier New" w:cs="Courier New"/>
       <w:sz w:val="20"/>
       <w:szCs w:val="20"/>
+    </w:rPr>
+  </w:style>
+  <w:style w:type="character" w:styleId="Emphasis">
+    <w:name w:val="Emphasis"/>
+    <w:basedOn w:val="DefaultParagraphFont"/>
+    <w:uiPriority w:val="20"/>
+    <w:qFormat/>
+    <w:rsid w:val="00D823FA"/>
+    <w:rPr>
+      <w:i/>
+      <w:iCs/>
     </w:rPr>
   </w:style>
 </w:styles>
